--- a/samarite/AUDYT_SAMARITE.docx
+++ b/samarite/AUDYT_SAMARITE.docx
@@ -44,6 +44,50 @@
       </w:r>
       <w:r>
         <w:t xml:space="preserve">(samarite.eu)</w:t>
+      </w:r>
+    </w:p>
+    <w:p>
+      <w:pPr>
+        <w:pStyle w:val="Subtitle"/>
+      </w:pPr>
+      <w:r>
+        <w:t xml:space="preserve">Wersja</w:t>
+      </w:r>
+      <w:r>
+        <w:t xml:space="preserve"> </w:t>
+      </w:r>
+      <w:r>
+        <w:t xml:space="preserve">2</w:t>
+      </w:r>
+      <w:r>
+        <w:t xml:space="preserve"> </w:t>
+      </w:r>
+      <w:r>
+        <w:t xml:space="preserve">—</w:t>
+      </w:r>
+      <w:r>
+        <w:t xml:space="preserve"> </w:t>
+      </w:r>
+      <w:r>
+        <w:t xml:space="preserve">po</w:t>
+      </w:r>
+      <w:r>
+        <w:t xml:space="preserve"> </w:t>
+      </w:r>
+      <w:r>
+        <w:t xml:space="preserve">weryfikacji</w:t>
+      </w:r>
+      <w:r>
+        <w:t xml:space="preserve"> </w:t>
+      </w:r>
+      <w:r>
+        <w:t xml:space="preserve">drugiej</w:t>
+      </w:r>
+      <w:r>
+        <w:t xml:space="preserve"> </w:t>
+      </w:r>
+      <w:r>
+        <w:t xml:space="preserve">opinii</w:t>
       </w:r>
     </w:p>
     <w:p>
@@ -107,7 +151,7 @@
         <w:t xml:space="preserve">jak najwięcej sprzedaży przez własny sklep samarite.eu</w:t>
       </w:r>
       <w:r>
-        <w:t xml:space="preserve">, lepsza widoczność w Google i polecenia przez AI (ChatGPT, Google AI, Perplexity).</w:t>
+        <w:t xml:space="preserve">, lepsza widoczność w Google i większa szansa na polecenia przez AI (ChatGPT, Google AI, Perplexity).</w:t>
       </w:r>
     </w:p>
     <w:p>
@@ -119,7 +163,13 @@
           <w:bCs/>
           <w:b/>
         </w:rPr>
-        <w:t xml:space="preserve">3 największe straty:</w:t>
+        <w:t xml:space="preserve">Najpoważniejsze znalezione problemy</w:t>
+      </w:r>
+      <w:r>
+        <w:t xml:space="preserve"> </w:t>
+      </w:r>
+      <w:r>
+        <w:t xml:space="preserve">(to nie jest ranking strat finansowych — ten wymaga danych sprzedażowych, patrz pkt 1):</w:t>
       </w:r>
     </w:p>
     <w:p>
@@ -135,13 +185,13 @@
           <w:bCs/>
           <w:b/>
         </w:rPr>
-        <w:t xml:space="preserve">Strona główna na telefonie ładuje się ok. 14 s</w:t>
-      </w:r>
-      <w:r>
-        <w:t xml:space="preserve"> </w:t>
-      </w:r>
-      <w:r>
-        <w:t xml:space="preserve">(wynik 35/100, 21,9 MB) — głównie przez 4 filmy .mov (~19 MB).</w:t>
+        <w:t xml:space="preserve">Ciężkie filmy na stronie głównej</w:t>
+      </w:r>
+      <w:r>
+        <w:t xml:space="preserve"> </w:t>
+      </w:r>
+      <w:r>
+        <w:t xml:space="preserve">— w teście mobilnym pobrało się 11 plików .mov (13,7 MB), strona: wynik 35/100, główna treść po 14,1 s (test laboratoryjny).</w:t>
       </w:r>
     </w:p>
     <w:p>
@@ -157,13 +207,13 @@
           <w:bCs/>
           <w:b/>
         </w:rPr>
-        <w:t xml:space="preserve">Błędne dane produktu Divine Cream dla Google</w:t>
-      </w:r>
-      <w:r>
-        <w:t xml:space="preserve"> </w:t>
-      </w:r>
-      <w:r>
-        <w:t xml:space="preserve">— zła cena (269,99 zł zestawu Grand zamiast ceny 45 ml), brak EAN, opis = lista słów. Psuje Google Zakupy i wyniki z AI.</w:t>
+        <w:t xml:space="preserve">„Najniższa cena z 30 dni: 0,00” przy zestawach</w:t>
+      </w:r>
+      <w:r>
+        <w:t xml:space="preserve"> </w:t>
+      </w:r>
+      <w:r>
+        <w:t xml:space="preserve">— wymaga pilnej korekty.</w:t>
       </w:r>
     </w:p>
     <w:p>
@@ -179,13 +229,13 @@
           <w:bCs/>
           <w:b/>
         </w:rPr>
-        <w:t xml:space="preserve">Ryzyko prawne:</w:t>
-      </w:r>
-      <w:r>
-        <w:t xml:space="preserve"> </w:t>
-      </w:r>
-      <w:r>
-        <w:t xml:space="preserve">„Najniższa cena z 30 dni: 0,00” przy zestawach (Omnibus) oraz deklaracje typu „JEDYNY krem na ABSOLUTNIE WSZYSTKIE potrzeby skóry”.</w:t>
+        <w:t xml:space="preserve">Dane produktów dla Google</w:t>
+      </w:r>
+      <w:r>
+        <w:t xml:space="preserve"> </w:t>
+      </w:r>
+      <w:r>
+        <w:t xml:space="preserve">— opis w danych strukturalnych to lista fraz, brak EAN w kodzie strony, jeden adres oferty dla różnych wariantów.</w:t>
       </w:r>
     </w:p>
     <w:p>
@@ -197,43 +247,13 @@
           <w:bCs/>
           <w:b/>
         </w:rPr>
-        <w:t xml:space="preserve">3 najszybsze wygrane:</w:t>
-      </w:r>
-    </w:p>
-    <w:p>
-      <w:pPr>
-        <w:numPr>
-          <w:ilvl w:val="0"/>
-          <w:numId w:val="1002"/>
-        </w:numPr>
-        <w:pStyle w:val="Compact"/>
-      </w:pPr>
-      <w:r>
-        <w:t xml:space="preserve">Kompresja/lazy-load filmów → strona szybsza o kilkanaście sekund na telefonie.</w:t>
-      </w:r>
-    </w:p>
-    <w:p>
-      <w:pPr>
-        <w:numPr>
-          <w:ilvl w:val="0"/>
-          <w:numId w:val="1002"/>
-        </w:numPr>
-        <w:pStyle w:val="Compact"/>
-      </w:pPr>
-      <w:r>
-        <w:t xml:space="preserve">Gwiazdki 4,9/5 z 2096 opinii widoczne w Google (Merchant Center + oceny produktów).</w:t>
-      </w:r>
-    </w:p>
-    <w:p>
-      <w:pPr>
-        <w:numPr>
-          <w:ilvl w:val="0"/>
-          <w:numId w:val="1002"/>
-        </w:numPr>
-        <w:pStyle w:val="Compact"/>
-      </w:pPr>
-      <w:r>
-        <w:t xml:space="preserve">Poprawa tytułów, opisów i nagłówka H1 — praca na godziny, nie tygodnie.</w:t>
+        <w:t xml:space="preserve">Największa luka:</w:t>
+      </w:r>
+      <w:r>
+        <w:t xml:space="preserve"> </w:t>
+      </w:r>
+      <w:r>
+        <w:t xml:space="preserve">nie zbadano jeszcze ścieżki zakupu (koszyk, płatność, porzucenia, powtórne zakupy, marża). Pod cel „sprzedaż na samarite.eu” to pierwszy krok — pkt 1.</w:t>
       </w:r>
     </w:p>
     <w:bookmarkEnd w:id="20"/>
@@ -250,24 +270,24 @@
       <w:pPr>
         <w:numPr>
           <w:ilvl w:val="0"/>
-          <w:numId w:val="1003"/>
-        </w:numPr>
-        <w:pStyle w:val="Compact"/>
-      </w:pPr>
-      <w:r>
-        <w:t xml:space="preserve">Sprawdzone 23.10.2026 bezpośrednio na samarite.eu: kod stron (strona główna, Divine Cream, Divine Elixir, Eksperci, artykuł blogowy), robots.txt, sitemap.xml, llms.txt, dane strukturalne (schema.org), dostęp botów AI.</w:t>
-      </w:r>
-    </w:p>
-    <w:p>
-      <w:pPr>
-        <w:numPr>
-          <w:ilvl w:val="0"/>
-          <w:numId w:val="1003"/>
-        </w:numPr>
-        <w:pStyle w:val="Compact"/>
-      </w:pPr>
-      <w:r>
-        <w:t xml:space="preserve">Szybkość: Lighthouse 12 (test laboratoryjny, profil mobilny).</w:t>
+          <w:numId w:val="1002"/>
+        </w:numPr>
+        <w:pStyle w:val="Compact"/>
+      </w:pPr>
+      <w:r>
+        <w:t xml:space="preserve">Sprawdzone 23.10.2026 bezpośrednio na samarite.eu: kod stron (strona główna, Divine Cream w obu wariantach, Divine Elixir, Eksperci, artykuł blogowy), robots.txt, sitemap.xml, llms.txt, dane strukturalne schema.org.</w:t>
+      </w:r>
+    </w:p>
+    <w:p>
+      <w:pPr>
+        <w:numPr>
+          <w:ilvl w:val="0"/>
+          <w:numId w:val="1002"/>
+        </w:numPr>
+        <w:pStyle w:val="Compact"/>
+      </w:pPr>
+      <w:r>
+        <w:t xml:space="preserve">Szybkość: Lighthouse 12, emulacja telefonu (test laboratoryjny).</w:t>
       </w:r>
       <w:r>
         <w:t xml:space="preserve"> </w:t>
@@ -290,7 +310,7 @@
       <w:pPr>
         <w:numPr>
           <w:ilvl w:val="0"/>
-          <w:numId w:val="1003"/>
+          <w:numId w:val="1002"/>
         </w:numPr>
         <w:pStyle w:val="Compact"/>
       </w:pPr>
@@ -302,7 +322,7 @@
       <w:pPr>
         <w:numPr>
           <w:ilvl w:val="0"/>
-          <w:numId w:val="1003"/>
+          <w:numId w:val="1002"/>
         </w:numPr>
         <w:pStyle w:val="Compact"/>
       </w:pPr>
@@ -317,7 +337,35 @@
         <w:t xml:space="preserve"> </w:t>
       </w:r>
       <w:r>
-        <w:t xml:space="preserve">Search Console, Merchant Center, Google Ads, GA4 (brak dostępu), realnych wolumenów fraz, odpowiedzi ChatGPT/Google AI na pytania klientek (do zrobienia — patrz sekcja „Kolejne kroki”).</w:t>
+        <w:t xml:space="preserve">Search Console, Merchant Center, Google Ads, GA4, systemu sklepu, ścieżki zakupu do płatności, marży, logów serwera, wolumenów fraz, odpowiedzi AI na pytania klientek.</w:t>
+      </w:r>
+    </w:p>
+    <w:p>
+      <w:pPr>
+        <w:numPr>
+          <w:ilvl w:val="0"/>
+          <w:numId w:val="1002"/>
+        </w:numPr>
+        <w:pStyle w:val="Compact"/>
+      </w:pPr>
+      <w:r>
+        <w:t xml:space="preserve">Oznaczenie</w:t>
+      </w:r>
+      <w:r>
+        <w:t xml:space="preserve"> </w:t>
+      </w:r>
+      <w:r>
+        <w:rPr>
+          <w:bCs/>
+          <w:b/>
+        </w:rPr>
+        <w:t xml:space="preserve">WYMAGA SPRAWDZENIA</w:t>
+      </w:r>
+      <w:r>
+        <w:t xml:space="preserve"> </w:t>
+      </w:r>
+      <w:r>
+        <w:t xml:space="preserve">= hipoteza do potwierdzenia danymi.</w:t>
       </w:r>
     </w:p>
     <w:bookmarkEnd w:id="21"/>
@@ -334,7 +382,7 @@
       <w:pPr>
         <w:numPr>
           <w:ilvl w:val="0"/>
-          <w:numId w:val="1004"/>
+          <w:numId w:val="1003"/>
         </w:numPr>
         <w:pStyle w:val="Compact"/>
       </w:pPr>
@@ -359,7 +407,7 @@
       <w:pPr>
         <w:numPr>
           <w:ilvl w:val="0"/>
-          <w:numId w:val="1004"/>
+          <w:numId w:val="1003"/>
         </w:numPr>
         <w:pStyle w:val="Compact"/>
       </w:pPr>
@@ -371,19 +419,35 @@
       <w:pPr>
         <w:numPr>
           <w:ilvl w:val="0"/>
-          <w:numId w:val="1004"/>
-        </w:numPr>
-        <w:pStyle w:val="Compact"/>
-      </w:pPr>
-      <w:r>
-        <w:t xml:space="preserve">Bestsellery na stronie: Grand Divine Cream 4,9/5 (2096 opinii), Supreme Balm 5,0 (1081), Supreme Cleanser 5,0 (647), Divine Elixir 5,0 (1292).</w:t>
-      </w:r>
-    </w:p>
-    <w:p>
-      <w:pPr>
-        <w:numPr>
-          <w:ilvl w:val="0"/>
-          <w:numId w:val="1004"/>
+          <w:numId w:val="1003"/>
+        </w:numPr>
+        <w:pStyle w:val="Compact"/>
+      </w:pPr>
+      <w:r>
+        <w:t xml:space="preserve">Oceny</w:t>
+      </w:r>
+      <w:r>
+        <w:t xml:space="preserve"> </w:t>
+      </w:r>
+      <w:r>
+        <w:rPr>
+          <w:bCs/>
+          <w:b/>
+        </w:rPr>
+        <w:t xml:space="preserve">wyświetlane</w:t>
+      </w:r>
+      <w:r>
+        <w:t xml:space="preserve"> </w:t>
+      </w:r>
+      <w:r>
+        <w:t xml:space="preserve">w sklepie (autentyczności i sposobu zbierania nie weryfikowano): Grand Divine Cream 4,9/5 (2096 opinii), Supreme Balm 5,0 (1081), Supreme Cleanser 5,0 (647), Divine Elixir 5,0 (1292).</w:t>
+      </w:r>
+    </w:p>
+    <w:p>
+      <w:pPr>
+        <w:numPr>
+          <w:ilvl w:val="0"/>
+          <w:numId w:val="1003"/>
         </w:numPr>
         <w:pStyle w:val="Compact"/>
       </w:pPr>
@@ -395,7 +459,7 @@
       <w:pPr>
         <w:numPr>
           <w:ilvl w:val="0"/>
-          <w:numId w:val="1004"/>
+          <w:numId w:val="1003"/>
         </w:numPr>
         <w:pStyle w:val="Compact"/>
       </w:pPr>
@@ -407,7 +471,7 @@
       <w:pPr>
         <w:numPr>
           <w:ilvl w:val="0"/>
-          <w:numId w:val="1004"/>
+          <w:numId w:val="1003"/>
         </w:numPr>
         <w:pStyle w:val="Compact"/>
       </w:pPr>
@@ -419,12 +483,12 @@
       <w:pPr>
         <w:numPr>
           <w:ilvl w:val="0"/>
-          <w:numId w:val="1004"/>
-        </w:numPr>
-        <w:pStyle w:val="Compact"/>
-      </w:pPr>
-      <w:r>
-        <w:t xml:space="preserve">Google Ads: marka płaci za kampanię na własną nazwę (</w:t>
+          <w:numId w:val="1003"/>
+        </w:numPr>
+        <w:pStyle w:val="Compact"/>
+      </w:pPr>
+      <w:r>
+        <w:t xml:space="preserve">Google Ads: marka prowadzi kampanię na własną nazwę (</w:t>
       </w:r>
       <w:r>
         <w:rPr>
@@ -443,16 +507,69 @@
       <w:pPr>
         <w:numPr>
           <w:ilvl w:val="0"/>
-          <w:numId w:val="1004"/>
-        </w:numPr>
-        <w:pStyle w:val="Compact"/>
-      </w:pPr>
-      <w:r>
-        <w:t xml:space="preserve">Dystrybucja: perfumeria.pl ma tylko 2 produkty Samarité, oba niedostępne — sieci praktycznie nie zabierają sprzedaży.</w:t>
+          <w:numId w:val="1003"/>
+        </w:numPr>
+        <w:pStyle w:val="Compact"/>
+      </w:pPr>
+      <w:r>
+        <w:t xml:space="preserve">Strona Divine Cream: domyślnie wybrany wariant</w:t>
+      </w:r>
+      <w:r>
+        <w:t xml:space="preserve"> </w:t>
+      </w:r>
+      <w:r>
+        <w:rPr>
+          <w:bCs/>
+          <w:b/>
+        </w:rPr>
+        <w:t xml:space="preserve">Grand 2×45 ml — 269,99 zł</w:t>
+      </w:r>
+      <w:r>
+        <w:t xml:space="preserve">; wariant</w:t>
+      </w:r>
+      <w:r>
+        <w:t xml:space="preserve"> </w:t>
+      </w:r>
+      <w:r>
+        <w:rPr>
+          <w:bCs/>
+          <w:b/>
+        </w:rPr>
+        <w:t xml:space="preserve">45 ml (</w:t>
+      </w:r>
+      <w:r>
+        <w:rPr>
+          <w:rStyle w:val="VerbatimChar"/>
+          <w:bCs/>
+          <w:b/>
+        </w:rPr>
+        <w:t xml:space="preserve">?v=793</w:t>
+      </w:r>
+      <w:r>
+        <w:rPr>
+          <w:bCs/>
+          <w:b/>
+        </w:rPr>
+        <w:t xml:space="preserve">) — 149,99 zł</w:t>
+      </w:r>
+      <w:r>
+        <w:t xml:space="preserve">. Dane strukturalne zmieniają cenę zgodnie z wybranym wariantem.</w:t>
+      </w:r>
+    </w:p>
+    <w:p>
+      <w:pPr>
+        <w:numPr>
+          <w:ilvl w:val="0"/>
+          <w:numId w:val="1003"/>
+        </w:numPr>
+        <w:pStyle w:val="Compact"/>
+      </w:pPr>
+      <w:r>
+        <w:t xml:space="preserve">Promocje widoczne jednocześnie: 15% za zapis do newslettera, „2+1 / kod TRIO” (najtańszy za 1 gr), zestawy z ceną niższą od sumy produktów.</w:t>
       </w:r>
     </w:p>
     <w:bookmarkEnd w:id="22"/>
-    <w:bookmarkStart w:id="35" w:name="problemy-i-działania"/>
+    <w:bookmarkStart w:id="46" w:name="problemy-i-działania"/>
     <w:p>
       <w:pPr>
         <w:pStyle w:val="Heading1"/>
@@ -482,7 +599,7 @@
         <w:t xml:space="preserve"> </w:t>
       </w:r>
       <w:r>
-        <w:t xml:space="preserve">= zrobić w 1. tygodniu,</w:t>
+        <w:t xml:space="preserve">= 1. tydzień,</w:t>
       </w:r>
       <w:r>
         <w:t xml:space="preserve"> </w:t>
@@ -498,7 +615,7 @@
         <w:t xml:space="preserve"> </w:t>
       </w:r>
       <w:r>
-        <w:t xml:space="preserve">= 2–4 tydzień,</w:t>
+        <w:t xml:space="preserve">= tydzień 2–4,</w:t>
       </w:r>
       <w:r>
         <w:t xml:space="preserve"> </w:t>
@@ -517,17 +634,453 @@
         <w:t xml:space="preserve">= 2. miesiąc.</w:t>
       </w:r>
     </w:p>
-    <w:bookmarkStart w:id="23" w:name="szybkość-strony-na-telefonie-p1"/>
+    <w:bookmarkStart w:id="23" w:name="Xaf45b7fb9b705213bef1fdb68d8d8b022a28f91"/>
     <w:p>
       <w:pPr>
         <w:pStyle w:val="Heading2"/>
       </w:pPr>
       <w:r>
-        <w:t xml:space="preserve">1. Szybkość strony na telefonie — P1</w:t>
+        <w:t xml:space="preserve">1. Ścieżka zakupu i dane sprzedażowe — P1 (najpierw)</w:t>
+      </w:r>
+    </w:p>
+    <w:p>
+      <w:pPr>
+        <w:pStyle w:val="FirstParagraph"/>
+      </w:pPr>
+      <w:r>
+        <w:t xml:space="preserve">To diagnoza, która pokaże, gdzie sklep realnie traci pieniądze. Bez niej pozostałe priorytety są oparte na obserwacjach strony, nie na wynikach.</w:t>
       </w:r>
     </w:p>
     <w:tbl>
       <w:tblPr>
+        <w:tblStyle w:val="Table"/>
+        <w:tblW w:type="pct" w:w="5000"/>
+        <w:tblLook w:firstRow="1" w:lastRow="0" w:firstColumn="0" w:lastColumn="0" w:noHBand="0" w:noVBand="0" w:val="0020"/>
+        <w:jc w:val="start"/>
+      </w:tblPr>
+      <w:tblGrid>
+        <w:gridCol w:w="2640"/>
+        <w:gridCol w:w="2640"/>
+        <w:gridCol w:w="2640"/>
+      </w:tblGrid>
+      <w:tr>
+        <w:trPr>
+          <w:tblHeader w:val="true"/>
+        </w:trPr>
+        <w:tc>
+          <w:tcPr/>
+          <w:p>
+            <w:pPr>
+              <w:pStyle w:val="Compact"/>
+              <w:jc w:val="left"/>
+            </w:pPr>
+            <w:r>
+              <w:t xml:space="preserve">Co dokładnie</w:t>
+            </w:r>
+          </w:p>
+        </w:tc>
+        <w:tc>
+          <w:tcPr/>
+          <w:p>
+            <w:pPr>
+              <w:pStyle w:val="Compact"/>
+              <w:jc w:val="left"/>
+            </w:pPr>
+            <w:r>
+              <w:t xml:space="preserve">Gdzie</w:t>
+            </w:r>
+          </w:p>
+        </w:tc>
+        <w:tc>
+          <w:tcPr/>
+          <w:p>
+            <w:pPr>
+              <w:pStyle w:val="Compact"/>
+              <w:jc w:val="left"/>
+            </w:pPr>
+            <w:r>
+              <w:t xml:space="preserve">Dlaczego</w:t>
+            </w:r>
+          </w:p>
+        </w:tc>
+      </w:tr>
+      <w:tr>
+        <w:tc>
+          <w:tcPr/>
+          <w:p>
+            <w:pPr>
+              <w:pStyle w:val="Compact"/>
+              <w:jc w:val="left"/>
+            </w:pPr>
+            <w:r>
+              <w:t xml:space="preserve">Przejść zakup na 2–3 telefonach (iOS/Android): wybór wariantu → koszyk → kod rabatowy → dostawa → płatność</w:t>
+            </w:r>
+          </w:p>
+        </w:tc>
+        <w:tc>
+          <w:tcPr/>
+          <w:p>
+            <w:pPr>
+              <w:pStyle w:val="Compact"/>
+              <w:jc w:val="left"/>
+            </w:pPr>
+            <w:r>
+              <w:t xml:space="preserve">Sklep</w:t>
+            </w:r>
+          </w:p>
+        </w:tc>
+        <w:tc>
+          <w:tcPr/>
+          <w:p>
+            <w:pPr>
+              <w:pStyle w:val="Compact"/>
+              <w:jc w:val="left"/>
+            </w:pPr>
+            <w:r>
+              <w:t xml:space="preserve">Błąd na tym etapie traci klientki już gotowe do zakupu.</w:t>
+            </w:r>
+            <w:r>
+              <w:t xml:space="preserve"> </w:t>
+            </w:r>
+            <w:r>
+              <w:rPr>
+                <w:bCs/>
+                <w:b/>
+              </w:rPr>
+              <w:t xml:space="preserve">Obecność błędów: WYMAGA SPRAWDZENIA</w:t>
+            </w:r>
+          </w:p>
+        </w:tc>
+      </w:tr>
+      <w:tr>
+        <w:tc>
+          <w:tcPr/>
+          <w:p>
+            <w:pPr>
+              <w:pStyle w:val="Compact"/>
+              <w:jc w:val="left"/>
+            </w:pPr>
+            <w:r>
+              <w:t xml:space="preserve">Porównać zamówienia i przychód z systemu sklepu z GA4</w:t>
+            </w:r>
+          </w:p>
+        </w:tc>
+        <w:tc>
+          <w:tcPr/>
+          <w:p>
+            <w:pPr>
+              <w:pStyle w:val="Compact"/>
+              <w:jc w:val="left"/>
+            </w:pPr>
+            <w:r>
+              <w:t xml:space="preserve">Panel sklepu, GA4</w:t>
+            </w:r>
+          </w:p>
+        </w:tc>
+        <w:tc>
+          <w:tcPr/>
+          <w:p>
+            <w:pPr>
+              <w:pStyle w:val="Compact"/>
+              <w:jc w:val="left"/>
+            </w:pPr>
+            <w:r>
+              <w:t xml:space="preserve">Czy pomiar jest wiarygodny, zanim na nim oprzemy decyzje</w:t>
+            </w:r>
+          </w:p>
+        </w:tc>
+      </w:tr>
+      <w:tr>
+        <w:tc>
+          <w:tcPr/>
+          <w:p>
+            <w:pPr>
+              <w:pStyle w:val="Compact"/>
+              <w:jc w:val="left"/>
+            </w:pPr>
+            <w:r>
+              <w:t xml:space="preserve">Lejek zakupu wg urządzenia i źródła ruchu: wejście → karta → koszyk → checkout → zakup</w:t>
+            </w:r>
+          </w:p>
+        </w:tc>
+        <w:tc>
+          <w:tcPr/>
+          <w:p>
+            <w:pPr>
+              <w:pStyle w:val="Compact"/>
+              <w:jc w:val="left"/>
+            </w:pPr>
+            <w:r>
+              <w:t xml:space="preserve">GA4</w:t>
+            </w:r>
+          </w:p>
+        </w:tc>
+        <w:tc>
+          <w:tcPr/>
+          <w:p>
+            <w:pPr>
+              <w:pStyle w:val="Compact"/>
+              <w:jc w:val="left"/>
+            </w:pPr>
+            <w:r>
+              <w:t xml:space="preserve">Pokazuje, na którym etapie i na jakim urządzeniu odpadają klientki</w:t>
+            </w:r>
+          </w:p>
+        </w:tc>
+      </w:tr>
+      <w:tr>
+        <w:tc>
+          <w:tcPr/>
+          <w:p>
+            <w:pPr>
+              <w:pStyle w:val="Compact"/>
+              <w:jc w:val="left"/>
+            </w:pPr>
+            <w:r>
+              <w:t xml:space="preserve">Sprawdzić nieudane płatności i porzucone koszyki</w:t>
+            </w:r>
+          </w:p>
+        </w:tc>
+        <w:tc>
+          <w:tcPr/>
+          <w:p>
+            <w:pPr>
+              <w:pStyle w:val="Compact"/>
+              <w:jc w:val="left"/>
+            </w:pPr>
+            <w:r>
+              <w:t xml:space="preserve">Panel sklepu / operator płatności</w:t>
+            </w:r>
+          </w:p>
+        </w:tc>
+        <w:tc>
+          <w:tcPr/>
+          <w:p>
+            <w:pPr>
+              <w:pStyle w:val="Compact"/>
+              <w:jc w:val="left"/>
+            </w:pPr>
+            <w:r>
+              <w:t xml:space="preserve">Bezpośrednio utracona sprzedaż</w:t>
+            </w:r>
+          </w:p>
+        </w:tc>
+      </w:tr>
+      <w:tr>
+        <w:tc>
+          <w:tcPr/>
+          <w:p>
+            <w:pPr>
+              <w:pStyle w:val="Compact"/>
+              <w:jc w:val="left"/>
+            </w:pPr>
+            <w:r>
+              <w:t xml:space="preserve">Najważniejsze strony wejścia (z reklam i Google)</w:t>
+            </w:r>
+          </w:p>
+        </w:tc>
+        <w:tc>
+          <w:tcPr/>
+          <w:p>
+            <w:pPr>
+              <w:pStyle w:val="Compact"/>
+              <w:jc w:val="left"/>
+            </w:pPr>
+            <w:r>
+              <w:t xml:space="preserve">GA4, Search Console</w:t>
+            </w:r>
+          </w:p>
+        </w:tc>
+        <w:tc>
+          <w:tcPr/>
+          <w:p>
+            <w:pPr>
+              <w:pStyle w:val="Compact"/>
+              <w:jc w:val="left"/>
+            </w:pPr>
+            <w:r>
+              <w:t xml:space="preserve">Optymalizować te strony w pierwszej kolejności, nie tylko stronę główną</w:t>
+            </w:r>
+          </w:p>
+        </w:tc>
+      </w:tr>
+    </w:tbl>
+    <w:bookmarkEnd w:id="23"/>
+    <w:bookmarkStart w:id="25" w:name="cena-najniższa-cena-z-30-dni-000-p1"/>
+    <w:p>
+      <w:pPr>
+        <w:pStyle w:val="Heading2"/>
+      </w:pPr>
+      <w:r>
+        <w:t xml:space="preserve">2. Cena „Najniższa cena z 30 dni: 0,00” — P1</w:t>
+      </w:r>
+    </w:p>
+    <w:p>
+      <w:pPr>
+        <w:numPr>
+          <w:ilvl w:val="0"/>
+          <w:numId w:val="1004"/>
+        </w:numPr>
+        <w:pStyle w:val="Compact"/>
+      </w:pPr>
+      <w:r>
+        <w:rPr>
+          <w:bCs/>
+          <w:b/>
+        </w:rPr>
+        <w:t xml:space="preserve">Gdzie:</w:t>
+      </w:r>
+      <w:r>
+        <w:t xml:space="preserve"> </w:t>
+      </w:r>
+      <w:r>
+        <w:t xml:space="preserve">zestawy Mini Basic Set, Holy Grail Set, Anti-Aging Set, Ready to Go Set, All Set (strona główna i sekcje „W zestawie” na kartach produktów).</w:t>
+      </w:r>
+    </w:p>
+    <w:p>
+      <w:pPr>
+        <w:numPr>
+          <w:ilvl w:val="0"/>
+          <w:numId w:val="1004"/>
+        </w:numPr>
+        <w:pStyle w:val="Compact"/>
+      </w:pPr>
+      <w:r>
+        <w:rPr>
+          <w:bCs/>
+          <w:b/>
+        </w:rPr>
+        <w:t xml:space="preserve">Co zrobić:</w:t>
+      </w:r>
+    </w:p>
+    <w:p>
+      <w:pPr>
+        <w:numPr>
+          <w:ilvl w:val="1"/>
+          <w:numId w:val="1005"/>
+        </w:numPr>
+        <w:pStyle w:val="Compact"/>
+      </w:pPr>
+      <w:r>
+        <w:t xml:space="preserve">Sprawdzić historię cen każdego zestawu i rodzaj komunikacji (obniżka ceny zestawu czy porównanie z sumą produktów kupowanych osobno).</w:t>
+      </w:r>
+    </w:p>
+    <w:p>
+      <w:pPr>
+        <w:numPr>
+          <w:ilvl w:val="1"/>
+          <w:numId w:val="1005"/>
+        </w:numPr>
+        <w:pStyle w:val="Compact"/>
+      </w:pPr>
+      <w:r>
+        <w:t xml:space="preserve">Jeśli to obniżka — pokazać rzeczywistą najniższą cenę z 30 dni przed obniżką.</w:t>
+      </w:r>
+    </w:p>
+    <w:p>
+      <w:pPr>
+        <w:numPr>
+          <w:ilvl w:val="1"/>
+          <w:numId w:val="1005"/>
+        </w:numPr>
+        <w:pStyle w:val="Compact"/>
+      </w:pPr>
+      <w:r>
+        <w:t xml:space="preserve">Jeśli to tylko porównanie z sumą produktów — nie wyświetlać pola „0,00”, a porównanie opisać jednoznacznie.</w:t>
+      </w:r>
+    </w:p>
+    <w:p>
+      <w:pPr>
+        <w:numPr>
+          <w:ilvl w:val="1"/>
+          <w:numId w:val="1005"/>
+        </w:numPr>
+        <w:pStyle w:val="Compact"/>
+      </w:pPr>
+      <w:r>
+        <w:t xml:space="preserve">Nie wpisywać mechanicznie przypadkowej kwoty.</w:t>
+      </w:r>
+    </w:p>
+    <w:p>
+      <w:pPr>
+        <w:numPr>
+          <w:ilvl w:val="0"/>
+          <w:numId w:val="1004"/>
+        </w:numPr>
+        <w:pStyle w:val="Compact"/>
+      </w:pPr>
+      <w:r>
+        <w:rPr>
+          <w:bCs/>
+          <w:b/>
+        </w:rPr>
+        <w:t xml:space="preserve">Dlaczego:</w:t>
+      </w:r>
+      <w:r>
+        <w:t xml:space="preserve"> </w:t>
+      </w:r>
+      <w:r>
+        <w:t xml:space="preserve">wiarygodność oferty i zgodność z przepisami o informowaniu o obniżkach (Omnibus).</w:t>
+      </w:r>
+      <w:r>
+        <w:t xml:space="preserve"> </w:t>
+      </w:r>
+      <w:r>
+        <w:rPr>
+          <w:bCs/>
+          <w:b/>
+        </w:rPr>
+        <w:t xml:space="preserve">Ocenę prawną potwierdzić z prawnikiem.</w:t>
+      </w:r>
+    </w:p>
+    <w:p>
+      <w:pPr>
+        <w:numPr>
+          <w:ilvl w:val="0"/>
+          <w:numId w:val="1004"/>
+        </w:numPr>
+        <w:pStyle w:val="Compact"/>
+      </w:pPr>
+      <w:r>
+        <w:t xml:space="preserve">Źródło:</w:t>
+      </w:r>
+      <w:r>
+        <w:t xml:space="preserve"> </w:t>
+      </w:r>
+      <w:hyperlink r:id="rId24">
+        <w:r>
+          <w:rPr>
+            <w:rStyle w:val="Hyperlink"/>
+          </w:rPr>
+          <w:t xml:space="preserve">UOKiK — informacje o obniżkach cen</w:t>
+        </w:r>
+      </w:hyperlink>
+    </w:p>
+    <w:bookmarkEnd w:id="25"/>
+    <w:bookmarkStart w:id="28" w:name="X23e7396c6d6dde67a58bbb48a1af08f4832b60a"/>
+    <w:p>
+      <w:pPr>
+        <w:pStyle w:val="Heading2"/>
+      </w:pPr>
+      <w:r>
+        <w:t xml:space="preserve">3. Szybkość — strona główna i karty produktów — P1</w:t>
+      </w:r>
+    </w:p>
+    <w:p>
+      <w:pPr>
+        <w:pStyle w:val="FirstParagraph"/>
+      </w:pPr>
+      <w:r>
+        <w:rPr>
+          <w:bCs/>
+          <w:b/>
+        </w:rPr>
+        <w:t xml:space="preserve">Wyniki testu laboratoryjnego (Lighthouse, emulacja telefonu):</w:t>
+      </w:r>
+    </w:p>
+    <w:tbl>
+      <w:tblPr>
+        <w:tblStyle w:val="Table"/>
         <w:tblW w:type="pct" w:w="5000"/>
         <w:tblLook w:firstRow="1" w:lastRow="0" w:firstColumn="0" w:lastColumn="0" w:noHBand="0" w:noVBand="0" w:val="0020"/>
         <w:jc w:val="start"/>
@@ -734,7 +1287,7 @@
         <w:pStyle w:val="BodyText"/>
       </w:pPr>
       <w:r>
-        <w:t xml:space="preserve">Norma Google dla dobrego wyniku: LCP ≤ 2,5 s.</w:t>
+        <w:t xml:space="preserve">Norma Google dla dobrego LCP: ≤ 2,5 s.</w:t>
       </w:r>
     </w:p>
     <w:p>
@@ -746,98 +1299,124 @@
           <w:bCs/>
           <w:b/>
         </w:rPr>
-        <w:t xml:space="preserve">Przyczyny (strona główna):</w:t>
-      </w:r>
-    </w:p>
-    <w:p>
-      <w:pPr>
-        <w:numPr>
-          <w:ilvl w:val="0"/>
-          <w:numId w:val="1005"/>
-        </w:numPr>
-        <w:pStyle w:val="Compact"/>
-      </w:pPr>
+        <w:t xml:space="preserve">Co ustalono:</w:t>
+      </w:r>
+    </w:p>
+    <w:p>
+      <w:pPr>
+        <w:numPr>
+          <w:ilvl w:val="0"/>
+          <w:numId w:val="1006"/>
+        </w:numPr>
+        <w:pStyle w:val="Compact"/>
+      </w:pPr>
+      <w:r>
+        <w:t xml:space="preserve">W teście mobilnym pobrało się</w:t>
+      </w:r>
+      <w:r>
+        <w:t xml:space="preserve"> </w:t>
+      </w:r>
+      <w:r>
+        <w:rPr>
+          <w:bCs/>
+          <w:b/>
+        </w:rPr>
+        <w:t xml:space="preserve">11 żądań plików .mov — 13,7 MB</w:t>
+      </w:r>
+      <w:r>
+        <w:t xml:space="preserve">. Pliki źródłowe:</w:t>
+      </w:r>
+      <w:r>
+        <w:t xml:space="preserve"> </w:t>
+      </w:r>
       <w:r>
         <w:rPr>
           <w:rStyle w:val="VerbatimChar"/>
         </w:rPr>
-        <w:t xml:space="preserve">baner-bajka-1080x2400-cta-....mov</w:t>
-      </w:r>
-      <w:r>
-        <w:t xml:space="preserve"> </w:t>
-      </w:r>
-      <w:r>
-        <w:t xml:space="preserve">— 6,1 MB</w:t>
-      </w:r>
-    </w:p>
-    <w:p>
-      <w:pPr>
-        <w:numPr>
-          <w:ilvl w:val="0"/>
-          <w:numId w:val="1005"/>
-        </w:numPr>
-        <w:pStyle w:val="Compact"/>
-      </w:pPr>
+        <w:t xml:space="preserve">baner-bajka-1080x2400-cta</w:t>
+      </w:r>
+      <w:r>
+        <w:t xml:space="preserve"> </w:t>
+      </w:r>
+      <w:r>
+        <w:t xml:space="preserve">(6,1 MB),</w:t>
+      </w:r>
+      <w:r>
+        <w:t xml:space="preserve"> </w:t>
+      </w:r>
       <w:r>
         <w:rPr>
           <w:rStyle w:val="VerbatimChar"/>
         </w:rPr>
-        <w:t xml:space="preserve">film-o-marce-baner-desktop-....mov</w:t>
-      </w:r>
-      <w:r>
-        <w:t xml:space="preserve"> </w:t>
-      </w:r>
-      <w:r>
-        <w:t xml:space="preserve">— 6,1 MB</w:t>
-      </w:r>
-    </w:p>
-    <w:p>
-      <w:pPr>
-        <w:numPr>
-          <w:ilvl w:val="0"/>
-          <w:numId w:val="1005"/>
-        </w:numPr>
-        <w:pStyle w:val="Compact"/>
-      </w:pPr>
+        <w:t xml:space="preserve">film-o-marce-baner-desktop</w:t>
+      </w:r>
+      <w:r>
+        <w:t xml:space="preserve"> </w:t>
+      </w:r>
+      <w:r>
+        <w:t xml:space="preserve">(6,1 MB),</w:t>
+      </w:r>
+      <w:r>
+        <w:t xml:space="preserve"> </w:t>
+      </w:r>
       <w:r>
         <w:rPr>
           <w:rStyle w:val="VerbatimChar"/>
         </w:rPr>
-        <w:t xml:space="preserve">film-koe-desktop-....mov</w:t>
-      </w:r>
-      <w:r>
-        <w:t xml:space="preserve"> </w:t>
-      </w:r>
-      <w:r>
-        <w:t xml:space="preserve">— 3,5 MB (wczytywany także na telefonie)</w:t>
-      </w:r>
-    </w:p>
-    <w:p>
-      <w:pPr>
-        <w:numPr>
-          <w:ilvl w:val="0"/>
-          <w:numId w:val="1005"/>
-        </w:numPr>
-        <w:pStyle w:val="Compact"/>
-      </w:pPr>
+        <w:t xml:space="preserve">film-koe-desktop</w:t>
+      </w:r>
+      <w:r>
+        <w:t xml:space="preserve"> </w:t>
+      </w:r>
+      <w:r>
+        <w:t xml:space="preserve">(3,5 MB),</w:t>
+      </w:r>
+      <w:r>
+        <w:t xml:space="preserve"> </w:t>
+      </w:r>
       <w:r>
         <w:rPr>
           <w:rStyle w:val="VerbatimChar"/>
         </w:rPr>
-        <w:t xml:space="preserve">film-koe-mobile-....mov</w:t>
-      </w:r>
-      <w:r>
-        <w:t xml:space="preserve"> </w:t>
-      </w:r>
-      <w:r>
-        <w:t xml:space="preserve">— 3,1 MB</w:t>
-      </w:r>
-    </w:p>
-    <w:p>
-      <w:pPr>
-        <w:numPr>
-          <w:ilvl w:val="0"/>
-          <w:numId w:val="1005"/>
+        <w:t xml:space="preserve">film-koe-mobile</w:t>
+      </w:r>
+      <w:r>
+        <w:t xml:space="preserve"> </w:t>
+      </w:r>
+      <w:r>
+        <w:t xml:space="preserve">(3,1 MB).</w:t>
+      </w:r>
+    </w:p>
+    <w:p>
+      <w:pPr>
+        <w:numPr>
+          <w:ilvl w:val="0"/>
+          <w:numId w:val="1006"/>
+        </w:numPr>
+        <w:pStyle w:val="Compact"/>
+      </w:pPr>
+      <w:r>
+        <w:t xml:space="preserve">Odpowiedź serwera: 140 ms —</w:t>
+      </w:r>
+      <w:r>
+        <w:t xml:space="preserve"> </w:t>
+      </w:r>
+      <w:r>
+        <w:rPr>
+          <w:bCs/>
+          <w:b/>
+        </w:rPr>
+        <w:t xml:space="preserve">serwer nie jest przyczyną</w:t>
+      </w:r>
+      <w:r>
+        <w:t xml:space="preserve">.</w:t>
+      </w:r>
+    </w:p>
+    <w:p>
+      <w:pPr>
+        <w:numPr>
+          <w:ilvl w:val="0"/>
+          <w:numId w:val="1006"/>
         </w:numPr>
         <w:pStyle w:val="Compact"/>
       </w:pPr>
@@ -847,6 +1426,25 @@
     </w:p>
     <w:p>
       <w:pPr>
+        <w:numPr>
+          <w:ilvl w:val="0"/>
+          <w:numId w:val="1006"/>
+        </w:numPr>
+        <w:pStyle w:val="Compact"/>
+      </w:pPr>
+      <w:r>
+        <w:rPr>
+          <w:bCs/>
+          <w:b/>
+        </w:rPr>
+        <w:t xml:space="preserve">Nie ustalono</w:t>
+      </w:r>
+      <w:r>
+        <w:t xml:space="preserve">, który element odpowiada za LCP — Lighthouse go nie wskazał. Dlatego nie da się z góry podać, ile sekund przyniesie sama optymalizacja filmów.</w:t>
+      </w:r>
+    </w:p>
+    <w:p>
+      <w:pPr>
         <w:pStyle w:val="FirstParagraph"/>
       </w:pPr>
       <w:r>
@@ -861,72 +1459,145 @@
       <w:pPr>
         <w:numPr>
           <w:ilvl w:val="0"/>
-          <w:numId w:val="1006"/>
-        </w:numPr>
-        <w:pStyle w:val="Compact"/>
-      </w:pPr>
-      <w:r>
-        <w:t xml:space="preserve">Przekonwertować filmy do MP4 (H.264) i/lub WebM, cel ≤ 1–1,5 MB każdy.</w:t>
-      </w:r>
-    </w:p>
-    <w:p>
-      <w:pPr>
-        <w:numPr>
-          <w:ilvl w:val="0"/>
-          <w:numId w:val="1006"/>
-        </w:numPr>
-        <w:pStyle w:val="Compact"/>
-      </w:pPr>
-      <w:r>
-        <w:t xml:space="preserve">Dodać obraz zastępczy (poster) i ładować film dopiero po wejściu w widok lub po kliknięciu;</w:t>
-      </w:r>
-      <w:r>
-        <w:t xml:space="preserve"> </w:t>
-      </w:r>
-      <w:r>
-        <w:rPr>
-          <w:rStyle w:val="VerbatimChar"/>
-        </w:rPr>
-        <w:t xml:space="preserve">preload="none"</w:t>
-      </w:r>
+          <w:numId w:val="1007"/>
+        </w:numPr>
+        <w:pStyle w:val="Compact"/>
+      </w:pPr>
+      <w:r>
+        <w:t xml:space="preserve">Ustalić element LCP (PageSpeed Insights / Chrome DevTools → Performance) dla strony głównej i najważniejszych kart produktów.</w:t>
+      </w:r>
+    </w:p>
+    <w:p>
+      <w:pPr>
+        <w:numPr>
+          <w:ilvl w:val="0"/>
+          <w:numId w:val="1007"/>
+        </w:numPr>
+        <w:pStyle w:val="Compact"/>
+      </w:pPr>
+      <w:r>
+        <w:t xml:space="preserve">Przekonwertować filmy do MP4 (H.264) i/lub WebM, cel ≤ 1–1,5 MB każdy; na telefonie nie ładować wersji desktopowych.</w:t>
+      </w:r>
+    </w:p>
+    <w:p>
+      <w:pPr>
+        <w:numPr>
+          <w:ilvl w:val="0"/>
+          <w:numId w:val="1007"/>
+        </w:numPr>
+        <w:pStyle w:val="Compact"/>
+      </w:pPr>
+      <w:r>
+        <w:t xml:space="preserve">Filmy</w:t>
+      </w:r>
+      <w:r>
+        <w:t xml:space="preserve"> </w:t>
+      </w:r>
+      <w:r>
+        <w:rPr>
+          <w:bCs/>
+          <w:b/>
+        </w:rPr>
+        <w:t xml:space="preserve">poniżej pierwszego ekranu</w:t>
+      </w:r>
+      <w:r>
+        <w:t xml:space="preserve">: obraz zastępczy (poster) + ładowanie po wejściu w widok.</w:t>
+      </w:r>
+      <w:r>
+        <w:t xml:space="preserve"> </w:t>
+      </w:r>
+      <w:r>
+        <w:rPr>
+          <w:bCs/>
+          <w:b/>
+        </w:rPr>
+        <w:t xml:space="preserve">Elementu LCP nie ładować leniwie</w:t>
+      </w:r>
+      <w:r>
+        <w:t xml:space="preserve"> </w:t>
+      </w:r>
+      <w:r>
+        <w:t xml:space="preserve">— to by go opóźniło.</w:t>
+      </w:r>
+    </w:p>
+    <w:p>
+      <w:pPr>
+        <w:numPr>
+          <w:ilvl w:val="0"/>
+          <w:numId w:val="1007"/>
+        </w:numPr>
+        <w:pStyle w:val="Compact"/>
+      </w:pPr>
+      <w:r>
+        <w:t xml:space="preserve">Przejrzeć tagi w GTM, usunąć nieużywane.</w:t>
+      </w:r>
+    </w:p>
+    <w:p>
+      <w:pPr>
+        <w:numPr>
+          <w:ilvl w:val="0"/>
+          <w:numId w:val="1007"/>
+        </w:numPr>
+        <w:pStyle w:val="Compact"/>
+      </w:pPr>
+      <w:r>
+        <w:t xml:space="preserve">Powtórzyć pomiar i sprawdzić raport Core Web Vitals w Search Console (dane realnych użytkowników).</w:t>
+      </w:r>
+    </w:p>
+    <w:p>
+      <w:pPr>
+        <w:pStyle w:val="FirstParagraph"/>
+      </w:pPr>
+      <w:r>
+        <w:rPr>
+          <w:bCs/>
+          <w:b/>
+        </w:rPr>
+        <w:t xml:space="preserve">Dlaczego:</w:t>
+      </w:r>
+      <w:r>
+        <w:t xml:space="preserve"> </w:t>
+      </w:r>
+      <w:r>
+        <w:t xml:space="preserve">ciężkie strony na telefonie zwiększają ryzyko porzucenia wizyty, w tym wizyt opłaconych reklamą. Źródła:</w:t>
+      </w:r>
+      <w:r>
+        <w:t xml:space="preserve"> </w:t>
+      </w:r>
+      <w:hyperlink r:id="rId26">
+        <w:r>
+          <w:rPr>
+            <w:rStyle w:val="Hyperlink"/>
+          </w:rPr>
+          <w:t xml:space="preserve">Web Vitals</w:t>
+        </w:r>
+      </w:hyperlink>
+      <w:r>
+        <w:t xml:space="preserve">,</w:t>
+      </w:r>
+      <w:r>
+        <w:t xml:space="preserve"> </w:t>
+      </w:r>
+      <w:hyperlink r:id="rId27">
+        <w:r>
+          <w:rPr>
+            <w:rStyle w:val="Hyperlink"/>
+          </w:rPr>
+          <w:t xml:space="preserve">metryki wydajności</w:t>
+        </w:r>
+      </w:hyperlink>
       <w:r>
         <w:t xml:space="preserve">.</w:t>
       </w:r>
     </w:p>
-    <w:p>
-      <w:pPr>
-        <w:numPr>
-          <w:ilvl w:val="0"/>
-          <w:numId w:val="1006"/>
-        </w:numPr>
-        <w:pStyle w:val="Compact"/>
-      </w:pPr>
-      <w:r>
-        <w:t xml:space="preserve">Na telefonie nie ładować wersji desktopowych.</w:t>
-      </w:r>
-    </w:p>
-    <w:p>
-      <w:pPr>
-        <w:numPr>
-          <w:ilvl w:val="0"/>
-          <w:numId w:val="1006"/>
-        </w:numPr>
-        <w:pStyle w:val="Compact"/>
-      </w:pPr>
-      <w:r>
-        <w:t xml:space="preserve">Przejrzeć tagi w GTM i usunąć nieużywane.</w:t>
-      </w:r>
-    </w:p>
-    <w:p>
-      <w:pPr>
-        <w:numPr>
-          <w:ilvl w:val="0"/>
-          <w:numId w:val="1006"/>
-        </w:numPr>
-        <w:pStyle w:val="Compact"/>
-      </w:pPr>
-      <w:r>
-        <w:t xml:space="preserve">Po wdrożeniu: sprawdzić PageSpeed Insights i raport Core Web Vitals w Search Console.</w:t>
+    <w:bookmarkEnd w:id="28"/>
+    <w:bookmarkStart w:id="31" w:name="merchant-center-p1"/>
+    <w:p>
+      <w:pPr>
+        <w:pStyle w:val="Heading2"/>
+      </w:pPr>
+      <w:r>
+        <w:t xml:space="preserve">4. Merchant Center — P1</w:t>
       </w:r>
     </w:p>
     <w:p>
@@ -934,129 +1605,164 @@
         <w:pStyle w:val="FirstParagraph"/>
       </w:pPr>
       <w:r>
-        <w:rPr>
-          <w:bCs/>
-          <w:b/>
-        </w:rPr>
-        <w:t xml:space="preserve">Dlaczego:</w:t>
-      </w:r>
-      <w:r>
-        <w:t xml:space="preserve"> </w:t>
-      </w:r>
-      <w:r>
-        <w:t xml:space="preserve">wolna strona na telefonie = porzucone wizyty i koszyki, za które marka często płaci reklamą. Szybkość jest też czynnikiem w Google.</w:t>
-      </w:r>
-    </w:p>
-    <w:bookmarkEnd w:id="23"/>
-    <w:bookmarkStart w:id="24" w:name="najniższa-cena-z-30-dni-000-p1"/>
+        <w:t xml:space="preserve">Właścicielka ma dostęp. Sprawdzić:</w:t>
+      </w:r>
+    </w:p>
+    <w:p>
+      <w:pPr>
+        <w:numPr>
+          <w:ilvl w:val="0"/>
+          <w:numId w:val="1008"/>
+        </w:numPr>
+        <w:pStyle w:val="Compact"/>
+      </w:pPr>
+      <w:r>
+        <w:t xml:space="preserve">Diagnostykę: odrzucone produkty, niezgodności ceny i dostępności, warianty, linki prowadzące do właściwego wariantu.</w:t>
+      </w:r>
+    </w:p>
+    <w:p>
+      <w:pPr>
+        <w:numPr>
+          <w:ilvl w:val="0"/>
+          <w:numId w:val="1008"/>
+        </w:numPr>
+        <w:pStyle w:val="Compact"/>
+      </w:pPr>
+      <w:r>
+        <w:t xml:space="preserve">Czy przekazywane są</w:t>
+      </w:r>
+      <w:r>
+        <w:t xml:space="preserve"> </w:t>
+      </w:r>
+      <w:r>
+        <w:rPr>
+          <w:bCs/>
+          <w:b/>
+        </w:rPr>
+        <w:t xml:space="preserve">GTIN/EAN</w:t>
+      </w:r>
+      <w:r>
+        <w:t xml:space="preserve"> </w:t>
+      </w:r>
+      <w:r>
+        <w:t xml:space="preserve">— jeśli produkt ma nadany kod, przekazać właściwy dla danego produktu lub zestawu;</w:t>
+      </w:r>
+      <w:r>
+        <w:t xml:space="preserve"> </w:t>
+      </w:r>
+      <w:r>
+        <w:rPr>
+          <w:bCs/>
+          <w:b/>
+        </w:rPr>
+        <w:t xml:space="preserve">nie wymyślać kodów</w:t>
+      </w:r>
+      <w:r>
+        <w:t xml:space="preserve">. Brak w kodzie strony nie przesądza o braku w Merchant Center.</w:t>
+      </w:r>
+    </w:p>
+    <w:p>
+      <w:pPr>
+        <w:numPr>
+          <w:ilvl w:val="0"/>
+          <w:numId w:val="1008"/>
+        </w:numPr>
+        <w:pStyle w:val="Compact"/>
+      </w:pPr>
+      <w:r>
+        <w:t xml:space="preserve">Czy włączone są bezpłatne informacje o produktach.</w:t>
+      </w:r>
+    </w:p>
+    <w:p>
+      <w:pPr>
+        <w:numPr>
+          <w:ilvl w:val="0"/>
+          <w:numId w:val="1008"/>
+        </w:numPr>
+        <w:pStyle w:val="Compact"/>
+      </w:pPr>
+      <w:r>
+        <w:t xml:space="preserve">Program</w:t>
+      </w:r>
+      <w:r>
+        <w:t xml:space="preserve"> </w:t>
+      </w:r>
+      <w:r>
+        <w:rPr>
+          <w:bCs/>
+          <w:b/>
+        </w:rPr>
+        <w:t xml:space="preserve">Product Ratings</w:t>
+      </w:r>
+      <w:r>
+        <w:t xml:space="preserve"> </w:t>
+      </w:r>
+      <w:r>
+        <w:t xml:space="preserve">(oceny produktów w Zakupach): sprawdzić wymagania i czy sklep może przekazywać opinie. Gwiazdki są możliwym efektem,</w:t>
+      </w:r>
+      <w:r>
+        <w:t xml:space="preserve"> </w:t>
+      </w:r>
+      <w:r>
+        <w:rPr>
+          <w:bCs/>
+          <w:b/>
+        </w:rPr>
+        <w:t xml:space="preserve">nie gwarancją</w:t>
+      </w:r>
+      <w:r>
+        <w:t xml:space="preserve"> </w:t>
+      </w:r>
+      <w:r>
+        <w:t xml:space="preserve">— Google decyduje o wyświetleniu, a liczba i średnia mogą się różnić od tych w sklepie.</w:t>
+      </w:r>
+    </w:p>
+    <w:p>
+      <w:pPr>
+        <w:pStyle w:val="FirstParagraph"/>
+      </w:pPr>
+      <w:r>
+        <w:t xml:space="preserve">Źródła:</w:t>
+      </w:r>
+      <w:r>
+        <w:t xml:space="preserve"> </w:t>
+      </w:r>
+      <w:hyperlink r:id="rId29">
+        <w:r>
+          <w:rPr>
+            <w:rStyle w:val="Hyperlink"/>
+          </w:rPr>
+          <w:t xml:space="preserve">GTIN</w:t>
+        </w:r>
+      </w:hyperlink>
+      <w:r>
+        <w:t xml:space="preserve">,</w:t>
+      </w:r>
+      <w:r>
+        <w:t xml:space="preserve"> </w:t>
+      </w:r>
+      <w:hyperlink r:id="rId30">
+        <w:r>
+          <w:rPr>
+            <w:rStyle w:val="Hyperlink"/>
+          </w:rPr>
+          <w:t xml:space="preserve">Product Ratings</w:t>
+        </w:r>
+      </w:hyperlink>
+    </w:p>
+    <w:bookmarkEnd w:id="31"/>
+    <w:bookmarkStart w:id="34" w:name="dane-produktów-na-stronie-schema.org-p2"/>
     <w:p>
       <w:pPr>
         <w:pStyle w:val="Heading2"/>
       </w:pPr>
       <w:r>
-        <w:t xml:space="preserve">2. „Najniższa cena z 30 dni: 0,00” — P1</w:t>
-      </w:r>
-    </w:p>
-    <w:p>
-      <w:pPr>
-        <w:numPr>
-          <w:ilvl w:val="0"/>
-          <w:numId w:val="1007"/>
-        </w:numPr>
-        <w:pStyle w:val="Compact"/>
-      </w:pPr>
-      <w:r>
-        <w:rPr>
-          <w:bCs/>
-          <w:b/>
-        </w:rPr>
-        <w:t xml:space="preserve">Gdzie:</w:t>
-      </w:r>
-      <w:r>
-        <w:t xml:space="preserve"> </w:t>
-      </w:r>
-      <w:r>
-        <w:t xml:space="preserve">zestawy Mini Basic Set, Holy Grail Set, Anti-Aging Set, Ready to Go Set, All Set (widoczne na stronie głównej i kartach produktów).</w:t>
-      </w:r>
-    </w:p>
-    <w:p>
-      <w:pPr>
-        <w:numPr>
-          <w:ilvl w:val="0"/>
-          <w:numId w:val="1007"/>
-        </w:numPr>
-        <w:pStyle w:val="Compact"/>
-      </w:pPr>
-      <w:r>
-        <w:rPr>
-          <w:bCs/>
-          <w:b/>
-        </w:rPr>
-        <w:t xml:space="preserve">Co zrobić:</w:t>
-      </w:r>
-      <w:r>
-        <w:t xml:space="preserve"> </w:t>
-      </w:r>
-      <w:r>
-        <w:t xml:space="preserve">wyświetlać rzeczywistą najniższą cenę z 30 dni przed obniżką.</w:t>
-      </w:r>
-    </w:p>
-    <w:p>
-      <w:pPr>
-        <w:numPr>
-          <w:ilvl w:val="0"/>
-          <w:numId w:val="1007"/>
-        </w:numPr>
-        <w:pStyle w:val="Compact"/>
-      </w:pPr>
-      <w:r>
-        <w:rPr>
-          <w:bCs/>
-          <w:b/>
-        </w:rPr>
-        <w:t xml:space="preserve">Dlaczego:</w:t>
-      </w:r>
-      <w:r>
-        <w:t xml:space="preserve"> </w:t>
-      </w:r>
-      <w:r>
-        <w:t xml:space="preserve">wymóg dyrektywy Omnibus / ustawy o informowaniu o cenach. „0,00” przy prezentowaniu obniżki to ryzyko kontroli i kary (</w:t>
-      </w:r>
-      <w:r>
-        <w:rPr>
-          <w:bCs/>
-          <w:b/>
-        </w:rPr>
-        <w:t xml:space="preserve">wymaga potwierdzenia z prawnikiem</w:t>
-      </w:r>
-      <w:r>
-        <w:t xml:space="preserve">).</w:t>
-      </w:r>
-    </w:p>
-    <w:bookmarkEnd w:id="24"/>
-    <w:bookmarkStart w:id="25" w:name="Xf30d3b25fdb2dbf1f533bc5df3af2a700cc8654"/>
-    <w:p>
-      <w:pPr>
-        <w:pStyle w:val="Heading2"/>
-      </w:pPr>
-      <w:r>
-        <w:t xml:space="preserve">3. Dane produktu Divine Cream (strona</w:t>
-      </w:r>
-      <w:r>
-        <w:t xml:space="preserve"> </w:t>
-      </w:r>
-      <w:r>
-        <w:rPr>
-          <w:rStyle w:val="VerbatimChar"/>
-        </w:rPr>
-        <w:t xml:space="preserve">/pl/product/divine-cream</w:t>
-      </w:r>
-      <w:r>
-        <w:t xml:space="preserve">) — P1</w:t>
+        <w:t xml:space="preserve">5. Dane produktów na stronie (schema.org) — P2</w:t>
       </w:r>
     </w:p>
     <w:tbl>
       <w:tblPr>
+        <w:tblStyle w:val="Table"/>
         <w:tblW w:type="pct" w:w="5000"/>
         <w:tblLook w:firstRow="1" w:lastRow="0" w:firstColumn="0" w:lastColumn="0" w:noHBand="0" w:noVBand="0" w:val="0020"/>
         <w:jc w:val="start"/>
@@ -1090,7 +1796,7 @@
               <w:jc w:val="left"/>
             </w:pPr>
             <w:r>
-              <w:t xml:space="preserve">Stan</w:t>
+              <w:t xml:space="preserve">Stan (sprawdzony)</w:t>
             </w:r>
           </w:p>
         </w:tc>
@@ -1116,31 +1822,31 @@
               <w:jc w:val="left"/>
             </w:pPr>
             <w:r>
-              <w:t xml:space="preserve">Nagłówek H1</w:t>
-            </w:r>
-          </w:p>
-        </w:tc>
-        <w:tc>
-          <w:tcPr/>
-          <w:p>
-            <w:pPr>
-              <w:pStyle w:val="Compact"/>
-              <w:jc w:val="left"/>
-            </w:pPr>
-            <w:r>
-              <w:t xml:space="preserve">„GRAND DIVINE CREAM” na stronie Divine Cream</w:t>
-            </w:r>
-          </w:p>
-        </w:tc>
-        <w:tc>
-          <w:tcPr/>
-          <w:p>
-            <w:pPr>
-              <w:pStyle w:val="Compact"/>
-              <w:jc w:val="left"/>
-            </w:pPr>
-            <w:r>
-              <w:t xml:space="preserve">H1 zgodny z produktem lub wyraźny wybór wariantu</w:t>
+              <w:t xml:space="preserve">Opis w danych Product</w:t>
+            </w:r>
+          </w:p>
+        </w:tc>
+        <w:tc>
+          <w:tcPr/>
+          <w:p>
+            <w:pPr>
+              <w:pStyle w:val="Compact"/>
+              <w:jc w:val="left"/>
+            </w:pPr>
+            <w:r>
+              <w:t xml:space="preserve">Divine Cream: „krem do twarzy, krem na dzień, krem na noc, …, dla nastolatków”; Divine Elixir: „tonik, esencja, aktywator młodości, …”</w:t>
+            </w:r>
+          </w:p>
+        </w:tc>
+        <w:tc>
+          <w:tcPr/>
+          <w:p>
+            <w:pPr>
+              <w:pStyle w:val="Compact"/>
+              <w:jc w:val="left"/>
+            </w:pPr>
+            <w:r>
+              <w:t xml:space="preserve">Normalny opis 1–3 zdania</w:t>
             </w:r>
           </w:p>
         </w:tc>
@@ -1154,31 +1860,58 @@
               <w:jc w:val="left"/>
             </w:pPr>
             <w:r>
-              <w:t xml:space="preserve">Cena w danych dla Google</w:t>
-            </w:r>
-          </w:p>
-        </w:tc>
-        <w:tc>
-          <w:tcPr/>
-          <w:p>
-            <w:pPr>
-              <w:pStyle w:val="Compact"/>
-              <w:jc w:val="left"/>
-            </w:pPr>
-            <w:r>
-              <w:t xml:space="preserve">„DIVINE CREAM” za 269,99 zł (cena zestawu Grand 2×45 ml)</w:t>
-            </w:r>
-          </w:p>
-        </w:tc>
-        <w:tc>
-          <w:tcPr/>
-          <w:p>
-            <w:pPr>
-              <w:pStyle w:val="Compact"/>
-              <w:jc w:val="left"/>
-            </w:pPr>
-            <w:r>
-              <w:t xml:space="preserve">Osobne warianty z własnymi cenami (ProductGroup / hasVariant lub osobne Offer)</w:t>
+              <w:t xml:space="preserve">Adres oferty wariantów</w:t>
+            </w:r>
+          </w:p>
+        </w:tc>
+        <w:tc>
+          <w:tcPr/>
+          <w:p>
+            <w:pPr>
+              <w:pStyle w:val="Compact"/>
+              <w:jc w:val="left"/>
+            </w:pPr>
+            <w:r>
+              <w:t xml:space="preserve">Wariant 45 ml i Grand mają ten sam</w:t>
+            </w:r>
+            <w:r>
+              <w:t xml:space="preserve"> </w:t>
+            </w:r>
+            <w:r>
+              <w:rPr>
+                <w:rStyle w:val="VerbatimChar"/>
+              </w:rPr>
+              <w:t xml:space="preserve">offers.url</w:t>
+            </w:r>
+            <w:r>
+              <w:t xml:space="preserve"> </w:t>
+            </w:r>
+            <w:r>
+              <w:t xml:space="preserve">bez parametru wariantu</w:t>
+            </w:r>
+          </w:p>
+        </w:tc>
+        <w:tc>
+          <w:tcPr/>
+          <w:p>
+            <w:pPr>
+              <w:pStyle w:val="Compact"/>
+              <w:jc w:val="left"/>
+            </w:pPr>
+            <w:r>
+              <w:t xml:space="preserve">Osobny adres dla każdego wariantu (np.</w:t>
+            </w:r>
+            <w:r>
+              <w:t xml:space="preserve"> </w:t>
+            </w:r>
+            <w:r>
+              <w:rPr>
+                <w:rStyle w:val="VerbatimChar"/>
+              </w:rPr>
+              <w:t xml:space="preserve">?v=793</w:t>
+            </w:r>
+            <w:r>
+              <w:t xml:space="preserve">) zgodnie z wytycznymi Google dla wariantów</w:t>
             </w:r>
           </w:p>
         </w:tc>
@@ -1192,83 +1925,7 @@
               <w:jc w:val="left"/>
             </w:pPr>
             <w:r>
-              <w:t xml:space="preserve">Kod EAN (GTIN)</w:t>
-            </w:r>
-          </w:p>
-        </w:tc>
-        <w:tc>
-          <w:tcPr/>
-          <w:p>
-            <w:pPr>
-              <w:pStyle w:val="Compact"/>
-              <w:jc w:val="left"/>
-            </w:pPr>
-            <w:r>
-              <w:t xml:space="preserve">Brak</w:t>
-            </w:r>
-          </w:p>
-        </w:tc>
-        <w:tc>
-          <w:tcPr/>
-          <w:p>
-            <w:pPr>
-              <w:pStyle w:val="Compact"/>
-              <w:jc w:val="left"/>
-            </w:pPr>
-            <w:r>
-              <w:t xml:space="preserve">Dodać EAN każdego produktu</w:t>
-            </w:r>
-          </w:p>
-        </w:tc>
-      </w:tr>
-      <w:tr>
-        <w:tc>
-          <w:tcPr/>
-          <w:p>
-            <w:pPr>
-              <w:pStyle w:val="Compact"/>
-              <w:jc w:val="left"/>
-            </w:pPr>
-            <w:r>
-              <w:t xml:space="preserve">Opis w danych Product</w:t>
-            </w:r>
-          </w:p>
-        </w:tc>
-        <w:tc>
-          <w:tcPr/>
-          <w:p>
-            <w:pPr>
-              <w:pStyle w:val="Compact"/>
-              <w:jc w:val="left"/>
-            </w:pPr>
-            <w:r>
-              <w:t xml:space="preserve">Lista słów: „krem do twarzy, krem na dzień, …, dla nastolatków”</w:t>
-            </w:r>
-          </w:p>
-        </w:tc>
-        <w:tc>
-          <w:tcPr/>
-          <w:p>
-            <w:pPr>
-              <w:pStyle w:val="Compact"/>
-              <w:jc w:val="left"/>
-            </w:pPr>
-            <w:r>
-              <w:t xml:space="preserve">Normalny opis 1–3 zdania</w:t>
-            </w:r>
-          </w:p>
-        </w:tc>
-      </w:tr>
-      <w:tr>
-        <w:tc>
-          <w:tcPr/>
-          <w:p>
-            <w:pPr>
-              <w:pStyle w:val="Compact"/>
-              <w:jc w:val="left"/>
-            </w:pPr>
-            <w:r>
-              <w:t xml:space="preserve">Adresy w danych</w:t>
+              <w:t xml:space="preserve">Podwójny ukośnik</w:t>
             </w:r>
           </w:p>
         </w:tc>
@@ -1289,23 +1946,17 @@
               <w:t xml:space="preserve"> </w:t>
             </w:r>
             <w:r>
-              <w:t xml:space="preserve">(podwójny ukośnik) w okruszkach i ofercie</w:t>
-            </w:r>
-          </w:p>
-        </w:tc>
-        <w:tc>
-          <w:tcPr/>
-          <w:p>
-            <w:pPr>
-              <w:pStyle w:val="Compact"/>
-              <w:jc w:val="left"/>
-            </w:pPr>
-            <w:r>
-              <w:t xml:space="preserve">Poprawić na</w:t>
-            </w:r>
-            <w:r>
-              <w:t xml:space="preserve"> </w:t>
-            </w:r>
+              <w:t xml:space="preserve">w okruszkach i ofercie</w:t>
+            </w:r>
+          </w:p>
+        </w:tc>
+        <w:tc>
+          <w:tcPr/>
+          <w:p>
+            <w:pPr>
+              <w:pStyle w:val="Compact"/>
+              <w:jc w:val="left"/>
+            </w:pPr>
             <w:r>
               <w:rPr>
                 <w:rStyle w:val="VerbatimChar"/>
@@ -1324,7 +1975,45 @@
               <w:jc w:val="left"/>
             </w:pPr>
             <w:r>
-              <w:t xml:space="preserve">Marka w danych</w:t>
+              <w:t xml:space="preserve">GTIN/EAN</w:t>
+            </w:r>
+          </w:p>
+        </w:tc>
+        <w:tc>
+          <w:tcPr/>
+          <w:p>
+            <w:pPr>
+              <w:pStyle w:val="Compact"/>
+              <w:jc w:val="left"/>
+            </w:pPr>
+            <w:r>
+              <w:t xml:space="preserve">Brak w kodzie strony</w:t>
+            </w:r>
+          </w:p>
+        </w:tc>
+        <w:tc>
+          <w:tcPr/>
+          <w:p>
+            <w:pPr>
+              <w:pStyle w:val="Compact"/>
+              <w:jc w:val="left"/>
+            </w:pPr>
+            <w:r>
+              <w:t xml:space="preserve">Dodać, jeśli kody istnieją</w:t>
+            </w:r>
+          </w:p>
+        </w:tc>
+      </w:tr>
+      <w:tr>
+        <w:tc>
+          <w:tcPr/>
+          <w:p>
+            <w:pPr>
+              <w:pStyle w:val="Compact"/>
+              <w:jc w:val="left"/>
+            </w:pPr>
+            <w:r>
+              <w:t xml:space="preserve">Marka</w:t>
             </w:r>
           </w:p>
         </w:tc>
@@ -1348,7 +2037,7 @@
               <w:jc w:val="left"/>
             </w:pPr>
             <w:r>
-              <w:t xml:space="preserve">„Samarité” (alternateName: „Samarite”)</w:t>
+              <w:t xml:space="preserve">„Samarité”</w:t>
             </w:r>
           </w:p>
         </w:tc>
@@ -1359,6 +2048,99 @@
         <w:pStyle w:val="BodyText"/>
       </w:pPr>
       <w:r>
+        <w:t xml:space="preserve">Źródła:</w:t>
+      </w:r>
+      <w:r>
+        <w:t xml:space="preserve"> </w:t>
+      </w:r>
+      <w:hyperlink r:id="rId32">
+        <w:r>
+          <w:rPr>
+            <w:rStyle w:val="Hyperlink"/>
+          </w:rPr>
+          <w:t xml:space="preserve">dane produktów</w:t>
+        </w:r>
+      </w:hyperlink>
+      <w:r>
+        <w:t xml:space="preserve">,</w:t>
+      </w:r>
+      <w:r>
+        <w:t xml:space="preserve"> </w:t>
+      </w:r>
+      <w:hyperlink r:id="rId33">
+        <w:r>
+          <w:rPr>
+            <w:rStyle w:val="Hyperlink"/>
+          </w:rPr>
+          <w:t xml:space="preserve">warianty produktów</w:t>
+        </w:r>
+      </w:hyperlink>
+    </w:p>
+    <w:bookmarkEnd w:id="34"/>
+    <w:bookmarkStart w:id="35" w:name="polityka-promocji-i-marża-p2"/>
+    <w:p>
+      <w:pPr>
+        <w:pStyle w:val="Heading2"/>
+      </w:pPr>
+      <w:r>
+        <w:t xml:space="preserve">6. Polityka promocji i marża — P2</w:t>
+      </w:r>
+    </w:p>
+    <w:p>
+      <w:pPr>
+        <w:numPr>
+          <w:ilvl w:val="0"/>
+          <w:numId w:val="1009"/>
+        </w:numPr>
+        <w:pStyle w:val="Compact"/>
+      </w:pPr>
+      <w:r>
+        <w:t xml:space="preserve">Jednocześnie działają: 15% za newsletter, 2+1 (kod TRIO), zestawy poniżej sumy produktów, obniżki na bestsellerach.</w:t>
+      </w:r>
+    </w:p>
+    <w:p>
+      <w:pPr>
+        <w:numPr>
+          <w:ilvl w:val="0"/>
+          <w:numId w:val="1009"/>
+        </w:numPr>
+        <w:pStyle w:val="Compact"/>
+      </w:pPr>
+      <w:r>
+        <w:rPr>
+          <w:bCs/>
+          <w:b/>
+        </w:rPr>
+        <w:t xml:space="preserve">Co zrobić:</w:t>
+      </w:r>
+      <w:r>
+        <w:t xml:space="preserve"> </w:t>
+      </w:r>
+      <w:r>
+        <w:t xml:space="preserve">policzyć, czy rabaty się łączą; marżę po rabatach, reklamie i obsłudze zamówienia; udział nowych i powracających klientek; czy nowe klientki kupują ponownie bez kolejnej dużej zniżki.</w:t>
+      </w:r>
+    </w:p>
+    <w:p>
+      <w:pPr>
+        <w:numPr>
+          <w:ilvl w:val="0"/>
+          <w:numId w:val="1009"/>
+        </w:numPr>
+        <w:pStyle w:val="Compact"/>
+      </w:pPr>
+      <w:r>
+        <w:t xml:space="preserve">Rozdzielić wyniki kampanii na nazwę marki i pozostałych.</w:t>
+      </w:r>
+    </w:p>
+    <w:p>
+      <w:pPr>
+        <w:numPr>
+          <w:ilvl w:val="0"/>
+          <w:numId w:val="1009"/>
+        </w:numPr>
+        <w:pStyle w:val="Compact"/>
+      </w:pPr>
+      <w:r>
         <w:rPr>
           <w:bCs/>
           <w:b/>
@@ -1369,92 +2151,123 @@
         <w:t xml:space="preserve"> </w:t>
       </w:r>
       <w:r>
-        <w:t xml:space="preserve">Google Zakupy, darmowe wyniki produktowe i odpowiedzi AI biorą cenę i opis z tych danych. Niezgodna cena = odrzucenia w Merchant Center i dezorientacja klientki.</w:t>
-      </w:r>
-    </w:p>
-    <w:bookmarkEnd w:id="25"/>
-    <w:bookmarkStart w:id="26" w:name="merchant-center-i-gwiazdki-w-google-p1p2"/>
+        <w:t xml:space="preserve">wysoki przychód lub ROAS nie mówi, czy sprzedaż jest dodatkowa i rentowna.</w:t>
+      </w:r>
+      <w:r>
+        <w:t xml:space="preserve"> </w:t>
+      </w:r>
+      <w:r>
+        <w:rPr>
+          <w:bCs/>
+          <w:b/>
+        </w:rPr>
+        <w:t xml:space="preserve">Stan obecny: WYMAGA SPRAWDZENIA.</w:t>
+      </w:r>
+    </w:p>
+    <w:bookmarkEnd w:id="35"/>
+    <w:bookmarkStart w:id="36" w:name="e-mail-i-sms-p2"/>
     <w:p>
       <w:pPr>
         <w:pStyle w:val="Heading2"/>
       </w:pPr>
       <w:r>
-        <w:t xml:space="preserve">4. Merchant Center i gwiazdki w Google — P1/P2</w:t>
-      </w:r>
-    </w:p>
-    <w:p>
-      <w:pPr>
-        <w:numPr>
-          <w:ilvl w:val="0"/>
-          <w:numId w:val="1008"/>
-        </w:numPr>
-        <w:pStyle w:val="Compact"/>
-      </w:pPr>
-      <w:r>
-        <w:t xml:space="preserve">Sprawdzić w Merchant Center: diagnostykę (odrzucone produkty, niezgodność ceny), czy włączone są</w:t>
-      </w:r>
-      <w:r>
-        <w:t xml:space="preserve"> </w:t>
-      </w:r>
-      <w:r>
-        <w:rPr>
-          <w:bCs/>
-          <w:b/>
-        </w:rPr>
-        <w:t xml:space="preserve">bezpłatne informacje o produktach</w:t>
-      </w:r>
-      <w:r>
-        <w:t xml:space="preserve"> </w:t>
-      </w:r>
-      <w:r>
-        <w:t xml:space="preserve">i</w:t>
-      </w:r>
-      <w:r>
-        <w:t xml:space="preserve"> </w:t>
-      </w:r>
-      <w:r>
-        <w:rPr>
-          <w:bCs/>
-          <w:b/>
-        </w:rPr>
-        <w:t xml:space="preserve">oceny produktów</w:t>
-      </w:r>
-      <w:r>
-        <w:t xml:space="preserve">.</w:t>
-      </w:r>
-    </w:p>
-    <w:p>
-      <w:pPr>
-        <w:numPr>
-          <w:ilvl w:val="0"/>
-          <w:numId w:val="1008"/>
-        </w:numPr>
-        <w:pStyle w:val="Compact"/>
-      </w:pPr>
-      <w:r>
-        <w:t xml:space="preserve">2096 opinii 4,9/5 to najmocniejszy argument sprzedażowy — powinny wyświetlać się w Google przy cenie.</w:t>
-      </w:r>
-    </w:p>
-    <w:p>
-      <w:pPr>
-        <w:numPr>
-          <w:ilvl w:val="0"/>
-          <w:numId w:val="1008"/>
-        </w:numPr>
-        <w:pStyle w:val="Compact"/>
-      </w:pPr>
-      <w:r>
-        <w:t xml:space="preserve">Uzupełnić w feedzie: GTIN, warianty, zdjęcia, darmowa dostawa, czas dostawy, zwroty.</w:t>
-      </w:r>
-    </w:p>
-    <w:bookmarkEnd w:id="26"/>
-    <w:bookmarkStart w:id="27" w:name="deklaracje-marketingowe-claims-p1"/>
+        <w:t xml:space="preserve">7. E-mail i SMS — P2</w:t>
+      </w:r>
+    </w:p>
+    <w:p>
+      <w:pPr>
+        <w:pStyle w:val="FirstParagraph"/>
+      </w:pPr>
+      <w:r>
+        <w:t xml:space="preserve">Sprawdzić, czy działają i jak konwertują:</w:t>
+      </w:r>
+    </w:p>
+    <w:p>
+      <w:pPr>
+        <w:numPr>
+          <w:ilvl w:val="0"/>
+          <w:numId w:val="1010"/>
+        </w:numPr>
+        <w:pStyle w:val="Compact"/>
+      </w:pPr>
+      <w:r>
+        <w:t xml:space="preserve">seria powitalna po zapisie (kod 15%),</w:t>
+      </w:r>
+    </w:p>
+    <w:p>
+      <w:pPr>
+        <w:numPr>
+          <w:ilvl w:val="0"/>
+          <w:numId w:val="1010"/>
+        </w:numPr>
+        <w:pStyle w:val="Compact"/>
+      </w:pPr>
+      <w:r>
+        <w:t xml:space="preserve">porzucony koszyk,</w:t>
+      </w:r>
+    </w:p>
+    <w:p>
+      <w:pPr>
+        <w:numPr>
+          <w:ilvl w:val="0"/>
+          <w:numId w:val="1010"/>
+        </w:numPr>
+        <w:pStyle w:val="Compact"/>
+      </w:pPr>
+      <w:r>
+        <w:t xml:space="preserve">instrukcja użycia po zakupie (np. jak łączyć Divine Cream z Elixirem),</w:t>
+      </w:r>
+    </w:p>
+    <w:p>
+      <w:pPr>
+        <w:numPr>
+          <w:ilvl w:val="0"/>
+          <w:numId w:val="1010"/>
+        </w:numPr>
+        <w:pStyle w:val="Compact"/>
+      </w:pPr>
+      <w:r>
+        <w:t xml:space="preserve">przypomnienie o ponownym zamówieniu (po czasie zużycia produktu),</w:t>
+      </w:r>
+    </w:p>
+    <w:p>
+      <w:pPr>
+        <w:numPr>
+          <w:ilvl w:val="0"/>
+          <w:numId w:val="1010"/>
+        </w:numPr>
+        <w:pStyle w:val="Compact"/>
+      </w:pPr>
+      <w:r>
+        <w:t xml:space="preserve">prośba o opinię.</w:t>
+      </w:r>
+    </w:p>
+    <w:p>
+      <w:pPr>
+        <w:pStyle w:val="FirstParagraph"/>
+      </w:pPr>
+      <w:r>
+        <w:rPr>
+          <w:bCs/>
+          <w:b/>
+        </w:rPr>
+        <w:t xml:space="preserve">Stan obecny: WYMAGA SPRAWDZENIA.</w:t>
+      </w:r>
+      <w:r>
+        <w:t xml:space="preserve"> </w:t>
+      </w:r>
+      <w:r>
+        <w:t xml:space="preserve">To rozwój sprzedaży z istniejącego ruchu i bazy — bez dodatkowych kosztów reklamy.</w:t>
+      </w:r>
+    </w:p>
+    <w:bookmarkEnd w:id="36"/>
+    <w:bookmarkStart w:id="38" w:name="deklaracje-marketingowe-claims-p2"/>
     <w:p>
       <w:pPr>
         <w:pStyle w:val="Heading2"/>
       </w:pPr>
       <w:r>
-        <w:t xml:space="preserve">5. Deklaracje marketingowe (claims) — P1</w:t>
+        <w:t xml:space="preserve">8. Deklaracje marketingowe (claims) — P2</w:t>
       </w:r>
     </w:p>
     <w:p>
@@ -1469,7 +2282,7 @@
       <w:pPr>
         <w:numPr>
           <w:ilvl w:val="0"/>
-          <w:numId w:val="1009"/>
+          <w:numId w:val="1011"/>
         </w:numPr>
         <w:pStyle w:val="Compact"/>
       </w:pPr>
@@ -1481,7 +2294,7 @@
       <w:pPr>
         <w:numPr>
           <w:ilvl w:val="0"/>
-          <w:numId w:val="1009"/>
+          <w:numId w:val="1011"/>
         </w:numPr>
         <w:pStyle w:val="Compact"/>
       </w:pPr>
@@ -1493,7 +2306,7 @@
       <w:pPr>
         <w:numPr>
           <w:ilvl w:val="0"/>
-          <w:numId w:val="1009"/>
+          <w:numId w:val="1011"/>
         </w:numPr>
         <w:pStyle w:val="Compact"/>
       </w:pPr>
@@ -1505,24 +2318,24 @@
       <w:pPr>
         <w:numPr>
           <w:ilvl w:val="0"/>
-          <w:numId w:val="1009"/>
-        </w:numPr>
-        <w:pStyle w:val="Compact"/>
-      </w:pPr>
-      <w:r>
-        <w:t xml:space="preserve">„100%* Dogłębnie nawilża przez 48h” — przypis bez liczby badanych, czasu i metody</w:t>
-      </w:r>
-    </w:p>
-    <w:p>
-      <w:pPr>
-        <w:numPr>
-          <w:ilvl w:val="0"/>
-          <w:numId w:val="1009"/>
-        </w:numPr>
-        <w:pStyle w:val="Compact"/>
-      </w:pPr>
-      <w:r>
-        <w:t xml:space="preserve">Divine Cream rekomendowany dla skóry wrażliwej; skład zawiera składniki zapachowe (m.in. limonene, coumarin wg INCIDecoder)</w:t>
+          <w:numId w:val="1011"/>
+        </w:numPr>
+        <w:pStyle w:val="Compact"/>
+      </w:pPr>
+      <w:r>
+        <w:t xml:space="preserve">„100%* Dogłębnie nawilża przez 48h” — przypis „% osób potwierdzających rezultaty na podstawie badań aplikacyjnych lub aparaturowych” bez liczby badanych i czasu badania</w:t>
+      </w:r>
+    </w:p>
+    <w:p>
+      <w:pPr>
+        <w:numPr>
+          <w:ilvl w:val="0"/>
+          <w:numId w:val="1011"/>
+        </w:numPr>
+        <w:pStyle w:val="Compact"/>
+      </w:pPr>
+      <w:r>
+        <w:t xml:space="preserve">Divine Cream polecany dla skóry wrażliwej; skład zawiera składniki zapachowe (m.in. limonene, coumarin wg INCIDecoder)</w:t>
       </w:r>
     </w:p>
     <w:p>
@@ -1536,41 +2349,210 @@
         </w:rPr>
         <w:t xml:space="preserve">Co zrobić:</w:t>
       </w:r>
-    </w:p>
-    <w:p>
-      <w:pPr>
-        <w:numPr>
-          <w:ilvl w:val="0"/>
-          <w:numId w:val="1010"/>
-        </w:numPr>
-        <w:pStyle w:val="Compact"/>
-      </w:pPr>
-      <w:r>
-        <w:t xml:space="preserve">Przy każdym „%” podać: liczbę osób, czas badania, rodzaj (aparaturowe/aplikacyjne), laboratorium.</w:t>
-      </w:r>
-    </w:p>
-    <w:p>
-      <w:pPr>
-        <w:numPr>
-          <w:ilvl w:val="0"/>
-          <w:numId w:val="1010"/>
-        </w:numPr>
-        <w:pStyle w:val="Compact"/>
-      </w:pPr>
-      <w:r>
-        <w:t xml:space="preserve">Stopnie najwyższe („jedyny”, „absolutnie wszystkie”) złagodzić lub udokumentować.</w:t>
-      </w:r>
-    </w:p>
-    <w:p>
-      <w:pPr>
-        <w:numPr>
-          <w:ilvl w:val="0"/>
-          <w:numId w:val="1010"/>
-        </w:numPr>
-        <w:pStyle w:val="Compact"/>
-      </w:pPr>
-      <w:r>
-        <w:t xml:space="preserve">Informację „naturalne / X% składników naturalnych” opierać na normie ISO 16128.</w:t>
+      <w:r>
+        <w:t xml:space="preserve"> </w:t>
+      </w:r>
+      <w:r>
+        <w:t xml:space="preserve">przegląd deklaracji razem z dokumentacją badań. Przy każdym „%” podać liczbę osób, czas, rodzaj badania. Oczywista hiperbola reklamowa może być dopuszczalna, ale twierdzenia o działaniu wymagają dowodów, a przypisywanie wyjątkowości cechom wspólnym z innymi produktami jest niedozwolone. Deklaracje „naturalności” opierać na ISO 16128.</w:t>
+      </w:r>
+    </w:p>
+    <w:p>
+      <w:pPr>
+        <w:pStyle w:val="BodyText"/>
+      </w:pPr>
+      <w:r>
+        <w:rPr>
+          <w:bCs/>
+          <w:b/>
+        </w:rPr>
+        <w:t xml:space="preserve">Dlaczego:</w:t>
+      </w:r>
+      <w:r>
+        <w:t xml:space="preserve"> </w:t>
+      </w:r>
+      <w:r>
+        <w:t xml:space="preserve">Rozporządzenie (UE) 655/2013.</w:t>
+      </w:r>
+      <w:r>
+        <w:t xml:space="preserve"> </w:t>
+      </w:r>
+      <w:r>
+        <w:rPr>
+          <w:bCs/>
+          <w:b/>
+        </w:rPr>
+        <w:t xml:space="preserve">Nie przesądzam naruszenia — ocenę potwierdzić z prawnikiem.</w:t>
+      </w:r>
+      <w:r>
+        <w:t xml:space="preserve"> </w:t>
+      </w:r>
+      <w:r>
+        <w:t xml:space="preserve">Źródło:</w:t>
+      </w:r>
+      <w:r>
+        <w:t xml:space="preserve"> </w:t>
+      </w:r>
+      <w:hyperlink r:id="rId37">
+        <w:r>
+          <w:rPr>
+            <w:rStyle w:val="Hyperlink"/>
+          </w:rPr>
+          <w:t xml:space="preserve">Rozporządzenie 655/2013</w:t>
+        </w:r>
+      </w:hyperlink>
+    </w:p>
+    <w:bookmarkEnd w:id="38"/>
+    <w:bookmarkStart w:id="39" w:name="Xa082e4f862fcdd2d379a2e9973dca78b0814192"/>
+    <w:p>
+      <w:pPr>
+        <w:pStyle w:val="Heading2"/>
+      </w:pPr>
+      <w:r>
+        <w:t xml:space="preserve">9. Sprzeczne sygnały: robots.txt vs sitemap i hreflang — P2</w:t>
+      </w:r>
+    </w:p>
+    <w:p>
+      <w:pPr>
+        <w:numPr>
+          <w:ilvl w:val="0"/>
+          <w:numId w:val="1012"/>
+        </w:numPr>
+        <w:pStyle w:val="Compact"/>
+      </w:pPr>
+      <w:r>
+        <w:t xml:space="preserve">robots.txt blokuje:</w:t>
+      </w:r>
+      <w:r>
+        <w:t xml:space="preserve"> </w:t>
+      </w:r>
+      <w:r>
+        <w:rPr>
+          <w:rStyle w:val="VerbatimChar"/>
+        </w:rPr>
+        <w:t xml:space="preserve">/de/</w:t>
+      </w:r>
+      <w:r>
+        <w:t xml:space="preserve">,</w:t>
+      </w:r>
+      <w:r>
+        <w:t xml:space="preserve"> </w:t>
+      </w:r>
+      <w:r>
+        <w:rPr>
+          <w:rStyle w:val="VerbatimChar"/>
+        </w:rPr>
+        <w:t xml:space="preserve">/at/</w:t>
+      </w:r>
+      <w:r>
+        <w:t xml:space="preserve">,</w:t>
+      </w:r>
+      <w:r>
+        <w:t xml:space="preserve"> </w:t>
+      </w:r>
+      <w:r>
+        <w:rPr>
+          <w:rStyle w:val="VerbatimChar"/>
+        </w:rPr>
+        <w:t xml:space="preserve">/fr/</w:t>
+      </w:r>
+      <w:r>
+        <w:t xml:space="preserve">,</w:t>
+      </w:r>
+      <w:r>
+        <w:t xml:space="preserve"> </w:t>
+      </w:r>
+      <w:r>
+        <w:rPr>
+          <w:rStyle w:val="VerbatimChar"/>
+        </w:rPr>
+        <w:t xml:space="preserve">/it/</w:t>
+      </w:r>
+      <w:r>
+        <w:t xml:space="preserve">,</w:t>
+      </w:r>
+      <w:r>
+        <w:t xml:space="preserve"> </w:t>
+      </w:r>
+      <w:r>
+        <w:rPr>
+          <w:rStyle w:val="VerbatimChar"/>
+        </w:rPr>
+        <w:t xml:space="preserve">/es/</w:t>
+      </w:r>
+      <w:r>
+        <w:t xml:space="preserve">,</w:t>
+      </w:r>
+      <w:r>
+        <w:t xml:space="preserve"> </w:t>
+      </w:r>
+      <w:r>
+        <w:rPr>
+          <w:rStyle w:val="VerbatimChar"/>
+        </w:rPr>
+        <w:t xml:space="preserve">/nl/</w:t>
+      </w:r>
+      <w:r>
+        <w:t xml:space="preserve"> </w:t>
+      </w:r>
+      <w:r>
+        <w:t xml:space="preserve">i 18 innych krajów.</w:t>
+      </w:r>
+    </w:p>
+    <w:p>
+      <w:pPr>
+        <w:numPr>
+          <w:ilvl w:val="0"/>
+          <w:numId w:val="1012"/>
+        </w:numPr>
+        <w:pStyle w:val="Compact"/>
+      </w:pPr>
+      <w:r>
+        <w:t xml:space="preserve">Jednocześnie sitemap.xml zawiera</w:t>
+      </w:r>
+      <w:r>
+        <w:t xml:space="preserve"> </w:t>
+      </w:r>
+      <w:r>
+        <w:rPr>
+          <w:bCs/>
+          <w:b/>
+        </w:rPr>
+        <w:t xml:space="preserve">48 adresów /de</w:t>
+      </w:r>
+      <w:r>
+        <w:t xml:space="preserve">, a znaczniki hreflang wskazują wszystkie 30 wersji.</w:t>
+      </w:r>
+    </w:p>
+    <w:p>
+      <w:pPr>
+        <w:numPr>
+          <w:ilvl w:val="0"/>
+          <w:numId w:val="1012"/>
+        </w:numPr>
+        <w:pStyle w:val="Compact"/>
+      </w:pPr>
+      <w:r>
+        <w:rPr>
+          <w:bCs/>
+          <w:b/>
+        </w:rPr>
+        <w:t xml:space="preserve">Decyzja:</w:t>
+      </w:r>
+      <w:r>
+        <w:t xml:space="preserve"> </w:t>
+      </w:r>
+      <w:r>
+        <w:t xml:space="preserve">jeśli Niemcy/Austria/inne kraje są rynkiem docelowym → odblokować; jeśli nie → usunąć te adresy z sitemap i hreflang.</w:t>
+      </w:r>
+    </w:p>
+    <w:bookmarkEnd w:id="39"/>
+    <w:bookmarkStart w:id="40" w:name="strona-główna-tytuły-i-opisy-p2"/>
+    <w:p>
+      <w:pPr>
+        <w:pStyle w:val="Heading2"/>
+      </w:pPr>
+      <w:r>
+        <w:t xml:space="preserve">10. Strona główna, tytuły i opisy — P2</w:t>
       </w:r>
     </w:p>
     <w:p>
@@ -1582,220 +2564,7 @@
           <w:bCs/>
           <w:b/>
         </w:rPr>
-        <w:t xml:space="preserve">Dlaczego:</w:t>
-      </w:r>
-      <w:r>
-        <w:t xml:space="preserve"> </w:t>
-      </w:r>
-      <w:r>
-        <w:t xml:space="preserve">Rozporządzenie (UE) 655/2013 — deklaracje kosmetyczne muszą być prawdziwe i poparte dowodami. UOKiK aktywnie sprawdza greenwashing i wprowadzające w błąd obietnice (</w:t>
-      </w:r>
-      <w:r>
-        <w:rPr>
-          <w:bCs/>
-          <w:b/>
-        </w:rPr>
-        <w:t xml:space="preserve">wymaga potwierdzenia z prawnikiem</w:t>
-      </w:r>
-      <w:r>
-        <w:t xml:space="preserve">).</w:t>
-      </w:r>
-    </w:p>
-    <w:bookmarkEnd w:id="27"/>
-    <w:bookmarkStart w:id="28" w:name="zablokowane-wersje-krajowe-p2"/>
-    <w:p>
-      <w:pPr>
-        <w:pStyle w:val="Heading2"/>
-      </w:pPr>
-      <w:r>
-        <w:t xml:space="preserve">6. Zablokowane wersje krajowe — P2</w:t>
-      </w:r>
-    </w:p>
-    <w:p>
-      <w:pPr>
-        <w:numPr>
-          <w:ilvl w:val="0"/>
-          <w:numId w:val="1011"/>
-        </w:numPr>
-        <w:pStyle w:val="Compact"/>
-      </w:pPr>
-      <w:r>
-        <w:t xml:space="preserve">robots.txt blokuje:</w:t>
-      </w:r>
-      <w:r>
-        <w:t xml:space="preserve"> </w:t>
-      </w:r>
-      <w:r>
-        <w:rPr>
-          <w:rStyle w:val="VerbatimChar"/>
-        </w:rPr>
-        <w:t xml:space="preserve">/de/</w:t>
-      </w:r>
-      <w:r>
-        <w:t xml:space="preserve">,</w:t>
-      </w:r>
-      <w:r>
-        <w:t xml:space="preserve"> </w:t>
-      </w:r>
-      <w:r>
-        <w:rPr>
-          <w:rStyle w:val="VerbatimChar"/>
-        </w:rPr>
-        <w:t xml:space="preserve">/at/</w:t>
-      </w:r>
-      <w:r>
-        <w:t xml:space="preserve">,</w:t>
-      </w:r>
-      <w:r>
-        <w:t xml:space="preserve"> </w:t>
-      </w:r>
-      <w:r>
-        <w:rPr>
-          <w:rStyle w:val="VerbatimChar"/>
-        </w:rPr>
-        <w:t xml:space="preserve">/fr/</w:t>
-      </w:r>
-      <w:r>
-        <w:t xml:space="preserve">,</w:t>
-      </w:r>
-      <w:r>
-        <w:t xml:space="preserve"> </w:t>
-      </w:r>
-      <w:r>
-        <w:rPr>
-          <w:rStyle w:val="VerbatimChar"/>
-        </w:rPr>
-        <w:t xml:space="preserve">/it/</w:t>
-      </w:r>
-      <w:r>
-        <w:t xml:space="preserve">,</w:t>
-      </w:r>
-      <w:r>
-        <w:t xml:space="preserve"> </w:t>
-      </w:r>
-      <w:r>
-        <w:rPr>
-          <w:rStyle w:val="VerbatimChar"/>
-        </w:rPr>
-        <w:t xml:space="preserve">/es/</w:t>
-      </w:r>
-      <w:r>
-        <w:t xml:space="preserve">,</w:t>
-      </w:r>
-      <w:r>
-        <w:t xml:space="preserve"> </w:t>
-      </w:r>
-      <w:r>
-        <w:rPr>
-          <w:rStyle w:val="VerbatimChar"/>
-        </w:rPr>
-        <w:t xml:space="preserve">/nl/</w:t>
-      </w:r>
-      <w:r>
-        <w:t xml:space="preserve"> </w:t>
-      </w:r>
-      <w:r>
-        <w:t xml:space="preserve">i 18 innych krajów.</w:t>
-      </w:r>
-    </w:p>
-    <w:p>
-      <w:pPr>
-        <w:numPr>
-          <w:ilvl w:val="0"/>
-          <w:numId w:val="1011"/>
-        </w:numPr>
-        <w:pStyle w:val="Compact"/>
-      </w:pPr>
-      <w:r>
-        <w:t xml:space="preserve">Jednocześnie: sitemap.xml zawiera</w:t>
-      </w:r>
-      <w:r>
-        <w:t xml:space="preserve"> </w:t>
-      </w:r>
-      <w:r>
-        <w:rPr>
-          <w:bCs/>
-          <w:b/>
-        </w:rPr>
-        <w:t xml:space="preserve">48 adresów /de</w:t>
-      </w:r>
-      <w:r>
-        <w:t xml:space="preserve"> </w:t>
-      </w:r>
-      <w:r>
-        <w:t xml:space="preserve">(oraz /en, /uk, /ww), a znaczniki hreflang wskazują wszystkie 30 wersji.</w:t>
-      </w:r>
-    </w:p>
-    <w:p>
-      <w:pPr>
-        <w:numPr>
-          <w:ilvl w:val="0"/>
-          <w:numId w:val="1011"/>
-        </w:numPr>
-        <w:pStyle w:val="Compact"/>
-      </w:pPr>
-      <w:r>
-        <w:rPr>
-          <w:bCs/>
-          <w:b/>
-        </w:rPr>
-        <w:t xml:space="preserve">Decyzja do podjęcia:</w:t>
-      </w:r>
-    </w:p>
-    <w:p>
-      <w:pPr>
-        <w:numPr>
-          <w:ilvl w:val="1"/>
-          <w:numId w:val="1012"/>
-        </w:numPr>
-        <w:pStyle w:val="Compact"/>
-      </w:pPr>
-      <w:r>
-        <w:t xml:space="preserve">Jeśli Niemcy/Austria/inne kraje są rynkiem docelowym → odblokować w robots.txt.</w:t>
-      </w:r>
-    </w:p>
-    <w:p>
-      <w:pPr>
-        <w:numPr>
-          <w:ilvl w:val="1"/>
-          <w:numId w:val="1012"/>
-        </w:numPr>
-        <w:pStyle w:val="Compact"/>
-      </w:pPr>
-      <w:r>
-        <w:t xml:space="preserve">Jeśli nie → usunąć te adresy z sitemap i hreflang.</w:t>
-      </w:r>
-    </w:p>
-    <w:p>
-      <w:pPr>
-        <w:numPr>
-          <w:ilvl w:val="0"/>
-          <w:numId w:val="1011"/>
-        </w:numPr>
-        <w:pStyle w:val="Compact"/>
-      </w:pPr>
-      <w:r>
-        <w:rPr>
-          <w:bCs/>
-          <w:b/>
-        </w:rPr>
-        <w:t xml:space="preserve">Dlaczego:</w:t>
-      </w:r>
-      <w:r>
-        <w:t xml:space="preserve"> </w:t>
-      </w:r>
-      <w:r>
-        <w:t xml:space="preserve">obecnie Google dostaje sprzeczne sygnały; zablokowane strony nie mogą się pozycjonować.</w:t>
-      </w:r>
-    </w:p>
-    <w:bookmarkEnd w:id="28"/>
-    <w:bookmarkStart w:id="29" w:name="strona-główna-p2"/>
-    <w:p>
-      <w:pPr>
-        <w:pStyle w:val="Heading2"/>
-      </w:pPr>
-      <w:r>
-        <w:t xml:space="preserve">7. Strona główna — P2</w:t>
+        <w:t xml:space="preserve">Strona główna:</w:t>
       </w:r>
     </w:p>
     <w:p>
@@ -1807,17 +2576,7 @@
         <w:pStyle w:val="Compact"/>
       </w:pPr>
       <w:r>
-        <w:rPr>
-          <w:bCs/>
-          <w:b/>
-        </w:rPr>
-        <w:t xml:space="preserve">Brak nagłówka H1.</w:t>
-      </w:r>
-      <w:r>
-        <w:t xml:space="preserve"> </w:t>
-      </w:r>
-      <w:r>
-        <w:t xml:space="preserve">Dodać np.: „Samarité – polskie kosmetyki naturalne: krem do twarzy i pod oczy, eliksir, balsam”.</w:t>
+        <w:t xml:space="preserve">Brak nagłówka H1. Propozycja: „Samarité – polskie kosmetyki naturalne: krem do twarzy i pod oczy, eliksir, balsam”.</w:t>
       </w:r>
     </w:p>
     <w:p>
@@ -1829,53 +2588,24 @@
         <w:pStyle w:val="Compact"/>
       </w:pPr>
       <w:r>
-        <w:t xml:space="preserve">Mało treści (ok. 540 słów, głównie hasła). Dodać krótki tekst: co to za marka, dla kogo, bestsellery, dlaczego 8 kroków, darmowa dostawa, opinie.</w:t>
-      </w:r>
-    </w:p>
-    <w:p>
-      <w:pPr>
-        <w:numPr>
-          <w:ilvl w:val="0"/>
-          <w:numId w:val="1013"/>
-        </w:numPr>
-        <w:pStyle w:val="Compact"/>
-      </w:pPr>
-      <w:r>
-        <w:rPr>
-          <w:bCs/>
-          <w:b/>
-        </w:rPr>
-        <w:t xml:space="preserve">25 z 52 zdjęć bez opisu (alt)</w:t>
-      </w:r>
-      <w:r>
-        <w:t xml:space="preserve">; na karcie Divine Cream</w:t>
-      </w:r>
-      <w:r>
-        <w:t xml:space="preserve"> </w:t>
-      </w:r>
-      <w:r>
-        <w:rPr>
-          <w:bCs/>
-          <w:b/>
-        </w:rPr>
-        <w:t xml:space="preserve">74 ze 131</w:t>
-      </w:r>
-      <w:r>
-        <w:t xml:space="preserve">. Uzupełnić opisy (nazwa produktu + co pokazuje zdjęcie).</w:t>
-      </w:r>
-    </w:p>
-    <w:bookmarkEnd w:id="29"/>
-    <w:bookmarkStart w:id="30" w:name="tytuły-i-opisy-stron-p2"/>
-    <w:p>
-      <w:pPr>
-        <w:pStyle w:val="Heading2"/>
-      </w:pPr>
-      <w:r>
-        <w:t xml:space="preserve">8. Tytuły i opisy stron — P2</w:t>
+        <w:t xml:space="preserve">25 z 52 zdjęć bez opisu (alt); na karcie Divine Cream 74 ze 131.</w:t>
+      </w:r>
+    </w:p>
+    <w:p>
+      <w:pPr>
+        <w:pStyle w:val="FirstParagraph"/>
+      </w:pPr>
+      <w:r>
+        <w:rPr>
+          <w:bCs/>
+          <w:b/>
+        </w:rPr>
+        <w:t xml:space="preserve">Tytuły i opisy (obecny → problem → propozycja):</w:t>
       </w:r>
     </w:p>
     <w:tbl>
       <w:tblPr>
+        <w:tblStyle w:val="Table"/>
         <w:tblW w:type="pct" w:w="5000"/>
         <w:tblLook w:firstRow="1" w:lastRow="0" w:firstColumn="0" w:lastColumn="0" w:noHBand="0" w:noVBand="0" w:val="0020"/>
         <w:jc w:val="start"/>
@@ -1897,6 +2627,18 @@
               <w:jc w:val="left"/>
             </w:pPr>
             <w:r>
+              <w:t xml:space="preserve">Obecnie</w:t>
+            </w:r>
+          </w:p>
+        </w:tc>
+        <w:tc>
+          <w:tcPr/>
+          <w:p>
+            <w:pPr>
+              <w:pStyle w:val="Compact"/>
+              <w:jc w:val="left"/>
+            </w:pPr>
+            <w:r>
               <w:t xml:space="preserve">Problem</w:t>
             </w:r>
           </w:p>
@@ -1909,19 +2651,7 @@
               <w:jc w:val="left"/>
             </w:pPr>
             <w:r>
-              <w:t xml:space="preserve">Przykład</w:t>
-            </w:r>
-          </w:p>
-        </w:tc>
-        <w:tc>
-          <w:tcPr/>
-          <w:p>
-            <w:pPr>
-              <w:pStyle w:val="Compact"/>
-              <w:jc w:val="left"/>
-            </w:pPr>
-            <w:r>
-              <w:t xml:space="preserve">Poprawka</w:t>
+              <w:t xml:space="preserve">Propozycja</w:t>
             </w:r>
           </w:p>
         </w:tc>
@@ -1935,31 +2665,31 @@
               <w:jc w:val="left"/>
             </w:pPr>
             <w:r>
-              <w:t xml:space="preserve">Podwójna marka w tytule</w:t>
-            </w:r>
-          </w:p>
-        </w:tc>
-        <w:tc>
-          <w:tcPr/>
-          <w:p>
-            <w:pPr>
-              <w:pStyle w:val="Compact"/>
-              <w:jc w:val="left"/>
-            </w:pPr>
-            <w:r>
-              <w:t xml:space="preserve">„… | Samarité | Samarite”</w:t>
-            </w:r>
-          </w:p>
-        </w:tc>
-        <w:tc>
-          <w:tcPr/>
-          <w:p>
-            <w:pPr>
-              <w:pStyle w:val="Compact"/>
-              <w:jc w:val="left"/>
-            </w:pPr>
-            <w:r>
-              <w:t xml:space="preserve">Jedna marka na końcu</w:t>
+              <w:t xml:space="preserve">„Divine Cream - Krem do twarzy i pod oczy, na dzień i na noc | Samarité | Samarite”</w:t>
+            </w:r>
+          </w:p>
+        </w:tc>
+        <w:tc>
+          <w:tcPr/>
+          <w:p>
+            <w:pPr>
+              <w:pStyle w:val="Compact"/>
+              <w:jc w:val="left"/>
+            </w:pPr>
+            <w:r>
+              <w:t xml:space="preserve">Marka 2×, 81 znaków — ucinany</w:t>
+            </w:r>
+          </w:p>
+        </w:tc>
+        <w:tc>
+          <w:tcPr/>
+          <w:p>
+            <w:pPr>
+              <w:pStyle w:val="Compact"/>
+              <w:jc w:val="left"/>
+            </w:pPr>
+            <w:r>
+              <w:t xml:space="preserve">„Divine Cream – krem do twarzy i pod oczy, dzień i noc | Samarité”</w:t>
             </w:r>
           </w:p>
         </w:tc>
@@ -1973,31 +2703,31 @@
               <w:jc w:val="left"/>
             </w:pPr>
             <w:r>
-              <w:t xml:space="preserve">Za długie tytuły</w:t>
-            </w:r>
-          </w:p>
-        </w:tc>
-        <w:tc>
-          <w:tcPr/>
-          <w:p>
-            <w:pPr>
-              <w:pStyle w:val="Compact"/>
-              <w:jc w:val="left"/>
-            </w:pPr>
-            <w:r>
-              <w:t xml:space="preserve">Divine Cream: 81 znaków; blog: 93 znaki</w:t>
-            </w:r>
-          </w:p>
-        </w:tc>
-        <w:tc>
-          <w:tcPr/>
-          <w:p>
-            <w:pPr>
-              <w:pStyle w:val="Compact"/>
-              <w:jc w:val="left"/>
-            </w:pPr>
-            <w:r>
-              <w:t xml:space="preserve">Max ok. 60 znaków</w:t>
+              <w:t xml:space="preserve">Opis: „Divine Cream - Krem do twarzy i pod oczy, na dzień i na noc. Sprawdź ofertę naturalnych kosmetyków Samarité!” (ten sam szablon na każdej karcie)</w:t>
+            </w:r>
+          </w:p>
+        </w:tc>
+        <w:tc>
+          <w:tcPr/>
+          <w:p>
+            <w:pPr>
+              <w:pStyle w:val="Compact"/>
+              <w:jc w:val="left"/>
+            </w:pPr>
+            <w:r>
+              <w:t xml:space="preserve">Brak powodu do kliknięcia</w:t>
+            </w:r>
+          </w:p>
+        </w:tc>
+        <w:tc>
+          <w:tcPr/>
+          <w:p>
+            <w:pPr>
+              <w:pStyle w:val="Compact"/>
+              <w:jc w:val="left"/>
+            </w:pPr>
+            <w:r>
+              <w:t xml:space="preserve">„Krem do twarzy i pod oczy na dzień i noc. 4,9/5 z ponad 2000 opinii w naszym sklepie. 33 zioła i niacynamid. Darmowa dostawa.”</w:t>
             </w:r>
           </w:p>
         </w:tc>
@@ -2011,31 +2741,31 @@
               <w:jc w:val="left"/>
             </w:pPr>
             <w:r>
-              <w:t xml:space="preserve">Ten sam szablon opisu</w:t>
-            </w:r>
-          </w:p>
-        </w:tc>
-        <w:tc>
-          <w:tcPr/>
-          <w:p>
-            <w:pPr>
-              <w:pStyle w:val="Compact"/>
-              <w:jc w:val="left"/>
-            </w:pPr>
-            <w:r>
-              <w:t xml:space="preserve">„Sprawdź ofertę naturalnych kosmetyków Samarité!” na każdej karcie</w:t>
-            </w:r>
-          </w:p>
-        </w:tc>
-        <w:tc>
-          <w:tcPr/>
-          <w:p>
-            <w:pPr>
-              <w:pStyle w:val="Compact"/>
-              <w:jc w:val="left"/>
-            </w:pPr>
-            <w:r>
-              <w:t xml:space="preserve">Unikalny opis: korzyść + ocena 4,9 (liczba opinii) + darmowa dostawa</w:t>
+              <w:t xml:space="preserve">Tytuł bloga: „KREM NA ZMARSZCZKI: JAK WYBRAĆ NAJLEPSZY KREM DOSTOSOWANY DO WIEKU I POTRZEB SKÓRY | Samarite”</w:t>
+            </w:r>
+          </w:p>
+        </w:tc>
+        <w:tc>
+          <w:tcPr/>
+          <w:p>
+            <w:pPr>
+              <w:pStyle w:val="Compact"/>
+              <w:jc w:val="left"/>
+            </w:pPr>
+            <w:r>
+              <w:t xml:space="preserve">93 znaki, wersaliki</w:t>
+            </w:r>
+          </w:p>
+        </w:tc>
+        <w:tc>
+          <w:tcPr/>
+          <w:p>
+            <w:pPr>
+              <w:pStyle w:val="Compact"/>
+              <w:jc w:val="left"/>
+            </w:pPr>
+            <w:r>
+              <w:t xml:space="preserve">„Krem na zmarszczki – jak wybrać do wieku i skóry | Samarité”</w:t>
             </w:r>
           </w:p>
         </w:tc>
@@ -2049,19 +2779,40 @@
               <w:jc w:val="left"/>
             </w:pPr>
             <w:r>
-              <w:t xml:space="preserve">Błąd w opisie artykułów</w:t>
-            </w:r>
-          </w:p>
-        </w:tc>
-        <w:tc>
-          <w:tcPr/>
-          <w:p>
-            <w:pPr>
-              <w:pStyle w:val="Compact"/>
-              <w:jc w:val="left"/>
-            </w:pPr>
-            <w:r>
-              <w:t xml:space="preserve">Opis zaczyna się od</w:t>
+              <w:t xml:space="preserve">Opis artykułu zaczyna się od</w:t>
+            </w:r>
+            <w:r>
+              <w:t xml:space="preserve"> </w:t>
+            </w:r>
+            <w:r>
+              <w:rPr>
+                <w:rStyle w:val="VerbatimChar"/>
+              </w:rPr>
+              <w:t xml:space="preserve">**Zanim wybierzesz…</w:t>
+            </w:r>
+          </w:p>
+        </w:tc>
+        <w:tc>
+          <w:tcPr/>
+          <w:p>
+            <w:pPr>
+              <w:pStyle w:val="Compact"/>
+              <w:jc w:val="left"/>
+            </w:pPr>
+            <w:r>
+              <w:t xml:space="preserve">Znaczniki formatowania w opisie</w:t>
+            </w:r>
+          </w:p>
+        </w:tc>
+        <w:tc>
+          <w:tcPr/>
+          <w:p>
+            <w:pPr>
+              <w:pStyle w:val="Compact"/>
+              <w:jc w:val="left"/>
+            </w:pPr>
+            <w:r>
+              <w:t xml:space="preserve">Usunąć</w:t>
             </w:r>
             <w:r>
               <w:t xml:space="preserve"> </w:t>
@@ -2072,24 +2823,6 @@
               </w:rPr>
               <w:t xml:space="preserve">**</w:t>
             </w:r>
-            <w:r>
-              <w:t xml:space="preserve"> </w:t>
-            </w:r>
-            <w:r>
-              <w:t xml:space="preserve">(znaczniki formatowania)</w:t>
-            </w:r>
-          </w:p>
-        </w:tc>
-        <w:tc>
-          <w:tcPr/>
-          <w:p>
-            <w:pPr>
-              <w:pStyle w:val="Compact"/>
-              <w:jc w:val="left"/>
-            </w:pPr>
-            <w:r>
-              <w:t xml:space="preserve">Usunąć znaczniki</w:t>
-            </w:r>
           </w:p>
         </w:tc>
       </w:tr>
@@ -2099,23 +2832,17 @@
         <w:pStyle w:val="BodyText"/>
       </w:pPr>
       <w:r>
-        <w:t xml:space="preserve">Przykład opisu Divine Cream:</w:t>
-      </w:r>
-      <w:r>
-        <w:t xml:space="preserve"> </w:t>
-      </w:r>
-      <w:r>
-        <w:t xml:space="preserve">„Divine Cream – krem do twarzy i pod oczy, na dzień i na noc. 4,9/5 z ponad 2000 opinii. Formuła z 33 ziołami i niacynamidem. Darmowa dostawa.”</w:t>
-      </w:r>
-    </w:p>
-    <w:bookmarkEnd w:id="30"/>
-    <w:bookmarkStart w:id="31" w:name="dane-o-marce-dla-google-i-ai-p2"/>
+        <w:t xml:space="preserve">Wpływ na sprzedaż: pośredni (klikalność z Google) — mierzyć CTR w Search Console przed i po.</w:t>
+      </w:r>
+    </w:p>
+    <w:bookmarkEnd w:id="40"/>
+    <w:bookmarkStart w:id="41" w:name="dane-o-marce-eksperci-mapa-strony-p3"/>
     <w:p>
       <w:pPr>
         <w:pStyle w:val="Heading2"/>
       </w:pPr>
       <w:r>
-        <w:t xml:space="preserve">9. Dane o marce dla Google i AI — P2</w:t>
+        <w:t xml:space="preserve">11. Dane o marce, eksperci, mapa strony — P3</w:t>
       </w:r>
     </w:p>
     <w:p>
@@ -2127,7 +2854,32 @@
         <w:pStyle w:val="Compact"/>
       </w:pPr>
       <w:r>
-        <w:t xml:space="preserve">Na stronie głównej jest tylko LocalBusiness (butik Westfield Mokotów). Organization pojawia się na blogu z opisem po angielsku („Premium cosmetics and beauty products brand”).</w:t>
+        <w:rPr>
+          <w:bCs/>
+          <w:b/>
+        </w:rPr>
+        <w:t xml:space="preserve">Organization:</w:t>
+      </w:r>
+      <w:r>
+        <w:t xml:space="preserve"> </w:t>
+      </w:r>
+      <w:r>
+        <w:t xml:space="preserve">na stronie głównej tylko LocalBusiness (butik). Organization (na blogu) ma opis po angielsku. Dodać na stronie głównej: name „Samarité”, alternateName „Samarite”, legalName „Zeme Pharm Anna Mrowińska”, polski opis,</w:t>
+      </w:r>
+      <w:r>
+        <w:t xml:space="preserve"> </w:t>
+      </w:r>
+      <w:r>
+        <w:rPr>
+          <w:rStyle w:val="VerbatimChar"/>
+        </w:rPr>
+        <w:t xml:space="preserve">sameAs</w:t>
+      </w:r>
+      <w:r>
+        <w:t xml:space="preserve"> </w:t>
+      </w:r>
+      <w:r>
+        <w:t xml:space="preserve">→ Instagram, Facebook, TikTok, YouTube, profil na Wizaż.</w:t>
       </w:r>
     </w:p>
     <w:p>
@@ -2149,7 +2901,7 @@
         <w:t xml:space="preserve"> </w:t>
       </w:r>
       <w:r>
-        <w:t xml:space="preserve">foundingDate 2019 w danych vs „od 8 lat” w tekście strony głównej.</w:t>
+        <w:t xml:space="preserve">foundingDate 2019 w danych vs „od 8 lat” w tekście strony głównej — ujednolicić.</w:t>
       </w:r>
     </w:p>
     <w:p>
@@ -2165,117 +2917,184 @@
           <w:bCs/>
           <w:b/>
         </w:rPr>
+        <w:t xml:space="preserve">Eksperci:</w:t>
+      </w:r>
+      <w:r>
+        <w:t xml:space="preserve"> </w:t>
+      </w:r>
+      <w:r>
+        <w:t xml:space="preserve">literówka „eksperów Samaritè” → „ekspertów Samarité”; autor w danych artykułu: „mgr chemii</w:t>
+      </w:r>
+      <w:r>
+        <w:t xml:space="preserve">ZAPISEK -</w:t>
+      </w:r>
+      <w:r>
+        <w:t xml:space="preserve">TECHNOLOG” → name „Barbara Zapisek”, jobTitle „Główny technolog”.</w:t>
+      </w:r>
+    </w:p>
+    <w:p>
+      <w:pPr>
+        <w:numPr>
+          <w:ilvl w:val="0"/>
+          <w:numId w:val="1014"/>
+        </w:numPr>
+        <w:pStyle w:val="Compact"/>
+      </w:pPr>
+      <w:r>
+        <w:rPr>
+          <w:bCs/>
+          <w:b/>
+        </w:rPr>
+        <w:t xml:space="preserve">sitemap.xml:</w:t>
+      </w:r>
+      <w:r>
+        <w:t xml:space="preserve"> </w:t>
+      </w:r>
+      <w:r>
+        <w:t xml:space="preserve">wszystkie adresy mają datę</w:t>
+      </w:r>
+      <w:r>
+        <w:t xml:space="preserve"> </w:t>
+      </w:r>
+      <w:r>
+        <w:rPr>
+          <w:rStyle w:val="VerbatimChar"/>
+        </w:rPr>
+        <w:t xml:space="preserve">2025-01-01</w:t>
+      </w:r>
+      <w:r>
+        <w:t xml:space="preserve"> </w:t>
+      </w:r>
+      <w:r>
+        <w:t xml:space="preserve">— generować prawdziwe daty zmian.</w:t>
+      </w:r>
+    </w:p>
+    <w:bookmarkEnd w:id="41"/>
+    <w:bookmarkStart w:id="45" w:name="X53cf3160d69e38afd07c9a6dc6c67918810e01c"/>
+    <w:p>
+      <w:pPr>
+        <w:pStyle w:val="Heading2"/>
+      </w:pPr>
+      <w:r>
+        <w:t xml:space="preserve">12. Widoczność w AI (ChatGPT, Google AI, Perplexity) — P2/P3</w:t>
+      </w:r>
+    </w:p>
+    <w:p>
+      <w:pPr>
+        <w:pStyle w:val="FirstParagraph"/>
+      </w:pPr>
+      <w:r>
+        <w:rPr>
+          <w:bCs/>
+          <w:b/>
+        </w:rPr>
+        <w:t xml:space="preserve">Nie ma metody gwarantującej polecenie marki przez AI.</w:t>
+      </w:r>
+      <w:r>
+        <w:t xml:space="preserve"> </w:t>
+      </w:r>
+      <w:r>
+        <w:t xml:space="preserve">Można zwiększyć dostępność i jakość informacji.</w:t>
+      </w:r>
+    </w:p>
+    <w:p>
+      <w:pPr>
+        <w:pStyle w:val="BodyText"/>
+      </w:pPr>
+      <w:r>
+        <w:rPr>
+          <w:bCs/>
+          <w:b/>
+        </w:rPr>
+        <w:t xml:space="preserve">Stan:</w:t>
+      </w:r>
+    </w:p>
+    <w:p>
+      <w:pPr>
+        <w:numPr>
+          <w:ilvl w:val="0"/>
+          <w:numId w:val="1015"/>
+        </w:numPr>
+        <w:pStyle w:val="Compact"/>
+      </w:pPr>
+      <w:r>
+        <w:t xml:space="preserve">robots.txt nie blokuje botów AI. Test z identyfikatorami OAI-SearchBot, GPTBot, PerplexityBot i Googlebot zwrócił stronę (200),</w:t>
+      </w:r>
+      <w:r>
+        <w:t xml:space="preserve"> </w:t>
+      </w:r>
+      <w:r>
+        <w:rPr>
+          <w:bCs/>
+          <w:b/>
+        </w:rPr>
+        <w:t xml:space="preserve">ale test podszywał się tylko pod nazwę bota</w:t>
+      </w:r>
+      <w:r>
+        <w:t xml:space="preserve"> </w:t>
+      </w:r>
+      <w:r>
+        <w:t xml:space="preserve">— prawdziwe boty mogą być filtrowane przez zabezpieczenia serwera/CDN.</w:t>
+      </w:r>
+      <w:r>
+        <w:t xml:space="preserve"> </w:t>
+      </w:r>
+      <w:r>
+        <w:rPr>
+          <w:bCs/>
+          <w:b/>
+        </w:rPr>
+        <w:t xml:space="preserve">WYMAGA SPRAWDZENIA w logach serwera.</w:t>
+      </w:r>
+    </w:p>
+    <w:p>
+      <w:pPr>
+        <w:numPr>
+          <w:ilvl w:val="0"/>
+          <w:numId w:val="1015"/>
+        </w:numPr>
+        <w:pStyle w:val="Compact"/>
+      </w:pPr>
+      <w:r>
+        <w:t xml:space="preserve">Plik llms.txt istnieje —</w:t>
+      </w:r>
+      <w:r>
+        <w:t xml:space="preserve"> </w:t>
+      </w:r>
+      <w:r>
+        <w:rPr>
+          <w:bCs/>
+          <w:b/>
+        </w:rPr>
+        <w:t xml:space="preserve">niski priorytet</w:t>
+      </w:r>
+      <w:r>
+        <w:t xml:space="preserve">: Google informuje, że do AI Overviews/AI Mode nie są potrzebne specjalne pliki ani dodatkowe schema.</w:t>
+      </w:r>
+    </w:p>
+    <w:p>
+      <w:pPr>
+        <w:numPr>
+          <w:ilvl w:val="0"/>
+          <w:numId w:val="1015"/>
+        </w:numPr>
+        <w:pStyle w:val="Compact"/>
+      </w:pPr>
+      <w:r>
+        <w:t xml:space="preserve">Blog ma autora, datę, dane Article, FAQ i linki do produktów — dobry fundament.</w:t>
+      </w:r>
+    </w:p>
+    <w:p>
+      <w:pPr>
+        <w:pStyle w:val="FirstParagraph"/>
+      </w:pPr>
+      <w:r>
+        <w:rPr>
+          <w:bCs/>
+          <w:b/>
+        </w:rPr>
         <w:t xml:space="preserve">Co zrobić:</w:t>
       </w:r>
-      <w:r>
-        <w:t xml:space="preserve"> </w:t>
-      </w:r>
-      <w:r>
-        <w:t xml:space="preserve">na stronie głównej dodać Organization: name „Samarité”, alternateName „Samarite”, legalName „Zeme Pharm Anna Mrowińska”, polski opis, logo, foundingDate (spójny z tekstem),</w:t>
-      </w:r>
-      <w:r>
-        <w:t xml:space="preserve"> </w:t>
-      </w:r>
-      <w:r>
-        <w:rPr>
-          <w:rStyle w:val="VerbatimChar"/>
-        </w:rPr>
-        <w:t xml:space="preserve">sameAs</w:t>
-      </w:r>
-      <w:r>
-        <w:t xml:space="preserve"> </w:t>
-      </w:r>
-      <w:r>
-        <w:t xml:space="preserve">→ Instagram, Facebook, TikTok, YouTube, profil marki na Wizaż.</w:t>
-      </w:r>
-    </w:p>
-    <w:p>
-      <w:pPr>
-        <w:numPr>
-          <w:ilvl w:val="0"/>
-          <w:numId w:val="1014"/>
-        </w:numPr>
-        <w:pStyle w:val="Compact"/>
-      </w:pPr>
-      <w:r>
-        <w:rPr>
-          <w:bCs/>
-          <w:b/>
-        </w:rPr>
-        <w:t xml:space="preserve">Dlaczego:</w:t>
-      </w:r>
-      <w:r>
-        <w:t xml:space="preserve"> </w:t>
-      </w:r>
-      <w:r>
-        <w:t xml:space="preserve">nazwa jest mylona z „Samaritans”, „Samaria”, „Samaritaine” — wyszukiwarki i AI potrzebują jednoznacznych sygnałów, kim jest marka.</w:t>
-      </w:r>
-    </w:p>
-    <w:bookmarkEnd w:id="31"/>
-    <w:bookmarkStart w:id="32" w:name="mapa-strony-sitemap.xml-p3"/>
-    <w:p>
-      <w:pPr>
-        <w:pStyle w:val="Heading2"/>
-      </w:pPr>
-      <w:r>
-        <w:t xml:space="preserve">10. Mapa strony (sitemap.xml) — P3</w:t>
-      </w:r>
-    </w:p>
-    <w:p>
-      <w:pPr>
-        <w:numPr>
-          <w:ilvl w:val="0"/>
-          <w:numId w:val="1015"/>
-        </w:numPr>
-        <w:pStyle w:val="Compact"/>
-      </w:pPr>
-      <w:r>
-        <w:t xml:space="preserve">Wszystkie adresy mają datę zmiany</w:t>
-      </w:r>
-      <w:r>
-        <w:t xml:space="preserve"> </w:t>
-      </w:r>
-      <w:r>
-        <w:rPr>
-          <w:rStyle w:val="VerbatimChar"/>
-        </w:rPr>
-        <w:t xml:space="preserve">2025-01-01</w:t>
-      </w:r>
-      <w:r>
-        <w:t xml:space="preserve">. Generować prawdziwe daty modyfikacji.</w:t>
-      </w:r>
-    </w:p>
-    <w:p>
-      <w:pPr>
-        <w:numPr>
-          <w:ilvl w:val="0"/>
-          <w:numId w:val="1015"/>
-        </w:numPr>
-        <w:pStyle w:val="Compact"/>
-      </w:pPr>
-      <w:r>
-        <w:rPr>
-          <w:bCs/>
-          <w:b/>
-        </w:rPr>
-        <w:t xml:space="preserve">Dlaczego:</w:t>
-      </w:r>
-      <w:r>
-        <w:t xml:space="preserve"> </w:t>
-      </w:r>
-      <w:r>
-        <w:t xml:space="preserve">Google używa lastmod tylko, gdy jest wiarygodny.</w:t>
-      </w:r>
-    </w:p>
-    <w:bookmarkEnd w:id="32"/>
-    <w:bookmarkStart w:id="33" w:name="eksperci-i-autorzy-p3"/>
-    <w:p>
-      <w:pPr>
-        <w:pStyle w:val="Heading2"/>
-      </w:pPr>
-      <w:r>
-        <w:t xml:space="preserve">11. Eksperci i autorzy — P3</w:t>
-      </w:r>
     </w:p>
     <w:p>
       <w:pPr>
@@ -2286,7 +3105,17 @@
         <w:pStyle w:val="Compact"/>
       </w:pPr>
       <w:r>
-        <w:t xml:space="preserve">Literówka w nagłówku: „eksperów Samaritè” → „ekspertów Samarité”.</w:t>
+        <w:rPr>
+          <w:bCs/>
+          <w:b/>
+        </w:rPr>
+        <w:t xml:space="preserve">P2:</w:t>
+      </w:r>
+      <w:r>
+        <w:t xml:space="preserve"> </w:t>
+      </w:r>
+      <w:r>
+        <w:t xml:space="preserve">spójne dane produktów (pkt 5) i jasne opisy: dla kogo, zastosowania, skład, zapach, sposób użycia, podsumowania badań (metoda, liczebność, czas, wynik).</w:t>
       </w:r>
     </w:p>
     <w:p>
@@ -2298,13 +3127,17 @@
         <w:pStyle w:val="Compact"/>
       </w:pPr>
       <w:r>
-        <w:t xml:space="preserve">Autor artykułów w danych: „mgr chemii</w:t>
-      </w:r>
-      <w:r>
-        <w:t xml:space="preserve">ZAPISEK -</w:t>
-      </w:r>
-      <w:r>
-        <w:t xml:space="preserve">TECHNOLOG” → name: „Barbara Zapisek”, jobTitle: „Główny technolog”, osobny profil autora.</w:t>
+        <w:rPr>
+          <w:bCs/>
+          <w:b/>
+        </w:rPr>
+        <w:t xml:space="preserve">P2:</w:t>
+      </w:r>
+      <w:r>
+        <w:t xml:space="preserve"> </w:t>
+      </w:r>
+      <w:r>
+        <w:t xml:space="preserve">FAQ na kartach produktów odpowiadające na obawy z opinii: „czy można pod oczy” (są skargi na szczypanie), „czy dla cery wrażliwej”, „czy w ciąży”, „jak łączyć z Elixirem”.</w:t>
       </w:r>
     </w:p>
     <w:p>
@@ -2316,7 +3149,30 @@
         <w:pStyle w:val="Compact"/>
       </w:pPr>
       <w:r>
-        <w:t xml:space="preserve">Linkować ekspertów z kart produktów (kto stworzył recepturę, kto ją ocenia).</w:t>
+        <w:rPr>
+          <w:bCs/>
+          <w:b/>
+        </w:rPr>
+        <w:t xml:space="preserve">P3:</w:t>
+      </w:r>
+      <w:r>
+        <w:t xml:space="preserve"> </w:t>
+      </w:r>
+      <w:r>
+        <w:t xml:space="preserve">rzetelne testy i porównania w mediach (z ujawnieniem współpracy). W sprawdzonych zestawieniach (Elle, Superpharm, natu.care, Wizaż TOP) polecana jest konkurencja. To kierunek budowania rozpoznawalności,</w:t>
+      </w:r>
+      <w:r>
+        <w:t xml:space="preserve"> </w:t>
+      </w:r>
+      <w:r>
+        <w:rPr>
+          <w:bCs/>
+          <w:b/>
+        </w:rPr>
+        <w:t xml:space="preserve">nie potwierdzona recepta na cytowanie przez AI</w:t>
+      </w:r>
+      <w:r>
+        <w:t xml:space="preserve">.</w:t>
       </w:r>
     </w:p>
     <w:p>
@@ -2332,23 +3188,13 @@
           <w:bCs/>
           <w:b/>
         </w:rPr>
-        <w:t xml:space="preserve">Dlaczego:</w:t>
-      </w:r>
-      <w:r>
-        <w:t xml:space="preserve"> </w:t>
-      </w:r>
-      <w:r>
-        <w:t xml:space="preserve">Google w wytycznych o wartościowych treściach ocenia „kto, jak i po co” stworzył treść; AI chętniej cytuje źródła z widocznymi ekspertami.</w:t>
-      </w:r>
-    </w:p>
-    <w:bookmarkEnd w:id="33"/>
-    <w:bookmarkStart w:id="34" w:name="X53cf3160d69e38afd07c9a6dc6c67918810e01c"/>
-    <w:p>
-      <w:pPr>
-        <w:pStyle w:val="Heading2"/>
-      </w:pPr>
-      <w:r>
-        <w:t xml:space="preserve">12. Widoczność w AI (ChatGPT, Google AI, Perplexity) — P2/P3</w:t>
+        <w:t xml:space="preserve">P3 — pomiar:</w:t>
+      </w:r>
+      <w:r>
+        <w:t xml:space="preserve"> </w:t>
+      </w:r>
+      <w:r>
+        <w:t xml:space="preserve">co miesiąc te same neutralne pytania w nowych rozmowach (ChatGPT, Perplexity, Google); zapisywać datę, odpowiedź, źródła, wskazany sklep. Pojedyncza odpowiedź AI nie jest stabilnym rankingiem.</w:t>
       </w:r>
     </w:p>
     <w:p>
@@ -2356,47 +3202,57 @@
         <w:pStyle w:val="FirstParagraph"/>
       </w:pPr>
       <w:r>
-        <w:rPr>
-          <w:bCs/>
-          <w:b/>
-        </w:rPr>
-        <w:t xml:space="preserve">Działa dobrze:</w:t>
-      </w:r>
-    </w:p>
-    <w:p>
-      <w:pPr>
-        <w:numPr>
-          <w:ilvl w:val="0"/>
-          <w:numId w:val="1017"/>
-        </w:numPr>
-        <w:pStyle w:val="Compact"/>
-      </w:pPr>
-      <w:r>
-        <w:t xml:space="preserve">Boty OAI-SearchBot, GPTBot, PerplexityBot i Googlebot dostają stronę bez blokady (sprawdzone).</w:t>
-      </w:r>
-    </w:p>
-    <w:p>
-      <w:pPr>
-        <w:numPr>
-          <w:ilvl w:val="0"/>
-          <w:numId w:val="1017"/>
-        </w:numPr>
-        <w:pStyle w:val="Compact"/>
-      </w:pPr>
-      <w:r>
-        <w:t xml:space="preserve">Jest plik llms.txt (Google go nie wykorzystuje, ale nie szkodzi).</w:t>
-      </w:r>
-    </w:p>
-    <w:p>
-      <w:pPr>
-        <w:numPr>
-          <w:ilvl w:val="0"/>
-          <w:numId w:val="1017"/>
-        </w:numPr>
-        <w:pStyle w:val="Compact"/>
-      </w:pPr>
-      <w:r>
-        <w:t xml:space="preserve">Blog ma autora, datę, dane Article, FAQ i linki do produktów.</w:t>
+        <w:t xml:space="preserve">Źródła:</w:t>
+      </w:r>
+      <w:r>
+        <w:t xml:space="preserve"> </w:t>
+      </w:r>
+      <w:hyperlink r:id="rId42">
+        <w:r>
+          <w:rPr>
+            <w:rStyle w:val="Hyperlink"/>
+          </w:rPr>
+          <w:t xml:space="preserve">Google — AI features</w:t>
+        </w:r>
+      </w:hyperlink>
+      <w:r>
+        <w:t xml:space="preserve">,</w:t>
+      </w:r>
+      <w:r>
+        <w:t xml:space="preserve"> </w:t>
+      </w:r>
+      <w:hyperlink r:id="rId43">
+        <w:r>
+          <w:rPr>
+            <w:rStyle w:val="Hyperlink"/>
+          </w:rPr>
+          <w:t xml:space="preserve">OpenAI — boty</w:t>
+        </w:r>
+      </w:hyperlink>
+      <w:r>
+        <w:t xml:space="preserve">,</w:t>
+      </w:r>
+      <w:r>
+        <w:t xml:space="preserve"> </w:t>
+      </w:r>
+      <w:hyperlink r:id="rId44">
+        <w:r>
+          <w:rPr>
+            <w:rStyle w:val="Hyperlink"/>
+          </w:rPr>
+          <w:t xml:space="preserve">Perplexity — boty</w:t>
+        </w:r>
+      </w:hyperlink>
+    </w:p>
+    <w:bookmarkEnd w:id="45"/>
+    <w:bookmarkEnd w:id="46"/>
+    <w:bookmarkStart w:id="47" w:name="frazy-kluczowe-kandydaci-do-weryfikacji"/>
+    <w:p>
+      <w:pPr>
+        <w:pStyle w:val="Heading1"/>
+      </w:pPr>
+      <w:r>
+        <w:t xml:space="preserve">Frazy kluczowe — kandydaci do weryfikacji</w:t>
       </w:r>
     </w:p>
     <w:p>
@@ -2404,107 +3260,25 @@
         <w:pStyle w:val="FirstParagraph"/>
       </w:pPr>
       <w:r>
-        <w:rPr>
-          <w:bCs/>
-          <w:b/>
-        </w:rPr>
-        <w:t xml:space="preserve">Do zrobienia:</w:t>
-      </w:r>
-    </w:p>
-    <w:p>
-      <w:pPr>
-        <w:numPr>
-          <w:ilvl w:val="0"/>
-          <w:numId w:val="1018"/>
-        </w:numPr>
-        <w:pStyle w:val="Compact"/>
-      </w:pPr>
-      <w:r>
-        <w:rPr>
-          <w:bCs/>
-          <w:b/>
-        </w:rPr>
-        <w:t xml:space="preserve">Obecność w rankingach i mediach</w:t>
-      </w:r>
-      <w:r>
-        <w:t xml:space="preserve">, z których AI buduje odpowiedzi: Elle („polskie marki naturalne”, „kremy 40+”), blog Superpharm, Wizaż TOP, natu.care. W sprawdzonych zestawieniach polecana jest konkurencja. → PR / wysyłka produktów do redakcji.</w:t>
-      </w:r>
-    </w:p>
-    <w:p>
-      <w:pPr>
-        <w:numPr>
-          <w:ilvl w:val="0"/>
-          <w:numId w:val="1018"/>
-        </w:numPr>
-        <w:pStyle w:val="Compact"/>
-      </w:pPr>
-      <w:r>
-        <w:rPr>
-          <w:bCs/>
-          <w:b/>
-        </w:rPr>
-        <w:t xml:space="preserve">FAQ na kartach produktów</w:t>
-      </w:r>
-      <w:r>
-        <w:t xml:space="preserve"> </w:t>
-      </w:r>
-      <w:r>
-        <w:t xml:space="preserve">odpowiadające na realne obawy z opinii: „czy można stosować pod oczy” (są skargi na szczypanie), „czy dla cery wrażliwej”, „czy w ciąży”, „jak łączyć z Elixirem”.</w:t>
-      </w:r>
-    </w:p>
-    <w:p>
-      <w:pPr>
-        <w:numPr>
-          <w:ilvl w:val="0"/>
-          <w:numId w:val="1018"/>
-        </w:numPr>
-        <w:pStyle w:val="Compact"/>
-      </w:pPr>
-      <w:r>
-        <w:rPr>
-          <w:bCs/>
-          <w:b/>
-        </w:rPr>
-        <w:t xml:space="preserve">Świeże opinie zewnętrzne:</w:t>
-      </w:r>
-      <w:r>
-        <w:t xml:space="preserve"> </w:t>
-      </w:r>
-      <w:r>
-        <w:t xml:space="preserve">nowa kampania testów (Wizaż KWC, Ceneo), żeby przykryć starą negatywną recenzję.</w:t>
-      </w:r>
-    </w:p>
-    <w:bookmarkEnd w:id="34"/>
-    <w:bookmarkEnd w:id="35"/>
-    <w:bookmarkStart w:id="36" w:name="frazy-kluczowe"/>
-    <w:p>
-      <w:pPr>
-        <w:pStyle w:val="Heading1"/>
-      </w:pPr>
-      <w:r>
-        <w:t xml:space="preserve">Frazy kluczowe</w:t>
-      </w:r>
-    </w:p>
-    <w:p>
-      <w:pPr>
-        <w:pStyle w:val="FirstParagraph"/>
-      </w:pPr>
-      <w:r>
-        <w:rPr>
-          <w:bCs/>
-          <w:b/>
-        </w:rPr>
-        <w:t xml:space="preserve">Wolumenów nie zweryfikowano</w:t>
-      </w:r>
-      <w:r>
-        <w:t xml:space="preserve"> </w:t>
-      </w:r>
-      <w:r>
-        <w:t xml:space="preserve">— sprawdzić w Planerze słów kluczowych Google Ads.</w:t>
+        <w:t xml:space="preserve">To</w:t>
+      </w:r>
+      <w:r>
+        <w:t xml:space="preserve"> </w:t>
+      </w:r>
+      <w:r>
+        <w:rPr>
+          <w:bCs/>
+          <w:b/>
+        </w:rPr>
+        <w:t xml:space="preserve">nie jest potwierdzona lista szans</w:t>
+      </w:r>
+      <w:r>
+        <w:t xml:space="preserve">. Najpierw sprawdzić w Search Console zapytania, które już dają wyświetlenia, wejścia i zakupy, a wolumeny nowych fraz w Planerze słów kluczowych.</w:t>
       </w:r>
     </w:p>
     <w:tbl>
       <w:tblPr>
+        <w:tblStyle w:val="Table"/>
         <w:tblW w:type="pct" w:w="5000"/>
         <w:tblLook w:firstRow="1" w:lastRow="0" w:firstColumn="0" w:lastColumn="0" w:noHBand="0" w:noVBand="0" w:val="0020"/>
         <w:jc w:val="start"/>
@@ -2538,19 +3312,19 @@
               <w:jc w:val="left"/>
             </w:pPr>
             <w:r>
-              <w:t xml:space="preserve">Frazy</w:t>
-            </w:r>
-          </w:p>
-        </w:tc>
-        <w:tc>
-          <w:tcPr/>
-          <w:p>
-            <w:pPr>
-              <w:pStyle w:val="Compact"/>
-              <w:jc w:val="left"/>
-            </w:pPr>
-            <w:r>
-              <w:t xml:space="preserve">Cel</w:t>
+              <w:t xml:space="preserve">Przykłady</w:t>
+            </w:r>
+          </w:p>
+        </w:tc>
+        <w:tc>
+          <w:tcPr/>
+          <w:p>
+            <w:pPr>
+              <w:pStyle w:val="Compact"/>
+              <w:jc w:val="left"/>
+            </w:pPr>
+            <w:r>
+              <w:t xml:space="preserve">Docelowe miejsce</w:t>
             </w:r>
           </w:p>
         </w:tc>
@@ -2564,31 +3338,31 @@
               <w:jc w:val="left"/>
             </w:pPr>
             <w:r>
-              <w:t xml:space="preserve">Marka</w:t>
-            </w:r>
-          </w:p>
-        </w:tc>
-        <w:tc>
-          <w:tcPr/>
-          <w:p>
-            <w:pPr>
-              <w:pStyle w:val="Compact"/>
-              <w:jc w:val="left"/>
-            </w:pPr>
-            <w:r>
-              <w:t xml:space="preserve">samarite, samarite opinie, divine cream opinie, samarite skład, samarite gdzie kupić</w:t>
-            </w:r>
-          </w:p>
-        </w:tc>
-        <w:tc>
-          <w:tcPr/>
-          <w:p>
-            <w:pPr>
-              <w:pStyle w:val="Compact"/>
-              <w:jc w:val="left"/>
-            </w:pPr>
-            <w:r>
-              <w:t xml:space="preserve">Klientka ma trafić na samarite.eu, nie na Ceneo/Wizaż</w:t>
+              <w:t xml:space="preserve">Marka i produkt</w:t>
+            </w:r>
+          </w:p>
+        </w:tc>
+        <w:tc>
+          <w:tcPr/>
+          <w:p>
+            <w:pPr>
+              <w:pStyle w:val="Compact"/>
+              <w:jc w:val="left"/>
+            </w:pPr>
+            <w:r>
+              <w:t xml:space="preserve">samarite divine cream, samarite opinie, divine cream opinie, samarite skład</w:t>
+            </w:r>
+          </w:p>
+        </w:tc>
+        <w:tc>
+          <w:tcPr/>
+          <w:p>
+            <w:pPr>
+              <w:pStyle w:val="Compact"/>
+              <w:jc w:val="left"/>
+            </w:pPr>
+            <w:r>
+              <w:t xml:space="preserve">Karta produktu i opinie</w:t>
             </w:r>
           </w:p>
         </w:tc>
@@ -2602,31 +3376,31 @@
               <w:jc w:val="left"/>
             </w:pPr>
             <w:r>
-              <w:t xml:space="preserve">Produkt</w:t>
-            </w:r>
-          </w:p>
-        </w:tc>
-        <w:tc>
-          <w:tcPr/>
-          <w:p>
-            <w:pPr>
-              <w:pStyle w:val="Compact"/>
-              <w:jc w:val="left"/>
-            </w:pPr>
-            <w:r>
-              <w:t xml:space="preserve">krem do twarzy i pod oczy, krem na dzień i na noc w jednym, naturalny krem odmładzający, krem z niacynamidem, krem 40+ / 50+</w:t>
-            </w:r>
-          </w:p>
-        </w:tc>
-        <w:tc>
-          <w:tcPr/>
-          <w:p>
-            <w:pPr>
-              <w:pStyle w:val="Compact"/>
-              <w:jc w:val="left"/>
-            </w:pPr>
-            <w:r>
-              <w:t xml:space="preserve">Karty produktów + blog</w:t>
+              <w:t xml:space="preserve">Zastosowanie</w:t>
+            </w:r>
+          </w:p>
+        </w:tc>
+        <w:tc>
+          <w:tcPr/>
+          <w:p>
+            <w:pPr>
+              <w:pStyle w:val="Compact"/>
+              <w:jc w:val="left"/>
+            </w:pPr>
+            <w:r>
+              <w:t xml:space="preserve">krem do twarzy i pod oczy, krem na dzień i na noc w jednym, krem z niacynamidem</w:t>
+            </w:r>
+          </w:p>
+        </w:tc>
+        <w:tc>
+          <w:tcPr/>
+          <w:p>
+            <w:pPr>
+              <w:pStyle w:val="Compact"/>
+              <w:jc w:val="left"/>
+            </w:pPr>
+            <w:r>
+              <w:t xml:space="preserve">Karta produktu i poradnik wyboru</w:t>
             </w:r>
           </w:p>
         </w:tc>
@@ -2640,31 +3414,31 @@
               <w:jc w:val="left"/>
             </w:pPr>
             <w:r>
-              <w:t xml:space="preserve">Kategoria</w:t>
-            </w:r>
-          </w:p>
-        </w:tc>
-        <w:tc>
-          <w:tcPr/>
-          <w:p>
-            <w:pPr>
-              <w:pStyle w:val="Compact"/>
-              <w:jc w:val="left"/>
-            </w:pPr>
-            <w:r>
-              <w:t xml:space="preserve">polskie kosmetyki naturalne, słowiańskie kosmetyki, luksusowe polskie kosmetyki</w:t>
-            </w:r>
-          </w:p>
-        </w:tc>
-        <w:tc>
-          <w:tcPr/>
-          <w:p>
-            <w:pPr>
-              <w:pStyle w:val="Compact"/>
-              <w:jc w:val="left"/>
-            </w:pPr>
-            <w:r>
-              <w:t xml:space="preserve">Strona główna, „O marce”</w:t>
+              <w:t xml:space="preserve">Prezent</w:t>
+            </w:r>
+          </w:p>
+        </w:tc>
+        <w:tc>
+          <w:tcPr/>
+          <w:p>
+            <w:pPr>
+              <w:pStyle w:val="Compact"/>
+              <w:jc w:val="left"/>
+            </w:pPr>
+            <w:r>
+              <w:t xml:space="preserve">zestaw kosmetyków na prezent, kosmetyki na prezent do 150 zł, prezent dla mamy</w:t>
+            </w:r>
+          </w:p>
+        </w:tc>
+        <w:tc>
+          <w:tcPr/>
+          <w:p>
+            <w:pPr>
+              <w:pStyle w:val="Compact"/>
+              <w:jc w:val="left"/>
+            </w:pPr>
+            <w:r>
+              <w:t xml:space="preserve">Sekcja prezentowa / zestawy</w:t>
             </w:r>
           </w:p>
         </w:tc>
@@ -2678,31 +3452,31 @@
               <w:jc w:val="left"/>
             </w:pPr>
             <w:r>
-              <w:t xml:space="preserve">Prezenty / sezon</w:t>
-            </w:r>
-          </w:p>
-        </w:tc>
-        <w:tc>
-          <w:tcPr/>
-          <w:p>
-            <w:pPr>
-              <w:pStyle w:val="Compact"/>
-              <w:jc w:val="left"/>
-            </w:pPr>
-            <w:r>
-              <w:t xml:space="preserve">zestaw kosmetyków na prezent dla kobiety, kosmetyki naturalne na prezent, prezent dla mamy</w:t>
-            </w:r>
-          </w:p>
-        </w:tc>
-        <w:tc>
-          <w:tcPr/>
-          <w:p>
-            <w:pPr>
-              <w:pStyle w:val="Compact"/>
-              <w:jc w:val="left"/>
-            </w:pPr>
-            <w:r>
-              <w:t xml:space="preserve">Strony zestawów (przed Dniem Matki, Świętami)</w:t>
+              <w:t xml:space="preserve">Kategoria</w:t>
+            </w:r>
+          </w:p>
+        </w:tc>
+        <w:tc>
+          <w:tcPr/>
+          <w:p>
+            <w:pPr>
+              <w:pStyle w:val="Compact"/>
+              <w:jc w:val="left"/>
+            </w:pPr>
+            <w:r>
+              <w:t xml:space="preserve">polskie kosmetyki naturalne, słowiańskie kosmetyki</w:t>
+            </w:r>
+          </w:p>
+        </w:tc>
+        <w:tc>
+          <w:tcPr/>
+          <w:p>
+            <w:pPr>
+              <w:pStyle w:val="Compact"/>
+              <w:jc w:val="left"/>
+            </w:pPr>
+            <w:r>
+              <w:t xml:space="preserve">Strona marki, treści o ofercie</w:t>
             </w:r>
           </w:p>
         </w:tc>
@@ -2723,21 +3497,169 @@
         <w:t xml:space="preserve"> </w:t>
       </w:r>
       <w:r>
-        <w:t xml:space="preserve">w Google Ads → Statystyki aukcji. Jeśli konkurencja nie licytuje „samarite”, a strona jest na 1. miejscu w bezpłatnych wynikach — przetestować niższy budżet przez 2–4 tygodnie i porównać sprzedaż.</w:t>
-      </w:r>
-    </w:p>
-    <w:bookmarkEnd w:id="36"/>
-    <w:bookmarkStart w:id="37" w:name="konkurencja"/>
+        <w:t xml:space="preserve">Google Ads → Statystyki aukcji. Jeśli konkurencja nie licytuje „samarite”, a strona jest na 1. miejscu w bezpłatnych wynikach — przetestować niższy budżet przez 2–4 tygodnie i porównać łączną sprzedaż z wyszukiwań na markę.</w:t>
+      </w:r>
+    </w:p>
+    <w:bookmarkEnd w:id="47"/>
+    <w:bookmarkStart w:id="48" w:name="X1d54ffee236e390e3018d4cbbef367dda5346a6"/>
     <w:p>
       <w:pPr>
         <w:pStyle w:val="Heading1"/>
       </w:pPr>
       <w:r>
-        <w:t xml:space="preserve">Konkurencja</w:t>
+        <w:t xml:space="preserve">Konkurencja (z rankingów i artykułów, nie z danych o udziale w rynku)</w:t>
       </w:r>
     </w:p>
     <w:tbl>
       <w:tblPr>
+        <w:tblStyle w:val="Table"/>
+        <w:tblW w:type="pct" w:w="5000"/>
+        <w:tblLook w:firstRow="1" w:lastRow="0" w:firstColumn="0" w:lastColumn="0" w:noHBand="0" w:noVBand="0" w:val="0020"/>
+        <w:jc w:val="start"/>
+      </w:tblPr>
+      <w:tblGrid>
+        <w:gridCol w:w="3960"/>
+        <w:gridCol w:w="3960"/>
+      </w:tblGrid>
+      <w:tr>
+        <w:trPr>
+          <w:tblHeader w:val="true"/>
+        </w:trPr>
+        <w:tc>
+          <w:tcPr/>
+          <w:p>
+            <w:pPr>
+              <w:pStyle w:val="Compact"/>
+              <w:jc w:val="left"/>
+            </w:pPr>
+            <w:r>
+              <w:t xml:space="preserve">Segment</w:t>
+            </w:r>
+          </w:p>
+        </w:tc>
+        <w:tc>
+          <w:tcPr/>
+          <w:p>
+            <w:pPr>
+              <w:pStyle w:val="Compact"/>
+              <w:jc w:val="left"/>
+            </w:pPr>
+            <w:r>
+              <w:t xml:space="preserve">Marki</w:t>
+            </w:r>
+          </w:p>
+        </w:tc>
+      </w:tr>
+      <w:tr>
+        <w:tc>
+          <w:tcPr/>
+          <w:p>
+            <w:pPr>
+              <w:pStyle w:val="Compact"/>
+              <w:jc w:val="left"/>
+            </w:pPr>
+            <w:r>
+              <w:t xml:space="preserve">Słowiańskie / ziołowe</w:t>
+            </w:r>
+          </w:p>
+        </w:tc>
+        <w:tc>
+          <w:tcPr/>
+          <w:p>
+            <w:pPr>
+              <w:pStyle w:val="Compact"/>
+              <w:jc w:val="left"/>
+            </w:pPr>
+            <w:r>
+              <w:t xml:space="preserve">Mokosh, Slavia Cosmetics, Polny Warkocz, Kwiat Paproci</w:t>
+            </w:r>
+          </w:p>
+        </w:tc>
+      </w:tr>
+      <w:tr>
+        <w:tc>
+          <w:tcPr/>
+          <w:p>
+            <w:pPr>
+              <w:pStyle w:val="Compact"/>
+              <w:jc w:val="left"/>
+            </w:pPr>
+            <w:r>
+              <w:t xml:space="preserve">Naturalne anti-aging (PL)</w:t>
+            </w:r>
+          </w:p>
+        </w:tc>
+        <w:tc>
+          <w:tcPr/>
+          <w:p>
+            <w:pPr>
+              <w:pStyle w:val="Compact"/>
+              <w:jc w:val="left"/>
+            </w:pPr>
+            <w:r>
+              <w:t xml:space="preserve">Orientana, Resibo, Iossi, Veoli Botanica</w:t>
+            </w:r>
+          </w:p>
+        </w:tc>
+      </w:tr>
+      <w:tr>
+        <w:tc>
+          <w:tcPr/>
+          <w:p>
+            <w:pPr>
+              <w:pStyle w:val="Compact"/>
+              <w:jc w:val="left"/>
+            </w:pPr>
+            <w:r>
+              <w:t xml:space="preserve">Polskie premium dermo</w:t>
+            </w:r>
+          </w:p>
+        </w:tc>
+        <w:tc>
+          <w:tcPr/>
+          <w:p>
+            <w:pPr>
+              <w:pStyle w:val="Compact"/>
+              <w:jc w:val="left"/>
+            </w:pPr>
+            <w:r>
+              <w:t xml:space="preserve">Dr Irena Eris, Dr Ambroziak</w:t>
+            </w:r>
+          </w:p>
+        </w:tc>
+      </w:tr>
+    </w:tbl>
+    <w:p>
+      <w:pPr>
+        <w:pStyle w:val="BodyText"/>
+      </w:pPr>
+      <w:r>
+        <w:t xml:space="preserve">Dystrybucja: perfumeria.pl ma 2 produkty Samarité (oba niedostępne); marka jest też w innych sklepach (eZebra, Minti Shop, Topestetic, MUA Store, Ceneo).</w:t>
+      </w:r>
+      <w:r>
+        <w:t xml:space="preserve"> </w:t>
+      </w:r>
+      <w:r>
+        <w:rPr>
+          <w:bCs/>
+          <w:b/>
+        </w:rPr>
+        <w:t xml:space="preserve">Udział kanałów w sprzedaży nieznany.</w:t>
+      </w:r>
+    </w:p>
+    <w:bookmarkEnd w:id="48"/>
+    <w:bookmarkStart w:id="49" w:name="plan-wdrożenia"/>
+    <w:p>
+      <w:pPr>
+        <w:pStyle w:val="Heading1"/>
+      </w:pPr>
+      <w:r>
+        <w:t xml:space="preserve">Plan wdrożenia</w:t>
+      </w:r>
+    </w:p>
+    <w:tbl>
+      <w:tblPr>
+        <w:tblStyle w:val="Table"/>
         <w:tblW w:type="pct" w:w="5000"/>
         <w:tblLook w:firstRow="1" w:lastRow="0" w:firstColumn="0" w:lastColumn="0" w:noHBand="0" w:noVBand="0" w:val="0020"/>
         <w:jc w:val="start"/>
@@ -2759,31 +3681,31 @@
               <w:jc w:val="left"/>
             </w:pPr>
             <w:r>
-              <w:t xml:space="preserve">Segment</w:t>
-            </w:r>
-          </w:p>
-        </w:tc>
-        <w:tc>
-          <w:tcPr/>
-          <w:p>
-            <w:pPr>
-              <w:pStyle w:val="Compact"/>
-              <w:jc w:val="left"/>
-            </w:pPr>
-            <w:r>
-              <w:t xml:space="preserve">Marki</w:t>
-            </w:r>
-          </w:p>
-        </w:tc>
-        <w:tc>
-          <w:tcPr/>
-          <w:p>
-            <w:pPr>
-              <w:pStyle w:val="Compact"/>
-              <w:jc w:val="left"/>
-            </w:pPr>
-            <w:r>
-              <w:t xml:space="preserve">Źródło</w:t>
+              <w:t xml:space="preserve">Termin</w:t>
+            </w:r>
+          </w:p>
+        </w:tc>
+        <w:tc>
+          <w:tcPr/>
+          <w:p>
+            <w:pPr>
+              <w:pStyle w:val="Compact"/>
+              <w:jc w:val="left"/>
+            </w:pPr>
+            <w:r>
+              <w:t xml:space="preserve">Działania</w:t>
+            </w:r>
+          </w:p>
+        </w:tc>
+        <w:tc>
+          <w:tcPr/>
+          <w:p>
+            <w:pPr>
+              <w:pStyle w:val="Compact"/>
+              <w:jc w:val="left"/>
+            </w:pPr>
+            <w:r>
+              <w:t xml:space="preserve">Miernik</w:t>
             </w:r>
           </w:p>
         </w:tc>
@@ -2797,31 +3719,31 @@
               <w:jc w:val="left"/>
             </w:pPr>
             <w:r>
-              <w:t xml:space="preserve">Słowiańskie / ziołowe</w:t>
-            </w:r>
-          </w:p>
-        </w:tc>
-        <w:tc>
-          <w:tcPr/>
-          <w:p>
-            <w:pPr>
-              <w:pStyle w:val="Compact"/>
-              <w:jc w:val="left"/>
-            </w:pPr>
-            <w:r>
-              <w:t xml:space="preserve">Mokosh, Slavia Cosmetics, Polny Warkocz, Kwiat Paproci</w:t>
-            </w:r>
-          </w:p>
-        </w:tc>
-        <w:tc>
-          <w:tcPr/>
-          <w:p>
-            <w:pPr>
-              <w:pStyle w:val="Compact"/>
-              <w:jc w:val="left"/>
-            </w:pPr>
-            <w:r>
-              <w:t xml:space="preserve">puderikrem.pl, strony marek</w:t>
+              <w:t xml:space="preserve">Tydzień 1</w:t>
+            </w:r>
+          </w:p>
+        </w:tc>
+        <w:tc>
+          <w:tcPr/>
+          <w:p>
+            <w:pPr>
+              <w:pStyle w:val="Compact"/>
+              <w:jc w:val="left"/>
+            </w:pPr>
+            <w:r>
+              <w:t xml:space="preserve">Pkt 1 (ścieżka zakupu, dane), 2 (cena „0,00”), 3 (diagnoza LCP + filmy), 4 (Merchant Center)</w:t>
+            </w:r>
+          </w:p>
+        </w:tc>
+        <w:tc>
+          <w:tcPr/>
+          <w:p>
+            <w:pPr>
+              <w:pStyle w:val="Compact"/>
+              <w:jc w:val="left"/>
+            </w:pPr>
+            <w:r>
+              <w:t xml:space="preserve">Lista błędów zakupu; poprawne ceny; LCP na kluczowych stronach; 0 odrzuceń w Merchant Center</w:t>
             </w:r>
           </w:p>
         </w:tc>
@@ -2835,31 +3757,31 @@
               <w:jc w:val="left"/>
             </w:pPr>
             <w:r>
-              <w:t xml:space="preserve">Naturalne anti-aging (PL)</w:t>
-            </w:r>
-          </w:p>
-        </w:tc>
-        <w:tc>
-          <w:tcPr/>
-          <w:p>
-            <w:pPr>
-              <w:pStyle w:val="Compact"/>
-              <w:jc w:val="left"/>
-            </w:pPr>
-            <w:r>
-              <w:t xml:space="preserve">Orientana, Resibo, Iossi, Veoli Botanica</w:t>
-            </w:r>
-          </w:p>
-        </w:tc>
-        <w:tc>
-          <w:tcPr/>
-          <w:p>
-            <w:pPr>
-              <w:pStyle w:val="Compact"/>
-              <w:jc w:val="left"/>
-            </w:pPr>
-            <w:r>
-              <w:t xml:space="preserve">Superpharm, Elle, natu.care</w:t>
+              <w:t xml:space="preserve">Tydzień 2–4</w:t>
+            </w:r>
+          </w:p>
+        </w:tc>
+        <w:tc>
+          <w:tcPr/>
+          <w:p>
+            <w:pPr>
+              <w:pStyle w:val="Compact"/>
+              <w:jc w:val="left"/>
+            </w:pPr>
+            <w:r>
+              <w:t xml:space="preserve">Pkt 5, 6, 7, 8, 9, 10</w:t>
+            </w:r>
+          </w:p>
+        </w:tc>
+        <w:tc>
+          <w:tcPr/>
+          <w:p>
+            <w:pPr>
+              <w:pStyle w:val="Compact"/>
+              <w:jc w:val="left"/>
+            </w:pPr>
+            <w:r>
+              <w:t xml:space="preserve">Konwersja wg urządzenia; marża po rabatach; przychód z e-maili; CTR w Search Console</w:t>
             </w:r>
           </w:p>
         </w:tc>
@@ -2873,31 +3795,31 @@
               <w:jc w:val="left"/>
             </w:pPr>
             <w:r>
-              <w:t xml:space="preserve">Polskie premium dermo</w:t>
-            </w:r>
-          </w:p>
-        </w:tc>
-        <w:tc>
-          <w:tcPr/>
-          <w:p>
-            <w:pPr>
-              <w:pStyle w:val="Compact"/>
-              <w:jc w:val="left"/>
-            </w:pPr>
-            <w:r>
-              <w:t xml:space="preserve">Dr Irena Eris, Dr Ambroziak</w:t>
-            </w:r>
-          </w:p>
-        </w:tc>
-        <w:tc>
-          <w:tcPr/>
-          <w:p>
-            <w:pPr>
-              <w:pStyle w:val="Compact"/>
-              <w:jc w:val="left"/>
-            </w:pPr>
-            <w:r>
-              <w:t xml:space="preserve">Elle, puderikrem.pl</w:t>
+              <w:t xml:space="preserve">Miesiąc 2</w:t>
+            </w:r>
+          </w:p>
+        </w:tc>
+        <w:tc>
+          <w:tcPr/>
+          <w:p>
+            <w:pPr>
+              <w:pStyle w:val="Compact"/>
+              <w:jc w:val="left"/>
+            </w:pPr>
+            <w:r>
+              <w:t xml:space="preserve">Pkt 11, 12 (FAQ, media, pomiar AI)</w:t>
+            </w:r>
+          </w:p>
+        </w:tc>
+        <w:tc>
+          <w:tcPr/>
+          <w:p>
+            <w:pPr>
+              <w:pStyle w:val="Compact"/>
+              <w:jc w:val="left"/>
+            </w:pPr>
+            <w:r>
+              <w:t xml:space="preserve">Obecność w zestawieniach; test AI co miesiąc</w:t>
             </w:r>
           </w:p>
         </w:tc>
@@ -2908,393 +3830,280 @@
         <w:pStyle w:val="BodyText"/>
       </w:pPr>
       <w:r>
-        <w:t xml:space="preserve">Uwaga: lista z rankingów i artykułów, nie z danych o udziale w rynku.</w:t>
-      </w:r>
-    </w:p>
-    <w:bookmarkEnd w:id="37"/>
-    <w:bookmarkStart w:id="38" w:name="plan-wdrożenia"/>
+        <w:rPr>
+          <w:bCs/>
+          <w:b/>
+        </w:rPr>
+        <w:t xml:space="preserve">Mierzyć co miesiąc:</w:t>
+      </w:r>
+      <w:r>
+        <w:t xml:space="preserve"> </w:t>
+      </w:r>
+      <w:r>
+        <w:t xml:space="preserve">przychód, konwersja i średni koszyk (sklep + GA4), udział powracających klientek, marża po rabatach i reklamie, ruch bezpłatny (Search Console), kliknięcia z Zakupów Google, wynik testu AI.</w:t>
+      </w:r>
+    </w:p>
+    <w:bookmarkEnd w:id="49"/>
+    <w:bookmarkStart w:id="50" w:name="źródła"/>
     <w:p>
       <w:pPr>
         <w:pStyle w:val="Heading1"/>
       </w:pPr>
       <w:r>
-        <w:t xml:space="preserve">Plan wdrożenia</w:t>
-      </w:r>
-    </w:p>
-    <w:tbl>
-      <w:tblPr>
-        <w:tblW w:type="pct" w:w="5000"/>
-        <w:tblLook w:firstRow="1" w:lastRow="0" w:firstColumn="0" w:lastColumn="0" w:noHBand="0" w:noVBand="0" w:val="0020"/>
-        <w:jc w:val="start"/>
-      </w:tblPr>
-      <w:tblGrid>
-        <w:gridCol w:w="2640"/>
-        <w:gridCol w:w="2640"/>
-        <w:gridCol w:w="2640"/>
-      </w:tblGrid>
-      <w:tr>
-        <w:trPr>
-          <w:tblHeader w:val="true"/>
-        </w:trPr>
-        <w:tc>
-          <w:tcPr/>
-          <w:p>
-            <w:pPr>
-              <w:pStyle w:val="Compact"/>
-              <w:jc w:val="left"/>
-            </w:pPr>
-            <w:r>
-              <w:t xml:space="preserve">Termin</w:t>
-            </w:r>
-          </w:p>
-        </w:tc>
-        <w:tc>
-          <w:tcPr/>
-          <w:p>
-            <w:pPr>
-              <w:pStyle w:val="Compact"/>
-              <w:jc w:val="left"/>
-            </w:pPr>
-            <w:r>
-              <w:t xml:space="preserve">Działania</w:t>
-            </w:r>
-          </w:p>
-        </w:tc>
-        <w:tc>
-          <w:tcPr/>
-          <w:p>
-            <w:pPr>
-              <w:pStyle w:val="Compact"/>
-              <w:jc w:val="left"/>
-            </w:pPr>
-            <w:r>
-              <w:t xml:space="preserve">KPI</w:t>
-            </w:r>
-          </w:p>
-        </w:tc>
-      </w:tr>
-      <w:tr>
-        <w:tc>
-          <w:tcPr/>
-          <w:p>
-            <w:pPr>
-              <w:pStyle w:val="Compact"/>
-              <w:jc w:val="left"/>
-            </w:pPr>
-            <w:r>
-              <w:t xml:space="preserve">Tydzień 1</w:t>
-            </w:r>
-          </w:p>
-        </w:tc>
-        <w:tc>
-          <w:tcPr/>
-          <w:p>
-            <w:pPr>
-              <w:pStyle w:val="Compact"/>
-              <w:jc w:val="left"/>
-            </w:pPr>
-            <w:r>
-              <w:t xml:space="preserve">Pkt 1 (filmy, szybkość), 2 (cena 30 dni), 3 (dane Divine Cream), 5 (claims – przegląd)</w:t>
-            </w:r>
-          </w:p>
-        </w:tc>
-        <w:tc>
-          <w:tcPr/>
-          <w:p>
-            <w:pPr>
-              <w:pStyle w:val="Compact"/>
-              <w:jc w:val="left"/>
-            </w:pPr>
-            <w:r>
-              <w:t xml:space="preserve">LCP mobile &lt; 2,5 s; 0 błędów ceny w Merchant Center</w:t>
-            </w:r>
-          </w:p>
-        </w:tc>
-      </w:tr>
-      <w:tr>
-        <w:tc>
-          <w:tcPr/>
-          <w:p>
-            <w:pPr>
-              <w:pStyle w:val="Compact"/>
-              <w:jc w:val="left"/>
-            </w:pPr>
-            <w:r>
-              <w:t xml:space="preserve">Tydzień 2–4</w:t>
-            </w:r>
-          </w:p>
-        </w:tc>
-        <w:tc>
-          <w:tcPr/>
-          <w:p>
-            <w:pPr>
-              <w:pStyle w:val="Compact"/>
-              <w:jc w:val="left"/>
-            </w:pPr>
-            <w:r>
-              <w:t xml:space="preserve">Pkt 4 (Merchant Center, gwiazdki), 7, 8, 9</w:t>
-            </w:r>
-          </w:p>
-        </w:tc>
-        <w:tc>
-          <w:tcPr/>
-          <w:p>
-            <w:pPr>
-              <w:pStyle w:val="Compact"/>
-              <w:jc w:val="left"/>
-            </w:pPr>
-            <w:r>
-              <w:t xml:space="preserve">Gwiazdki w Google; CTR z Search Console</w:t>
-            </w:r>
-          </w:p>
-        </w:tc>
-      </w:tr>
-      <w:tr>
-        <w:tc>
-          <w:tcPr/>
-          <w:p>
-            <w:pPr>
-              <w:pStyle w:val="Compact"/>
-              <w:jc w:val="left"/>
-            </w:pPr>
-            <w:r>
-              <w:t xml:space="preserve">Miesiąc 2</w:t>
-            </w:r>
-          </w:p>
-        </w:tc>
-        <w:tc>
-          <w:tcPr/>
-          <w:p>
-            <w:pPr>
-              <w:pStyle w:val="Compact"/>
-              <w:jc w:val="left"/>
-            </w:pPr>
-            <w:r>
-              <w:t xml:space="preserve">Pkt 6, 10, 11, 12 (PR, FAQ, opinie)</w:t>
-            </w:r>
-          </w:p>
-        </w:tc>
-        <w:tc>
-          <w:tcPr/>
-          <w:p>
-            <w:pPr>
-              <w:pStyle w:val="Compact"/>
-              <w:jc w:val="left"/>
-            </w:pPr>
-            <w:r>
-              <w:t xml:space="preserve">Obecność w 3+ rankingach; test AI co miesiąc</w:t>
-            </w:r>
-          </w:p>
-        </w:tc>
-      </w:tr>
-    </w:tbl>
-    <w:p>
-      <w:pPr>
-        <w:pStyle w:val="BodyText"/>
-      </w:pPr>
-      <w:r>
-        <w:rPr>
-          <w:bCs/>
-          <w:b/>
-        </w:rPr>
-        <w:t xml:space="preserve">Mierzyć co miesiąc:</w:t>
-      </w:r>
-      <w:r>
-        <w:t xml:space="preserve"> </w:t>
-      </w:r>
-      <w:r>
-        <w:t xml:space="preserve">przychód i współczynnik konwersji sklepu (GA4), ruch bezpłatny z Google (Search Console), kliknięcia z Google Zakupów, wynik testu AI (te same pytania w ChatGPT/Perplexity/Google — czy poleca Samarité).</w:t>
-      </w:r>
-    </w:p>
-    <w:bookmarkEnd w:id="38"/>
-    <w:bookmarkStart w:id="39" w:name="kolejne-kroki"/>
+        <w:t xml:space="preserve">Źródła</w:t>
+      </w:r>
+    </w:p>
+    <w:p>
+      <w:pPr>
+        <w:numPr>
+          <w:ilvl w:val="0"/>
+          <w:numId w:val="1017"/>
+        </w:numPr>
+        <w:pStyle w:val="Compact"/>
+      </w:pPr>
+      <w:r>
+        <w:t xml:space="preserve">samarite.eu: /pl, /pl/product/divine-cream, /pl/product/divine-cream?v=793, /pl/product/divine-elixir, /pl/experts, /pl/blog/krem-na-zmarszczki, /robots.txt, /sitemap.xml, /llms.txt</w:t>
+      </w:r>
+    </w:p>
+    <w:p>
+      <w:pPr>
+        <w:numPr>
+          <w:ilvl w:val="0"/>
+          <w:numId w:val="1017"/>
+        </w:numPr>
+        <w:pStyle w:val="Compact"/>
+      </w:pPr>
+      <w:r>
+        <w:t xml:space="preserve">Wizaż – Divine Cream: https://wizaz.pl/kosmetyki/produkt,307802,samarite-divine-cream.html</w:t>
+      </w:r>
+    </w:p>
+    <w:p>
+      <w:pPr>
+        <w:numPr>
+          <w:ilvl w:val="0"/>
+          <w:numId w:val="1017"/>
+        </w:numPr>
+        <w:pStyle w:val="Compact"/>
+      </w:pPr>
+      <w:r>
+        <w:t xml:space="preserve">Glamour: https://www.glamour.pl/uroda/przetestowalam-krem-ktory-sprzedaje-sie-w-polsce-co-7-minut/</w:t>
+      </w:r>
+    </w:p>
+    <w:p>
+      <w:pPr>
+        <w:numPr>
+          <w:ilvl w:val="0"/>
+          <w:numId w:val="1017"/>
+        </w:numPr>
+        <w:pStyle w:val="Compact"/>
+      </w:pPr>
+      <w:r>
+        <w:t xml:space="preserve">Recenzja negatywna: https://www.mojalepszawersja.pl/2020/04/samarite-divine-cream-nieudana.html</w:t>
+      </w:r>
+    </w:p>
+    <w:p>
+      <w:pPr>
+        <w:numPr>
+          <w:ilvl w:val="0"/>
+          <w:numId w:val="1017"/>
+        </w:numPr>
+        <w:pStyle w:val="Compact"/>
+      </w:pPr>
+      <w:r>
+        <w:t xml:space="preserve">INCI: https://incidecoder.com/products/samarite-divine-cream</w:t>
+      </w:r>
+    </w:p>
+    <w:p>
+      <w:pPr>
+        <w:numPr>
+          <w:ilvl w:val="0"/>
+          <w:numId w:val="1017"/>
+        </w:numPr>
+        <w:pStyle w:val="Compact"/>
+      </w:pPr>
+      <w:r>
+        <w:t xml:space="preserve">Superpharm: https://www.superpharm.pl/blog/naturalny-krem-do-twarzy-jaki-wybrac-polecane-produkty</w:t>
+      </w:r>
+    </w:p>
+    <w:p>
+      <w:pPr>
+        <w:numPr>
+          <w:ilvl w:val="0"/>
+          <w:numId w:val="1017"/>
+        </w:numPr>
+        <w:pStyle w:val="Compact"/>
+      </w:pPr>
+      <w:r>
+        <w:t xml:space="preserve">Elle – marki naturalne: https://www.elle.pl/uroda/najlepsze-kremy-nawilzajace-do-twarzy-od-polskich-marek-naturalnych-przeglad-i-opinie/</w:t>
+      </w:r>
+    </w:p>
+    <w:p>
+      <w:pPr>
+        <w:numPr>
+          <w:ilvl w:val="0"/>
+          <w:numId w:val="1017"/>
+        </w:numPr>
+        <w:pStyle w:val="Compact"/>
+      </w:pPr>
+      <w:r>
+        <w:t xml:space="preserve">Elle – kremy 40+: https://www.elle.pl/uroda/ranking-6-polecanych-polskich-kremow-do-pielegnacji-skory-40-kosztuja-od-14-do-249-zl/</w:t>
+      </w:r>
+    </w:p>
+    <w:p>
+      <w:pPr>
+        <w:numPr>
+          <w:ilvl w:val="0"/>
+          <w:numId w:val="1017"/>
+        </w:numPr>
+        <w:pStyle w:val="Compact"/>
+      </w:pPr>
+      <w:r>
+        <w:t xml:space="preserve">natu.care: https://natu.care/pl/kosmetyki/krem-do-twarzy</w:t>
+      </w:r>
+    </w:p>
+    <w:p>
+      <w:pPr>
+        <w:numPr>
+          <w:ilvl w:val="0"/>
+          <w:numId w:val="1017"/>
+        </w:numPr>
+        <w:pStyle w:val="Compact"/>
+      </w:pPr>
+      <w:r>
+        <w:t xml:space="preserve">puderikrem.pl: https://puderikrem.pl/Polskie-kosmetyki-naturalne-i-dermokosmetyki-ranking-TOP-18-marek-ktore-musisz-znac-blog-pol-1733397695.html</w:t>
+      </w:r>
+    </w:p>
+    <w:p>
+      <w:pPr>
+        <w:numPr>
+          <w:ilvl w:val="0"/>
+          <w:numId w:val="1017"/>
+        </w:numPr>
+        <w:pStyle w:val="Compact"/>
+      </w:pPr>
+      <w:r>
+        <w:t xml:space="preserve">perfumeria.pl: https://www.perfumeria.pl/collections/samarite</w:t>
+      </w:r>
+    </w:p>
+    <w:p>
+      <w:pPr>
+        <w:numPr>
+          <w:ilvl w:val="0"/>
+          <w:numId w:val="1017"/>
+        </w:numPr>
+        <w:pStyle w:val="Compact"/>
+      </w:pPr>
+      <w:r>
+        <w:t xml:space="preserve">Google, UOKiK, EUR-Lex, OpenAI, Perplexity — linki w odpowiednich sekcjach.</w:t>
+      </w:r>
+    </w:p>
+    <w:bookmarkEnd w:id="50"/>
+    <w:bookmarkStart w:id="51" w:name="zmiany-względem-wersji-1"/>
     <w:p>
       <w:pPr>
         <w:pStyle w:val="Heading1"/>
       </w:pPr>
       <w:r>
-        <w:t xml:space="preserve">Kolejne kroki</w:t>
-      </w:r>
-    </w:p>
-    <w:p>
-      <w:pPr>
-        <w:numPr>
-          <w:ilvl w:val="0"/>
-          <w:numId w:val="1019"/>
-        </w:numPr>
-        <w:pStyle w:val="Compact"/>
-      </w:pPr>
-      <w:r>
-        <w:t xml:space="preserve">Udostępnić Search Console, Merchant Center, Google Ads (lub zrzuty) — weryfikacja danych realnych użytkowników, błędów feedu i aukcji na markę.</w:t>
-      </w:r>
-    </w:p>
-    <w:p>
-      <w:pPr>
-        <w:numPr>
-          <w:ilvl w:val="0"/>
-          <w:numId w:val="1019"/>
-        </w:numPr>
-        <w:pStyle w:val="Compact"/>
-      </w:pPr>
-      <w:r>
-        <w:t xml:space="preserve">Test AI: zadać 10–15 pytań klientek w ChatGPT (czat tymczasowy), Perplexity i Google; zapisać, czy i jak pojawia się Samarité oraz jakie źródła są cytowane.</w:t>
-      </w:r>
-    </w:p>
-    <w:p>
-      <w:pPr>
-        <w:numPr>
-          <w:ilvl w:val="0"/>
-          <w:numId w:val="1019"/>
-        </w:numPr>
-        <w:pStyle w:val="Compact"/>
-      </w:pPr>
-      <w:r>
-        <w:t xml:space="preserve">Konsultacja prawna: pkt 2 i 5.</w:t>
-      </w:r>
-    </w:p>
-    <w:bookmarkEnd w:id="39"/>
-    <w:bookmarkStart w:id="40" w:name="źródła"/>
-    <w:p>
-      <w:pPr>
-        <w:pStyle w:val="Heading1"/>
-      </w:pPr>
-      <w:r>
-        <w:t xml:space="preserve">Źródła</w:t>
-      </w:r>
-    </w:p>
-    <w:p>
-      <w:pPr>
-        <w:numPr>
-          <w:ilvl w:val="0"/>
-          <w:numId w:val="1020"/>
-        </w:numPr>
-        <w:pStyle w:val="Compact"/>
-      </w:pPr>
-      <w:r>
-        <w:t xml:space="preserve">samarite.eu: /pl, /pl/product/divine-cream, /pl/product/divine-elixir, /pl/experts, /pl/blog/krem-na-zmarszczki, /robots.txt, /sitemap.xml, /llms.txt</w:t>
-      </w:r>
-    </w:p>
-    <w:p>
-      <w:pPr>
-        <w:numPr>
-          <w:ilvl w:val="0"/>
-          <w:numId w:val="1020"/>
-        </w:numPr>
-        <w:pStyle w:val="Compact"/>
-      </w:pPr>
-      <w:r>
-        <w:t xml:space="preserve">Wizaż – Divine Cream: https://wizaz.pl/kosmetyki/produkt,307802,samarite-divine-cream.html</w:t>
-      </w:r>
-    </w:p>
-    <w:p>
-      <w:pPr>
-        <w:numPr>
-          <w:ilvl w:val="0"/>
-          <w:numId w:val="1020"/>
-        </w:numPr>
-        <w:pStyle w:val="Compact"/>
-      </w:pPr>
-      <w:r>
-        <w:t xml:space="preserve">Glamour – krem co 7 minut: https://www.glamour.pl/uroda/przetestowalam-krem-ktory-sprzedaje-sie-w-polsce-co-7-minut/</w:t>
-      </w:r>
-    </w:p>
-    <w:p>
-      <w:pPr>
-        <w:numPr>
-          <w:ilvl w:val="0"/>
-          <w:numId w:val="1020"/>
-        </w:numPr>
-        <w:pStyle w:val="Compact"/>
-      </w:pPr>
-      <w:r>
-        <w:t xml:space="preserve">Recenzja negatywna: https://www.mojalepszawersja.pl/2020/04/samarite-divine-cream-nieudana.html</w:t>
-      </w:r>
-    </w:p>
-    <w:p>
-      <w:pPr>
-        <w:numPr>
-          <w:ilvl w:val="0"/>
-          <w:numId w:val="1020"/>
-        </w:numPr>
-        <w:pStyle w:val="Compact"/>
-      </w:pPr>
-      <w:r>
-        <w:t xml:space="preserve">INCI: https://incidecoder.com/products/samarite-divine-cream</w:t>
-      </w:r>
-    </w:p>
-    <w:p>
-      <w:pPr>
-        <w:numPr>
-          <w:ilvl w:val="0"/>
-          <w:numId w:val="1020"/>
-        </w:numPr>
-        <w:pStyle w:val="Compact"/>
-      </w:pPr>
-      <w:r>
-        <w:t xml:space="preserve">Superpharm: https://www.superpharm.pl/blog/naturalny-krem-do-twarzy-jaki-wybrac-polecane-produkty</w:t>
-      </w:r>
-    </w:p>
-    <w:p>
-      <w:pPr>
-        <w:numPr>
-          <w:ilvl w:val="0"/>
-          <w:numId w:val="1020"/>
-        </w:numPr>
-        <w:pStyle w:val="Compact"/>
-      </w:pPr>
-      <w:r>
-        <w:t xml:space="preserve">Elle – marki naturalne: https://www.elle.pl/uroda/najlepsze-kremy-nawilzajace-do-twarzy-od-polskich-marek-naturalnych-przeglad-i-opinie/</w:t>
-      </w:r>
-    </w:p>
-    <w:p>
-      <w:pPr>
-        <w:numPr>
-          <w:ilvl w:val="0"/>
-          <w:numId w:val="1020"/>
-        </w:numPr>
-        <w:pStyle w:val="Compact"/>
-      </w:pPr>
-      <w:r>
-        <w:t xml:space="preserve">Elle – kremy 40+: https://www.elle.pl/uroda/ranking-6-polecanych-polskich-kremow-do-pielegnacji-skory-40-kosztuja-od-14-do-249-zl/</w:t>
-      </w:r>
-    </w:p>
-    <w:p>
-      <w:pPr>
-        <w:numPr>
-          <w:ilvl w:val="0"/>
-          <w:numId w:val="1020"/>
-        </w:numPr>
-        <w:pStyle w:val="Compact"/>
-      </w:pPr>
-      <w:r>
-        <w:t xml:space="preserve">natu.care: https://natu.care/pl/kosmetyki/krem-do-twarzy</w:t>
-      </w:r>
-    </w:p>
-    <w:p>
-      <w:pPr>
-        <w:numPr>
-          <w:ilvl w:val="0"/>
-          <w:numId w:val="1020"/>
-        </w:numPr>
-        <w:pStyle w:val="Compact"/>
-      </w:pPr>
-      <w:r>
-        <w:t xml:space="preserve">puderikrem.pl – TOP 18 marek: https://puderikrem.pl/Polskie-kosmetyki-naturalne-i-dermokosmetyki-ranking-TOP-18-marek-ktore-musisz-znac-blog-pol-1733397695.html</w:t>
-      </w:r>
-    </w:p>
-    <w:p>
-      <w:pPr>
-        <w:numPr>
-          <w:ilvl w:val="0"/>
-          <w:numId w:val="1020"/>
-        </w:numPr>
-        <w:pStyle w:val="Compact"/>
-      </w:pPr>
-      <w:r>
-        <w:t xml:space="preserve">perfumeria.pl: https://www.perfumeria.pl/collections/samarite</w:t>
-      </w:r>
-    </w:p>
-    <w:bookmarkEnd w:id="40"/>
+        <w:t xml:space="preserve">Zmiany względem wersji 1</w:t>
+      </w:r>
+    </w:p>
+    <w:p>
+      <w:pPr>
+        <w:numPr>
+          <w:ilvl w:val="0"/>
+          <w:numId w:val="1018"/>
+        </w:numPr>
+        <w:pStyle w:val="Compact"/>
+      </w:pPr>
+      <w:r>
+        <w:t xml:space="preserve">Wycofano zarzut „błędnej ceny Divine Cream” — cena w danych odpowiada wybranemu wariantowi (Grand 269,99 zł / 45 ml 149,99 zł). Pozostaje problem wspólnego adresu oferty dla wariantów.</w:t>
+      </w:r>
+    </w:p>
+    <w:p>
+      <w:pPr>
+        <w:numPr>
+          <w:ilvl w:val="0"/>
+          <w:numId w:val="1018"/>
+        </w:numPr>
+        <w:pStyle w:val="Compact"/>
+      </w:pPr>
+      <w:r>
+        <w:t xml:space="preserve">„3 największe straty” → „najpoważniejsze znalezione problemy” (bez danych sprzedażowych nie da się ustalić strat).</w:t>
+      </w:r>
+    </w:p>
+    <w:p>
+      <w:pPr>
+        <w:numPr>
+          <w:ilvl w:val="0"/>
+          <w:numId w:val="1018"/>
+        </w:numPr>
+        <w:pStyle w:val="Compact"/>
+      </w:pPr>
+      <w:r>
+        <w:t xml:space="preserve">Usunięto obietnicę „szybciej o kilkanaście sekund”; dodano diagnozę elementu LCP i zakaz leniwego ładowania elementu LCP.</w:t>
+      </w:r>
+    </w:p>
+    <w:p>
+      <w:pPr>
+        <w:numPr>
+          <w:ilvl w:val="0"/>
+          <w:numId w:val="1018"/>
+        </w:numPr>
+        <w:pStyle w:val="Compact"/>
+      </w:pPr>
+      <w:r>
+        <w:t xml:space="preserve">Gwiazdki w Google — możliwość, nie gwarancja; GTIN — sprawdzić w Merchant Center, nie wymyślać.</w:t>
+      </w:r>
+    </w:p>
+    <w:p>
+      <w:pPr>
+        <w:numPr>
+          <w:ilvl w:val="0"/>
+          <w:numId w:val="1018"/>
+        </w:numPr>
+        <w:pStyle w:val="Compact"/>
+      </w:pPr>
+      <w:r>
+        <w:t xml:space="preserve">Doprecyzowano kwestie prawne (porównanie zestawu vs obniżka; hiperbola vs twierdzenia o działaniu).</w:t>
+      </w:r>
+    </w:p>
+    <w:p>
+      <w:pPr>
+        <w:numPr>
+          <w:ilvl w:val="0"/>
+          <w:numId w:val="1018"/>
+        </w:numPr>
+        <w:pStyle w:val="Compact"/>
+      </w:pPr>
+      <w:r>
+        <w:t xml:space="preserve">Wycofano wniosek, że dystrybutorzy „nie zabierają sprzedaży”.</w:t>
+      </w:r>
+    </w:p>
+    <w:p>
+      <w:pPr>
+        <w:numPr>
+          <w:ilvl w:val="0"/>
+          <w:numId w:val="1018"/>
+        </w:numPr>
+        <w:pStyle w:val="Compact"/>
+      </w:pPr>
+      <w:r>
+        <w:t xml:space="preserve">Test botów AI opisany jako podszycie pod nazwę bota — wymaga potwierdzenia w logach.</w:t>
+      </w:r>
+    </w:p>
+    <w:p>
+      <w:pPr>
+        <w:numPr>
+          <w:ilvl w:val="0"/>
+          <w:numId w:val="1018"/>
+        </w:numPr>
+        <w:pStyle w:val="Compact"/>
+      </w:pPr>
+      <w:r>
+        <w:t xml:space="preserve">Dodano: ścieżkę zakupu i dane sprzedażowe (pkt 1), politykę promocji i marżę (pkt 6), e-mail/SMS (pkt 7), przykłady „obecnie → propozycja” dla tytułów i opisów.</w:t>
+      </w:r>
+    </w:p>
+    <w:bookmarkEnd w:id="51"/>
     <w:sectPr/>
   </w:body>
 </w:document>
@@ -3596,6 +4405,21 @@
     </w:lvlOverride>
   </w:num>
   <w:num w:numId="1002">
+    <w:abstractNumId w:val="991"/>
+  </w:num>
+  <w:num w:numId="1003">
+    <w:abstractNumId w:val="991"/>
+  </w:num>
+  <w:num w:numId="1004">
+    <w:abstractNumId w:val="991"/>
+  </w:num>
+  <w:num w:numId="1005">
+    <w:abstractNumId w:val="991"/>
+  </w:num>
+  <w:num w:numId="1006">
+    <w:abstractNumId w:val="991"/>
+  </w:num>
+  <w:num w:numId="1007">
     <w:abstractNumId w:val="99411"/>
     <w:lvlOverride w:ilvl="0">
       <w:startOverride w:val="1"/>
@@ -3624,21 +4448,6 @@
     <w:lvlOverride w:ilvl="8">
       <w:startOverride w:val="1"/>
     </w:lvlOverride>
-  </w:num>
-  <w:num w:numId="1003">
-    <w:abstractNumId w:val="991"/>
-  </w:num>
-  <w:num w:numId="1004">
-    <w:abstractNumId w:val="991"/>
-  </w:num>
-  <w:num w:numId="1005">
-    <w:abstractNumId w:val="991"/>
-  </w:num>
-  <w:num w:numId="1006">
-    <w:abstractNumId w:val="991"/>
-  </w:num>
-  <w:num w:numId="1007">
-    <w:abstractNumId w:val="991"/>
   </w:num>
   <w:num w:numId="1008">
     <w:abstractNumId w:val="991"/>
@@ -3673,39 +4482,6 @@
   <w:num w:numId="1018">
     <w:abstractNumId w:val="991"/>
   </w:num>
-  <w:num w:numId="1019">
-    <w:abstractNumId w:val="99411"/>
-    <w:lvlOverride w:ilvl="0">
-      <w:startOverride w:val="1"/>
-    </w:lvlOverride>
-    <w:lvlOverride w:ilvl="1">
-      <w:startOverride w:val="1"/>
-    </w:lvlOverride>
-    <w:lvlOverride w:ilvl="2">
-      <w:startOverride w:val="1"/>
-    </w:lvlOverride>
-    <w:lvlOverride w:ilvl="3">
-      <w:startOverride w:val="1"/>
-    </w:lvlOverride>
-    <w:lvlOverride w:ilvl="4">
-      <w:startOverride w:val="1"/>
-    </w:lvlOverride>
-    <w:lvlOverride w:ilvl="5">
-      <w:startOverride w:val="1"/>
-    </w:lvlOverride>
-    <w:lvlOverride w:ilvl="6">
-      <w:startOverride w:val="1"/>
-    </w:lvlOverride>
-    <w:lvlOverride w:ilvl="7">
-      <w:startOverride w:val="1"/>
-    </w:lvlOverride>
-    <w:lvlOverride w:ilvl="8">
-      <w:startOverride w:val="1"/>
-    </w:lvlOverride>
-  </w:num>
-  <w:num w:numId="1020">
-    <w:abstractNumId w:val="991"/>
-  </w:num>
 </w:numbering>
 </file>
 
@@ -3730,9 +4506,6 @@
   <w:style w:default="1" w:styleId="Normal" w:type="paragraph">
     <w:name w:val="Normal"/>
     <w:qFormat/>
-    <w:rPr>
-      <w:rFonts w:ascii="Calibri" w:hAnsi="Calibri"/>
-    </w:rPr>
   </w:style>
   <w:style w:styleId="BodyText" w:type="paragraph">
     <w:name w:val="Body Text"/>
@@ -3742,18 +4515,12 @@
       <w:spacing w:after="180" w:before="180"/>
     </w:pPr>
     <w:qFormat/>
-    <w:rPr>
-      <w:rFonts w:ascii="Calibri" w:hAnsi="Calibri"/>
-    </w:rPr>
   </w:style>
   <w:style w:customStyle="1" w:styleId="FirstParagraph" w:type="paragraph">
     <w:name w:val="First Paragraph"/>
     <w:basedOn w:val="BodyText"/>
     <w:next w:val="BodyText"/>
     <w:qFormat/>
-    <w:rPr>
-      <w:rFonts w:ascii="Calibri" w:hAnsi="Calibri"/>
-    </w:rPr>
   </w:style>
   <w:style w:customStyle="1" w:styleId="Compact" w:type="paragraph">
     <w:name w:val="Compact"/>
@@ -3762,9 +4529,6 @@
     <w:pPr>
       <w:spacing w:after="36" w:before="36"/>
     </w:pPr>
-    <w:rPr>
-      <w:rFonts w:ascii="Calibri" w:hAnsi="Calibri"/>
-    </w:rPr>
   </w:style>
   <w:style w:styleId="Title" w:type="paragraph">
     <w:name w:val="Title"/>
@@ -3778,7 +4542,7 @@
       <w:jc w:val="center"/>
     </w:pPr>
     <w:rPr>
-      <w:rFonts w:asciiTheme="majorHAnsi" w:cstheme="majorBidi" w:eastAsiaTheme="majorEastAsia" w:hAnsiTheme="majorHAnsi" w:ascii="Calibri" w:hAnsi="Calibri"/>
+      <w:rFonts w:asciiTheme="majorHAnsi" w:cstheme="majorBidi" w:eastAsiaTheme="majorEastAsia" w:hAnsiTheme="majorHAnsi"/>
       <w:b/>
       <w:bCs/>
       <w:color w:themeColor="accent1" w:themeShade="B5" w:val="345A8A"/>
@@ -3798,7 +4562,6 @@
       <w:jc w:val="center"/>
     </w:pPr>
     <w:rPr>
-      <w:rFonts w:ascii="Calibri" w:hAnsi="Calibri"/>
       <w:sz w:val="30"/>
       <w:szCs w:val="30"/>
     </w:rPr>
@@ -3812,9 +4575,6 @@
       <w:keepLines/>
       <w:jc w:val="center"/>
     </w:pPr>
-    <w:rPr>
-      <w:rFonts w:ascii="Calibri" w:hAnsi="Calibri"/>
-    </w:rPr>
   </w:style>
   <w:style w:styleId="Date" w:type="paragraph">
     <w:name w:val="Date"/>
@@ -3825,9 +4585,6 @@
       <w:keepLines/>
       <w:jc w:val="center"/>
     </w:pPr>
-    <w:rPr>
-      <w:rFonts w:ascii="Calibri" w:hAnsi="Calibri"/>
-    </w:rPr>
   </w:style>
   <w:style w:customStyle="1" w:styleId="AbstractTitle" w:type="paragraph">
     <w:name w:val="Abstract Title"/>
@@ -3843,7 +4600,6 @@
     <w:rPr>
       <w:sz w:val="20"/>
       <w:szCs w:val="20"/>
-      <w:rFonts w:ascii="Calibri" w:hAnsi="Calibri"/>
       <w:b/>
       <w:color w:val="345A8A"/>
       &gt;
@@ -3860,7 +4616,6 @@
       <w:spacing w:after="300" w:before="100"/>
     </w:pPr>
     <w:rPr>
-      <w:rFonts w:ascii="Calibri" w:hAnsi="Calibri"/>
       <w:sz w:val="20"/>
       <w:szCs w:val="20"/>
     </w:rPr>
@@ -3871,9 +4626,7 @@
     <w:next w:val="Bibliography"/>
     <w:qFormat/>
     <w:pPr/>
-    <w:rPr>
-      <w:rFonts w:ascii="Calibri" w:hAnsi="Calibri"/>
-    </w:rPr>
+    <w:rPr/>
   </w:style>
   <w:style w:styleId="Heading1" w:type="paragraph">
     <w:name w:val="Heading 1"/>
@@ -3888,7 +4641,7 @@
       <w:outlineLvl w:val="0"/>
     </w:pPr>
     <w:rPr>
-      <w:rFonts w:asciiTheme="majorHAnsi" w:cstheme="majorBidi" w:eastAsiaTheme="majorEastAsia" w:hAnsiTheme="majorHAnsi" w:ascii="Calibri" w:hAnsi="Calibri"/>
+      <w:rFonts w:asciiTheme="majorHAnsi" w:cstheme="majorBidi" w:eastAsiaTheme="majorEastAsia" w:hAnsiTheme="majorHAnsi"/>
       <w:b/>
       <w:bCs/>
       <w:color w:themeColor="accent1" w:val="4F81BD"/>
@@ -3910,7 +4663,7 @@
       <w:outlineLvl w:val="1"/>
     </w:pPr>
     <w:rPr>
-      <w:rFonts w:asciiTheme="majorHAnsi" w:cstheme="majorBidi" w:eastAsiaTheme="majorEastAsia" w:hAnsiTheme="majorHAnsi" w:ascii="Calibri" w:hAnsi="Calibri"/>
+      <w:rFonts w:asciiTheme="majorHAnsi" w:cstheme="majorBidi" w:eastAsiaTheme="majorEastAsia" w:hAnsiTheme="majorHAnsi"/>
       <w:b/>
       <w:bCs/>
       <w:color w:themeColor="accent1" w:val="4F81BD"/>
@@ -3932,7 +4685,7 @@
       <w:outlineLvl w:val="2"/>
     </w:pPr>
     <w:rPr>
-      <w:rFonts w:asciiTheme="majorHAnsi" w:cstheme="majorBidi" w:eastAsiaTheme="majorEastAsia" w:hAnsiTheme="majorHAnsi" w:ascii="Calibri" w:hAnsi="Calibri"/>
+      <w:rFonts w:asciiTheme="majorHAnsi" w:cstheme="majorBidi" w:eastAsiaTheme="majorEastAsia" w:hAnsiTheme="majorHAnsi"/>
       <w:b/>
       <w:bCs/>
       <w:color w:themeColor="accent1" w:val="4F81BD"/>
@@ -3954,7 +4707,7 @@
       <w:outlineLvl w:val="3"/>
     </w:pPr>
     <w:rPr>
-      <w:rFonts w:asciiTheme="majorHAnsi" w:cstheme="majorBidi" w:eastAsiaTheme="majorEastAsia" w:hAnsiTheme="majorHAnsi" w:ascii="Calibri" w:hAnsi="Calibri"/>
+      <w:rFonts w:asciiTheme="majorHAnsi" w:cstheme="majorBidi" w:eastAsiaTheme="majorEastAsia" w:hAnsiTheme="majorHAnsi"/>
       <w:i/>
       <w:bCs/>
       <w:color w:themeColor="accent1" w:val="4F81BD"/>
@@ -3976,7 +4729,7 @@
       <w:outlineLvl w:val="4"/>
     </w:pPr>
     <w:rPr>
-      <w:rFonts w:asciiTheme="majorHAnsi" w:cstheme="majorBidi" w:eastAsiaTheme="majorEastAsia" w:hAnsiTheme="majorHAnsi" w:ascii="Calibri" w:hAnsi="Calibri"/>
+      <w:rFonts w:asciiTheme="majorHAnsi" w:cstheme="majorBidi" w:eastAsiaTheme="majorEastAsia" w:hAnsiTheme="majorHAnsi"/>
       <w:iCs/>
       <w:color w:themeColor="accent1" w:val="4F81BD"/>
       <w:sz w:val="24"/>
@@ -3997,7 +4750,7 @@
       <w:outlineLvl w:val="5"/>
     </w:pPr>
     <w:rPr>
-      <w:rFonts w:asciiTheme="majorHAnsi" w:cstheme="majorBidi" w:eastAsiaTheme="majorEastAsia" w:hAnsiTheme="majorHAnsi" w:ascii="Calibri" w:hAnsi="Calibri"/>
+      <w:rFonts w:asciiTheme="majorHAnsi" w:cstheme="majorBidi" w:eastAsiaTheme="majorEastAsia" w:hAnsiTheme="majorHAnsi"/>
       <w:color w:themeColor="accent1" w:val="4F81BD"/>
       <w:sz w:val="24"/>
       <w:szCs w:val="24"/>
@@ -4017,7 +4770,7 @@
       <w:outlineLvl w:val="6"/>
     </w:pPr>
     <w:rPr>
-      <w:rFonts w:asciiTheme="majorHAnsi" w:cstheme="majorBidi" w:eastAsiaTheme="majorEastAsia" w:hAnsiTheme="majorHAnsi" w:ascii="Calibri" w:hAnsi="Calibri"/>
+      <w:rFonts w:asciiTheme="majorHAnsi" w:cstheme="majorBidi" w:eastAsiaTheme="majorEastAsia" w:hAnsiTheme="majorHAnsi"/>
       <w:color w:themeColor="accent1" w:val="4F81BD"/>
       <w:sz w:val="24"/>
       <w:szCs w:val="24"/>
@@ -4037,7 +4790,7 @@
       <w:outlineLvl w:val="7"/>
     </w:pPr>
     <w:rPr>
-      <w:rFonts w:asciiTheme="majorHAnsi" w:cstheme="majorBidi" w:eastAsiaTheme="majorEastAsia" w:hAnsiTheme="majorHAnsi" w:ascii="Calibri" w:hAnsi="Calibri"/>
+      <w:rFonts w:asciiTheme="majorHAnsi" w:cstheme="majorBidi" w:eastAsiaTheme="majorEastAsia" w:hAnsiTheme="majorHAnsi"/>
       <w:color w:themeColor="accent1" w:val="4F81BD"/>
       <w:sz w:val="24"/>
       <w:szCs w:val="24"/>
@@ -4057,7 +4810,7 @@
       <w:outlineLvl w:val="8"/>
     </w:pPr>
     <w:rPr>
-      <w:rFonts w:asciiTheme="majorHAnsi" w:cstheme="majorBidi" w:eastAsiaTheme="majorEastAsia" w:hAnsiTheme="majorHAnsi" w:ascii="Calibri" w:hAnsi="Calibri"/>
+      <w:rFonts w:asciiTheme="majorHAnsi" w:cstheme="majorBidi" w:eastAsiaTheme="majorEastAsia" w:hAnsiTheme="majorHAnsi"/>
       <w:color w:themeColor="accent1" w:val="4F81BD"/>
       <w:sz w:val="24"/>
       <w:szCs w:val="24"/>
@@ -4074,9 +4827,6 @@
       <w:spacing w:after="100" w:before="100"/>
       <w:ind w:firstLine="0" w:left="480" w:right="480"/>
     </w:pPr>
-    <w:rPr>
-      <w:rFonts w:ascii="Calibri" w:hAnsi="Calibri"/>
-    </w:rPr>
   </w:style>
   <w:style w:styleId="FootnoteText" w:type="paragraph">
     <w:name w:val="Footnote Text"/>
@@ -4085,9 +4835,6 @@
     <w:uiPriority w:val="9"/>
     <w:unhideWhenUsed/>
     <w:qFormat/>
-    <w:rPr>
-      <w:rFonts w:ascii="Calibri" w:hAnsi="Calibri"/>
-    </w:rPr>
   </w:style>
   <w:style w:default="1" w:styleId="DefaultParagraphFont" w:type="character">
     <w:name w:val="Default Paragraph Font"/>
@@ -4135,16 +4882,12 @@
       <w:spacing w:after="0"/>
     </w:pPr>
     <w:rPr>
-      <w:rFonts w:ascii="Calibri" w:hAnsi="Calibri"/>
       <w:b/>
     </w:rPr>
   </w:style>
   <w:style w:customStyle="1" w:styleId="Definition" w:type="paragraph">
     <w:name w:val="Definition"/>
     <w:basedOn w:val="Normal"/>
-    <w:rPr>
-      <w:rFonts w:ascii="Calibri" w:hAnsi="Calibri"/>
-    </w:rPr>
   </w:style>
   <w:style w:styleId="Caption" w:type="paragraph">
     <w:name w:val="Caption"/>
@@ -4154,7 +4897,6 @@
       <w:spacing w:after="120" w:before="0"/>
     </w:pPr>
     <w:rPr>
-      <w:rFonts w:ascii="Calibri" w:hAnsi="Calibri"/>
       <w:i/>
     </w:rPr>
   </w:style>
@@ -4164,23 +4906,14 @@
     <w:pPr>
       <w:keepNext/>
     </w:pPr>
-    <w:rPr>
-      <w:rFonts w:ascii="Calibri" w:hAnsi="Calibri"/>
-    </w:rPr>
   </w:style>
   <w:style w:customStyle="1" w:styleId="ImageCaption" w:type="paragraph">
     <w:name w:val="Image Caption"/>
     <w:basedOn w:val="Caption"/>
-    <w:rPr>
-      <w:rFonts w:ascii="Calibri" w:hAnsi="Calibri"/>
-    </w:rPr>
   </w:style>
   <w:style w:customStyle="1" w:styleId="Figure" w:type="paragraph">
     <w:name w:val="Figure"/>
     <w:basedOn w:val="Normal"/>
-    <w:rPr>
-      <w:rFonts w:ascii="Calibri" w:hAnsi="Calibri"/>
-    </w:rPr>
   </w:style>
   <w:style w:customStyle="1" w:styleId="CaptionedFigure" w:type="paragraph">
     <w:name w:val="Captioned Figure"/>
@@ -4188,9 +4921,6 @@
     <w:pPr>
       <w:keepNext/>
     </w:pPr>
-    <w:rPr>
-      <w:rFonts w:ascii="Calibri" w:hAnsi="Calibri"/>
-    </w:rPr>
   </w:style>
   <w:style w:customStyle="1" w:styleId="BodyTextChar" w:type="character">
     <w:name w:val="Body Text Char"/>
@@ -4235,7 +4965,7 @@
       <w:outlineLvl w:val="9"/>
     </w:pPr>
     <w:rPr>
-      <w:rFonts w:asciiTheme="majorHAnsi" w:cstheme="majorBidi" w:eastAsiaTheme="majorEastAsia" w:hAnsiTheme="majorHAnsi" w:ascii="Calibri" w:hAnsi="Calibri"/>
+      <w:rFonts w:asciiTheme="majorHAnsi" w:cstheme="majorBidi" w:eastAsiaTheme="majorEastAsia" w:hAnsiTheme="majorHAnsi"/>
       <w:b w:val="0"/>
       <w:bCs w:val="0"/>
       <w:color w:themeColor="accent1" w:themeShade="BF" w:val="365F91"/>
@@ -4248,9 +4978,6 @@
     <w:pPr>
       <w:wordWrap w:val="off"/>
     </w:pPr>
-    <w:rPr>
-      <w:rFonts w:ascii="Calibri" w:hAnsi="Calibri"/>
-    </w:rPr>
   </w:style>
   <w:style w:type="character" w:customStyle="1" w:styleId="KeywordTok">
     <w:name w:val="KeywordTok"/>

--- a/samarite/AUDYT_SAMARITE.docx
+++ b/samarite/AUDYT_SAMARITE.docx
@@ -191,7 +191,7 @@
         <w:t xml:space="preserve"> </w:t>
       </w:r>
       <w:r>
-        <w:t xml:space="preserve">— w teście mobilnym pobrało się 11 plików .mov (13,7 MB), strona: wynik 35/100, główna treść po 14,1 s (test laboratoryjny).</w:t>
+        <w:t xml:space="preserve">— w teście mobilnym pobrało się 12 plików wideo (19,4 MB, ok. 90% wagi strony), w tym wersje desktopowe; strona: wynik 35/100, główna treść po 14,1 s (test laboratoryjny).</w:t>
       </w:r>
     </w:p>
     <w:p>
@@ -1202,7 +1202,7 @@
               <w:jc w:val="left"/>
             </w:pPr>
             <w:r>
-              <w:t xml:space="preserve">21,9 MB</w:t>
+              <w:t xml:space="preserve">21,4 MB</w:t>
             </w:r>
           </w:p>
         </w:tc>
@@ -1264,7 +1264,7 @@
               <w:jc w:val="left"/>
             </w:pPr>
             <w:r>
-              <w:t xml:space="preserve">9,7 MB</w:t>
+              <w:t xml:space="preserve">9,4 MB</w:t>
             </w:r>
           </w:p>
         </w:tc>
@@ -1321,10 +1321,13 @@
           <w:bCs/>
           <w:b/>
         </w:rPr>
-        <w:t xml:space="preserve">11 żądań plików .mov — 13,7 MB</w:t>
-      </w:r>
-      <w:r>
-        <w:t xml:space="preserve">. Pliki źródłowe:</w:t>
+        <w:t xml:space="preserve">12 plików wideo — 19,4 MB</w:t>
+      </w:r>
+      <w:r>
+        <w:t xml:space="preserve"> </w:t>
+      </w:r>
+      <w:r>
+        <w:t xml:space="preserve">(ok. 90% wagi strony):</w:t>
       </w:r>
       <w:r>
         <w:t xml:space="preserve"> </w:t>
@@ -1333,13 +1336,13 @@
         <w:rPr>
           <w:rStyle w:val="VerbatimChar"/>
         </w:rPr>
-        <w:t xml:space="preserve">baner-bajka-1080x2400-cta</w:t>
-      </w:r>
-      <w:r>
-        <w:t xml:space="preserve"> </w:t>
-      </w:r>
-      <w:r>
-        <w:t xml:space="preserve">(6,1 MB),</w:t>
+        <w:t xml:space="preserve">film-o-marce-baner-desktop.mov</w:t>
+      </w:r>
+      <w:r>
+        <w:t xml:space="preserve"> </w:t>
+      </w:r>
+      <w:r>
+        <w:t xml:space="preserve">(6,1 MB, wersja desktopowa),</w:t>
       </w:r>
       <w:r>
         <w:t xml:space="preserve"> </w:t>
@@ -1348,13 +1351,13 @@
         <w:rPr>
           <w:rStyle w:val="VerbatimChar"/>
         </w:rPr>
-        <w:t xml:space="preserve">film-o-marce-baner-desktop</w:t>
-      </w:r>
-      <w:r>
-        <w:t xml:space="preserve"> </w:t>
-      </w:r>
-      <w:r>
-        <w:t xml:space="preserve">(6,1 MB),</w:t>
+        <w:t xml:space="preserve">baner-bajka-1080x2400-cta.mp4</w:t>
+      </w:r>
+      <w:r>
+        <w:t xml:space="preserve"> </w:t>
+      </w:r>
+      <w:r>
+        <w:t xml:space="preserve">(6,0 MB),</w:t>
       </w:r>
       <w:r>
         <w:t xml:space="preserve"> </w:t>
@@ -1363,13 +1366,13 @@
         <w:rPr>
           <w:rStyle w:val="VerbatimChar"/>
         </w:rPr>
-        <w:t xml:space="preserve">film-koe-desktop</w:t>
-      </w:r>
-      <w:r>
-        <w:t xml:space="preserve"> </w:t>
-      </w:r>
-      <w:r>
-        <w:t xml:space="preserve">(3,5 MB),</w:t>
+        <w:t xml:space="preserve">film-koe-desktop.mov</w:t>
+      </w:r>
+      <w:r>
+        <w:t xml:space="preserve"> </w:t>
+      </w:r>
+      <w:r>
+        <w:t xml:space="preserve">(3,6 MB, wersja desktopowa),</w:t>
       </w:r>
       <w:r>
         <w:t xml:space="preserve"> </w:t>
@@ -1378,13 +1381,13 @@
         <w:rPr>
           <w:rStyle w:val="VerbatimChar"/>
         </w:rPr>
-        <w:t xml:space="preserve">film-koe-mobile</w:t>
-      </w:r>
-      <w:r>
-        <w:t xml:space="preserve"> </w:t>
-      </w:r>
-      <w:r>
-        <w:t xml:space="preserve">(3,1 MB).</w:t>
+        <w:t xml:space="preserve">film-koe-mobile.mov</w:t>
+      </w:r>
+      <w:r>
+        <w:t xml:space="preserve"> </w:t>
+      </w:r>
+      <w:r>
+        <w:t xml:space="preserve">(3,4 MB). MB = 1024 KiB.</w:t>
       </w:r>
     </w:p>
     <w:p>
@@ -2951,7 +2954,7 @@
         <w:t xml:space="preserve"> </w:t>
       </w:r>
       <w:r>
-        <w:t xml:space="preserve">wszystkie adresy mają datę</w:t>
+        <w:t xml:space="preserve">56 z 320 adresów (m.in. strona główna, sklep, blog) ma zastępczą datę</w:t>
       </w:r>
       <w:r>
         <w:t xml:space="preserve"> </w:t>
@@ -4013,7 +4016,17 @@
           <w:ilvl w:val="0"/>
           <w:numId w:val="1018"/>
         </w:numPr>
-        <w:pStyle w:val="Compact"/>
+      </w:pPr>
+      <w:r>
+        <w:t xml:space="preserve">Wersja 2.1: poprawione dane o filmach (3 pliki .mov i 1 .mp4 wśród największych; 19,4 MB wideo), wagi stron w MB (1024 KiB) oraz zakres zastępczej daty w mapie strony (56 z 320 adresów).</w:t>
+      </w:r>
+    </w:p>
+    <w:p>
+      <w:pPr>
+        <w:numPr>
+          <w:ilvl w:val="0"/>
+          <w:numId w:val="1018"/>
+        </w:numPr>
       </w:pPr>
       <w:r>
         <w:t xml:space="preserve">Wycofano zarzut „błędnej ceny Divine Cream” — cena w danych odpowiada wybranemu wariantowi (Grand 269,99 zł / 45 ml 149,99 zł). Pozostaje problem wspólnego adresu oferty dla wariantów.</w:t>
@@ -4025,7 +4038,6 @@
           <w:ilvl w:val="0"/>
           <w:numId w:val="1018"/>
         </w:numPr>
-        <w:pStyle w:val="Compact"/>
       </w:pPr>
       <w:r>
         <w:t xml:space="preserve">„3 największe straty” → „najpoważniejsze znalezione problemy” (bez danych sprzedażowych nie da się ustalić strat).</w:t>
@@ -4037,7 +4049,6 @@
           <w:ilvl w:val="0"/>
           <w:numId w:val="1018"/>
         </w:numPr>
-        <w:pStyle w:val="Compact"/>
       </w:pPr>
       <w:r>
         <w:t xml:space="preserve">Usunięto obietnicę „szybciej o kilkanaście sekund”; dodano diagnozę elementu LCP i zakaz leniwego ładowania elementu LCP.</w:t>
@@ -4049,7 +4060,6 @@
           <w:ilvl w:val="0"/>
           <w:numId w:val="1018"/>
         </w:numPr>
-        <w:pStyle w:val="Compact"/>
       </w:pPr>
       <w:r>
         <w:t xml:space="preserve">Gwiazdki w Google — możliwość, nie gwarancja; GTIN — sprawdzić w Merchant Center, nie wymyślać.</w:t>
@@ -4061,7 +4071,6 @@
           <w:ilvl w:val="0"/>
           <w:numId w:val="1018"/>
         </w:numPr>
-        <w:pStyle w:val="Compact"/>
       </w:pPr>
       <w:r>
         <w:t xml:space="preserve">Doprecyzowano kwestie prawne (porównanie zestawu vs obniżka; hiperbola vs twierdzenia o działaniu).</w:t>
@@ -4073,7 +4082,6 @@
           <w:ilvl w:val="0"/>
           <w:numId w:val="1018"/>
         </w:numPr>
-        <w:pStyle w:val="Compact"/>
       </w:pPr>
       <w:r>
         <w:t xml:space="preserve">Wycofano wniosek, że dystrybutorzy „nie zabierają sprzedaży”.</w:t>
@@ -4085,7 +4093,6 @@
           <w:ilvl w:val="0"/>
           <w:numId w:val="1018"/>
         </w:numPr>
-        <w:pStyle w:val="Compact"/>
       </w:pPr>
       <w:r>
         <w:t xml:space="preserve">Test botów AI opisany jako podszycie pod nazwę bota — wymaga potwierdzenia w logach.</w:t>
@@ -4097,7 +4104,6 @@
           <w:ilvl w:val="0"/>
           <w:numId w:val="1018"/>
         </w:numPr>
-        <w:pStyle w:val="Compact"/>
       </w:pPr>
       <w:r>
         <w:t xml:space="preserve">Dodano: ścieżkę zakupu i dane sprzedażowe (pkt 1), politykę promocji i marżę (pkt 6), e-mail/SMS (pkt 7), przykłady „obecnie → propozycja” dla tytułów i opisów.</w:t>

--- a/samarite/AUDYT_SAMARITE.docx
+++ b/samarite/AUDYT_SAMARITE.docx
@@ -1069,6 +1069,259 @@
     <w:p>
       <w:pPr>
         <w:pStyle w:val="FirstParagraph"/>
+      </w:pPr>
+      <w:r>
+        <w:rPr>
+          <w:bCs/>
+          <w:b/>
+        </w:rPr>
+        <w:t xml:space="preserve">Dane prawdziwych użytkowników (PageSpeed Insights, telefony, 28 dni, stan 23.10.2026) — rozstrzygające:</w:t>
+      </w:r>
+    </w:p>
+    <w:tbl>
+      <w:tblPr>
+        <w:tblStyle w:val="Table"/>
+        <w:tblW w:type="auto" w:w="0"/>
+        <w:tblLook w:firstRow="1" w:lastRow="0" w:firstColumn="0" w:lastColumn="0" w:noHBand="0" w:noVBand="0" w:val="0020"/>
+        <w:jc w:val="start"/>
+      </w:tblPr>
+      <w:tblGrid>
+        <w:gridCol w:w="1980"/>
+        <w:gridCol w:w="1980"/>
+        <w:gridCol w:w="1980"/>
+        <w:gridCol w:w="1980"/>
+      </w:tblGrid>
+      <w:tr>
+        <w:trPr>
+          <w:tblHeader w:val="true"/>
+        </w:trPr>
+        <w:tc>
+          <w:tcPr/>
+          <w:p>
+            <w:pPr>
+              <w:pStyle w:val="Compact"/>
+              <w:jc w:val="left"/>
+            </w:pPr>
+            <w:r>
+              <w:t xml:space="preserve">Wskaźnik</w:t>
+            </w:r>
+          </w:p>
+        </w:tc>
+        <w:tc>
+          <w:tcPr/>
+          <w:p>
+            <w:pPr>
+              <w:pStyle w:val="Compact"/>
+              <w:jc w:val="left"/>
+            </w:pPr>
+            <w:r>
+              <w:t xml:space="preserve">Wynik</w:t>
+            </w:r>
+          </w:p>
+        </w:tc>
+        <w:tc>
+          <w:tcPr/>
+          <w:p>
+            <w:pPr>
+              <w:pStyle w:val="Compact"/>
+              <w:jc w:val="left"/>
+            </w:pPr>
+            <w:r>
+              <w:t xml:space="preserve">Norma Google</w:t>
+            </w:r>
+          </w:p>
+        </w:tc>
+        <w:tc>
+          <w:tcPr/>
+          <w:p>
+            <w:pPr>
+              <w:pStyle w:val="Compact"/>
+              <w:jc w:val="left"/>
+            </w:pPr>
+            <w:r>
+              <w:t xml:space="preserve">Ocena</w:t>
+            </w:r>
+          </w:p>
+        </w:tc>
+      </w:tr>
+      <w:tr>
+        <w:tc>
+          <w:tcPr/>
+          <w:p>
+            <w:pPr>
+              <w:pStyle w:val="Compact"/>
+              <w:jc w:val="left"/>
+            </w:pPr>
+            <w:r>
+              <w:t xml:space="preserve">LCP (wyświetlenie głównej treści)</w:t>
+            </w:r>
+          </w:p>
+        </w:tc>
+        <w:tc>
+          <w:tcPr/>
+          <w:p>
+            <w:pPr>
+              <w:pStyle w:val="Compact"/>
+              <w:jc w:val="left"/>
+            </w:pPr>
+            <w:r>
+              <w:t xml:space="preserve">1,6 s</w:t>
+            </w:r>
+          </w:p>
+        </w:tc>
+        <w:tc>
+          <w:tcPr/>
+          <w:p>
+            <w:pPr>
+              <w:pStyle w:val="Compact"/>
+              <w:jc w:val="left"/>
+            </w:pPr>
+            <w:r>
+              <w:t xml:space="preserve">≤ 2,5 s</w:t>
+            </w:r>
+          </w:p>
+        </w:tc>
+        <w:tc>
+          <w:tcPr/>
+          <w:p>
+            <w:pPr>
+              <w:pStyle w:val="Compact"/>
+              <w:jc w:val="left"/>
+            </w:pPr>
+            <w:r>
+              <w:t xml:space="preserve">dobrze</w:t>
+            </w:r>
+          </w:p>
+        </w:tc>
+      </w:tr>
+      <w:tr>
+        <w:tc>
+          <w:tcPr/>
+          <w:p>
+            <w:pPr>
+              <w:pStyle w:val="Compact"/>
+              <w:jc w:val="left"/>
+            </w:pPr>
+            <w:r>
+              <w:t xml:space="preserve">INP (reakcja na dotyk)</w:t>
+            </w:r>
+          </w:p>
+        </w:tc>
+        <w:tc>
+          <w:tcPr/>
+          <w:p>
+            <w:pPr>
+              <w:pStyle w:val="Compact"/>
+              <w:jc w:val="left"/>
+            </w:pPr>
+            <w:r>
+              <w:t xml:space="preserve">220 ms</w:t>
+            </w:r>
+          </w:p>
+        </w:tc>
+        <w:tc>
+          <w:tcPr/>
+          <w:p>
+            <w:pPr>
+              <w:pStyle w:val="Compact"/>
+              <w:jc w:val="left"/>
+            </w:pPr>
+            <w:r>
+              <w:t xml:space="preserve">≤ 200 ms</w:t>
+            </w:r>
+          </w:p>
+        </w:tc>
+        <w:tc>
+          <w:tcPr/>
+          <w:p>
+            <w:pPr>
+              <w:pStyle w:val="Compact"/>
+              <w:jc w:val="left"/>
+            </w:pPr>
+            <w:r>
+              <w:t xml:space="preserve">do poprawy</w:t>
+            </w:r>
+          </w:p>
+        </w:tc>
+      </w:tr>
+      <w:tr>
+        <w:tc>
+          <w:tcPr/>
+          <w:p>
+            <w:pPr>
+              <w:pStyle w:val="Compact"/>
+              <w:jc w:val="left"/>
+            </w:pPr>
+            <w:r>
+              <w:t xml:space="preserve">CLS (przesunięcia układu)</w:t>
+            </w:r>
+          </w:p>
+        </w:tc>
+        <w:tc>
+          <w:tcPr/>
+          <w:p>
+            <w:pPr>
+              <w:pStyle w:val="Compact"/>
+              <w:jc w:val="left"/>
+            </w:pPr>
+            <w:r>
+              <w:t xml:space="preserve">0,14</w:t>
+            </w:r>
+          </w:p>
+        </w:tc>
+        <w:tc>
+          <w:tcPr/>
+          <w:p>
+            <w:pPr>
+              <w:pStyle w:val="Compact"/>
+              <w:jc w:val="left"/>
+            </w:pPr>
+            <w:r>
+              <w:t xml:space="preserve">≤ 0,1</w:t>
+            </w:r>
+          </w:p>
+        </w:tc>
+        <w:tc>
+          <w:tcPr/>
+          <w:p>
+            <w:pPr>
+              <w:pStyle w:val="Compact"/>
+              <w:jc w:val="left"/>
+            </w:pPr>
+            <w:r>
+              <w:t xml:space="preserve">do poprawy</w:t>
+            </w:r>
+          </w:p>
+        </w:tc>
+      </w:tr>
+    </w:tbl>
+    <w:p>
+      <w:pPr>
+        <w:pStyle w:val="BodyText"/>
+      </w:pPr>
+      <w:r>
+        <w:t xml:space="preserve">Ocena Core Web Vitals:</w:t>
+      </w:r>
+      <w:r>
+        <w:t xml:space="preserve"> </w:t>
+      </w:r>
+      <w:r>
+        <w:rPr>
+          <w:bCs/>
+          <w:b/>
+        </w:rPr>
+        <w:t xml:space="preserve">niezaliczona</w:t>
+      </w:r>
+      <w:r>
+        <w:t xml:space="preserve"> </w:t>
+      </w:r>
+      <w:r>
+        <w:t xml:space="preserve">(przez INP i CLS). Wniosek o LCP 14,1 s z testu laboratoryjnego nie dotyczy prawdziwych użytkowników; test laboratoryjny pozostaje użyteczny do wykrycia wagi wideo i blokowania przez skrypty.</w:t>
+      </w:r>
+    </w:p>
+    <w:p>
+      <w:pPr>
+        <w:pStyle w:val="BodyText"/>
       </w:pPr>
       <w:r>
         <w:rPr>

--- a/samarite/AUDYT_SAMARITE.docx
+++ b/samarite/AUDYT_SAMARITE.docx
@@ -934,7 +934,7 @@
         <w:t xml:space="preserve"> </w:t>
       </w:r>
       <w:r>
-        <w:t xml:space="preserve">zestawy Mini Basic Set, Holy Grail Set, Anti-Aging Set, Ready to Go Set, All Set (strona główna i sekcje „W zestawie” na kartach produktów).</w:t>
+        <w:t xml:space="preserve">8 zestawów na /pl/shop/sets: Mini Basic Set, Holy Grail Set, Anti-Aging Set, Supreme Gift Set, Supreme Help Kit, Longevity Set, Ready to Go Set, All Set; także strona główna („Zestawy prezentowe”) i sekcje „Dostępny w zestawie” na kartach produktów. Produkty pojedyncze mają poprawne wartości.</w:t>
       </w:r>
     </w:p>
     <w:p>

--- a/samarite/AUDYT_SAMARITE.docx
+++ b/samarite/AUDYT_SAMARITE.docx
@@ -3502,7 +3502,64 @@
     </w:p>
     <w:bookmarkEnd w:id="45"/>
     <w:bookmarkEnd w:id="46"/>
-    <w:bookmarkStart w:id="47" w:name="frazy-kluczowe-kandydaci-do-weryfikacji"/>
+    <w:bookmarkStart w:id="47" w:name="test-widoczności-w-ai"/>
+    <w:p>
+      <w:pPr>
+        <w:pStyle w:val="Heading1"/>
+      </w:pPr>
+      <w:r>
+        <w:t xml:space="preserve">Test widoczności w AI</w:t>
+      </w:r>
+    </w:p>
+    <w:p>
+      <w:pPr>
+        <w:pStyle w:val="FirstParagraph"/>
+      </w:pPr>
+      <w:r>
+        <w:t xml:space="preserve">24.10.2026 zadaliśmy 10 pytań, w których Samarité powinno być polecone (krem do twarzy i pod oczy, jeden krem zamiast kilku, polskie marki naturalne premium, słowiańskie kosmetyki, esencja zamiast kroków koreańskiej pielęgnacji, balsam do twarzy i ciała, prezent, ciąża, krem dla mężczyzny). W ChatGPT i w Gemini marka nie padła ani razu (</w:t>
+      </w:r>
+      <w:r>
+        <w:rPr>
+          <w:bCs/>
+          <w:b/>
+        </w:rPr>
+        <w:t xml:space="preserve">0 na 20 odpowiedzi</w:t>
+      </w:r>
+      <w:r>
+        <w:t xml:space="preserve">); we wcześniejszym teście w wyszukiwarce AI Claude — 0 na 6 pytań o kategorię, a na pytanie „gdzie kupić” nie wskazano samarite.eu. Najczęściej polecane były</w:t>
+      </w:r>
+      <w:r>
+        <w:t xml:space="preserve"> </w:t>
+      </w:r>
+      <w:r>
+        <w:rPr>
+          <w:bCs/>
+          <w:b/>
+        </w:rPr>
+        <w:t xml:space="preserve">Mokosh (7 z 20)</w:t>
+      </w:r>
+      <w:r>
+        <w:t xml:space="preserve"> </w:t>
+      </w:r>
+      <w:r>
+        <w:t xml:space="preserve">i</w:t>
+      </w:r>
+      <w:r>
+        <w:t xml:space="preserve"> </w:t>
+      </w:r>
+      <w:r>
+        <w:rPr>
+          <w:bCs/>
+          <w:b/>
+        </w:rPr>
+        <w:t xml:space="preserve">BasicLab (5 z 20)</w:t>
+      </w:r>
+      <w:r>
+        <w:t xml:space="preserve">, dalej Ministerstwo Dobrego Mydła, Resibo, Vianek i Hagi; Gemini częściej sięgało po marki apteczne i zagraniczne (CeraVe, La Roche-Posay, Embryolisse). Najbardziej bolą przegrane w pytaniach, które opisują produkty Samarité niemal dosłownie: Divine Cream, Divine Elixir i Supreme Balm. Mokosh zajmuje w AI tę samą pozycję, której szuka Samarité (polska marka premium, naturalna, słowiańska), a BasicLab wygrywa rzeczowym opisem składników i zastosowań.</w:t>
+      </w:r>
+    </w:p>
+    <w:bookmarkEnd w:id="47"/>
+    <w:bookmarkStart w:id="48" w:name="frazy-kluczowe-kandydaci-do-weryfikacji"/>
     <w:p>
       <w:pPr>
         <w:pStyle w:val="Heading1"/>
@@ -3756,8 +3813,8 @@
         <w:t xml:space="preserve">Google Ads → Statystyki aukcji. Jeśli konkurencja nie licytuje „samarite”, a strona jest na 1. miejscu w bezpłatnych wynikach — przetestować niższy budżet przez 2–4 tygodnie i porównać łączną sprzedaż z wyszukiwań na markę.</w:t>
       </w:r>
     </w:p>
-    <w:bookmarkEnd w:id="47"/>
-    <w:bookmarkStart w:id="48" w:name="X1d54ffee236e390e3018d4cbbef367dda5346a6"/>
+    <w:bookmarkEnd w:id="48"/>
+    <w:bookmarkStart w:id="49" w:name="X1d54ffee236e390e3018d4cbbef367dda5346a6"/>
     <w:p>
       <w:pPr>
         <w:pStyle w:val="Heading1"/>
@@ -3903,8 +3960,8 @@
         <w:t xml:space="preserve">Udział kanałów w sprzedaży nieznany.</w:t>
       </w:r>
     </w:p>
-    <w:bookmarkEnd w:id="48"/>
-    <w:bookmarkStart w:id="49" w:name="plan-wdrożenia"/>
+    <w:bookmarkEnd w:id="49"/>
+    <w:bookmarkStart w:id="50" w:name="plan-wdrożenia"/>
     <w:p>
       <w:pPr>
         <w:pStyle w:val="Heading1"/>
@@ -4099,8 +4156,8 @@
         <w:t xml:space="preserve">przychód, konwersja i średni koszyk (sklep + GA4), udział powracających klientek, marża po rabatach i reklamie, ruch bezpłatny (Search Console), kliknięcia z Zakupów Google, wynik testu AI.</w:t>
       </w:r>
     </w:p>
-    <w:bookmarkEnd w:id="49"/>
-    <w:bookmarkStart w:id="50" w:name="źródła"/>
+    <w:bookmarkEnd w:id="50"/>
+    <w:bookmarkStart w:id="51" w:name="źródła"/>
     <w:p>
       <w:pPr>
         <w:pStyle w:val="Heading1"/>
@@ -4253,8 +4310,8 @@
         <w:t xml:space="preserve">Google, UOKiK, EUR-Lex, OpenAI, Perplexity — linki w odpowiednich sekcjach.</w:t>
       </w:r>
     </w:p>
-    <w:bookmarkEnd w:id="50"/>
-    <w:bookmarkStart w:id="51" w:name="zmiany-względem-wersji-1"/>
+    <w:bookmarkEnd w:id="51"/>
+    <w:bookmarkStart w:id="52" w:name="zmiany-względem-wersji-1"/>
     <w:p>
       <w:pPr>
         <w:pStyle w:val="Heading1"/>
@@ -4362,7 +4419,7 @@
         <w:t xml:space="preserve">Dodano: ścieżkę zakupu i dane sprzedażowe (pkt 1), politykę promocji i marżę (pkt 6), e-mail/SMS (pkt 7), przykłady „obecnie → propozycja” dla tytułów i opisów.</w:t>
       </w:r>
     </w:p>
-    <w:bookmarkEnd w:id="51"/>
+    <w:bookmarkEnd w:id="52"/>
     <w:sectPr/>
   </w:body>
 </w:document>

--- a/samarite/AUDYT_SAMARITE.docx
+++ b/samarite/AUDYT_SAMARITE.docx
@@ -3559,7 +3559,206 @@
       </w:r>
     </w:p>
     <w:bookmarkEnd w:id="47"/>
-    <w:bookmarkStart w:id="48" w:name="frazy-kluczowe-kandydaci-do-weryfikacji"/>
+    <w:bookmarkStart w:id="48" w:name="Xf2f906053398382b05e77f8246b014bd769c845"/>
+    <w:p>
+      <w:pPr>
+        <w:pStyle w:val="Heading1"/>
+      </w:pPr>
+      <w:r>
+        <w:t xml:space="preserve">Uzupełnienie 24.10.2026 (sprawdzone na żywej stronie)</w:t>
+      </w:r>
+    </w:p>
+    <w:p>
+      <w:pPr>
+        <w:numPr>
+          <w:ilvl w:val="0"/>
+          <w:numId w:val="1017"/>
+        </w:numPr>
+        <w:pStyle w:val="Compact"/>
+      </w:pPr>
+      <w:r>
+        <w:rPr>
+          <w:bCs/>
+          <w:b/>
+        </w:rPr>
+        <w:t xml:space="preserve">„Najniższa cena z 30 dni: 0,00” jest widoczna dla klientek</w:t>
+      </w:r>
+      <w:r>
+        <w:t xml:space="preserve"> </w:t>
+      </w:r>
+      <w:r>
+        <w:t xml:space="preserve">przy 9 zestawach (Mini Basic, Holy Grail, Anti-Aging, Supreme Gift, Supreme Help Kit, Longevity, Ready to Go, All Set, Angel Hair Set) oraz przy 2 produktach (Divine Anti-Wrinkle Booster, Supreme Balm Stick).</w:t>
+      </w:r>
+    </w:p>
+    <w:p>
+      <w:pPr>
+        <w:numPr>
+          <w:ilvl w:val="0"/>
+          <w:numId w:val="1017"/>
+        </w:numPr>
+        <w:pStyle w:val="Compact"/>
+      </w:pPr>
+      <w:r>
+        <w:rPr>
+          <w:bCs/>
+          <w:b/>
+        </w:rPr>
+        <w:t xml:space="preserve">Dane dla Google niezgodne ze sklepem:</w:t>
+      </w:r>
+      <w:r>
+        <w:t xml:space="preserve"> </w:t>
+      </w:r>
+      <w:r>
+        <w:t xml:space="preserve">dostawa w danych produktów 0 zł i 0–1 dzień obsługi; w sklepie 20 zł (pobranie 25 zł), darmowa od 250 zł, realizacja ok. 2 dni robocze. Mini Basic Set: pusty opis i ocena „0 z 0 opinii”.</w:t>
+      </w:r>
+    </w:p>
+    <w:p>
+      <w:pPr>
+        <w:numPr>
+          <w:ilvl w:val="0"/>
+          <w:numId w:val="1017"/>
+        </w:numPr>
+        <w:pStyle w:val="Compact"/>
+      </w:pPr>
+      <w:r>
+        <w:rPr>
+          <w:bCs/>
+          <w:b/>
+        </w:rPr>
+        <w:t xml:space="preserve">Teksty robocze zamiast opisów zdjęć:</w:t>
+      </w:r>
+      <w:r>
+        <w:t xml:space="preserve"> </w:t>
+      </w:r>
+      <w:r>
+        <w:t xml:space="preserve">„TODO: Add alt text…” (15× na stronie głównej, 24× na Mini Basic). Puste opisy: 25/52 zdjęć na stronie głównej, 73/128 na karcie Divine Cream.</w:t>
+      </w:r>
+    </w:p>
+    <w:p>
+      <w:pPr>
+        <w:numPr>
+          <w:ilvl w:val="0"/>
+          <w:numId w:val="1017"/>
+        </w:numPr>
+        <w:pStyle w:val="Compact"/>
+      </w:pPr>
+      <w:r>
+        <w:rPr>
+          <w:bCs/>
+          <w:b/>
+        </w:rPr>
+        <w:t xml:space="preserve">Karta Divine Cream 45 ml:</w:t>
+      </w:r>
+      <w:r>
+        <w:t xml:space="preserve"> </w:t>
+      </w:r>
+      <w:r>
+        <w:t xml:space="preserve">mylący komunikat „Kosmetyk o pojemności 90 ml jest aktualnie niedostępny…”.</w:t>
+      </w:r>
+    </w:p>
+    <w:p>
+      <w:pPr>
+        <w:numPr>
+          <w:ilvl w:val="0"/>
+          <w:numId w:val="1017"/>
+        </w:numPr>
+        <w:pStyle w:val="Compact"/>
+      </w:pPr>
+      <w:r>
+        <w:rPr>
+          <w:bCs/>
+          <w:b/>
+        </w:rPr>
+        <w:t xml:space="preserve">llms.txt wskazuje 5 nieistniejących stron</w:t>
+      </w:r>
+      <w:r>
+        <w:t xml:space="preserve"> </w:t>
+      </w:r>
+      <w:r>
+        <w:t xml:space="preserve">(/pl/visit-us, /pl/page/polityka-prywatnosci, /pl/page/regulamin, Divine Skin Perfector SPF50, Mini Bestseller Set). Strony „Not Found” zwracają kod 200 (miękkie 404).</w:t>
+      </w:r>
+    </w:p>
+    <w:p>
+      <w:pPr>
+        <w:numPr>
+          <w:ilvl w:val="0"/>
+          <w:numId w:val="1017"/>
+        </w:numPr>
+        <w:pStyle w:val="Compact"/>
+      </w:pPr>
+      <w:r>
+        <w:rPr>
+          <w:bCs/>
+          <w:b/>
+        </w:rPr>
+        <w:t xml:space="preserve">Zakup działa:</w:t>
+      </w:r>
+      <w:r>
+        <w:t xml:space="preserve"> </w:t>
+      </w:r>
+      <w:r>
+        <w:t xml:space="preserve">karta → koszyk → kasa bez błędów; zakup bez konta, faktura, walidacja pól. Kod TRIO: 3× Divine Cream 45 ml za 400 zł (bez kodu 449,97 zł).</w:t>
+      </w:r>
+    </w:p>
+    <w:p>
+      <w:pPr>
+        <w:numPr>
+          <w:ilvl w:val="0"/>
+          <w:numId w:val="1017"/>
+        </w:numPr>
+        <w:pStyle w:val="Compact"/>
+      </w:pPr>
+      <w:r>
+        <w:rPr>
+          <w:bCs/>
+          <w:b/>
+        </w:rPr>
+        <w:t xml:space="preserve">Drugi test AI</w:t>
+      </w:r>
+      <w:r>
+        <w:t xml:space="preserve"> </w:t>
+      </w:r>
+      <w:r>
+        <w:t xml:space="preserve">(ChatGPT i Tryb AI Google, 4 pytania z prośbą o linki):</w:t>
+      </w:r>
+      <w:r>
+        <w:t xml:space="preserve"> </w:t>
+      </w:r>
+      <w:r>
+        <w:rPr>
+          <w:bCs/>
+          <w:b/>
+        </w:rPr>
+        <w:t xml:space="preserve">0 na 8</w:t>
+      </w:r>
+      <w:r>
+        <w:t xml:space="preserve">. Polecano m.in. Avène, Dr Irenę Eris, CeraVe, BasicLab, Bielendę Professional, Mokosh, Resibo, IOSSI, Ministerstwo. Perplexity wymagał logowania — test niezaliczony.</w:t>
+      </w:r>
+    </w:p>
+    <w:p>
+      <w:pPr>
+        <w:numPr>
+          <w:ilvl w:val="0"/>
+          <w:numId w:val="1017"/>
+        </w:numPr>
+        <w:pStyle w:val="Compact"/>
+      </w:pPr>
+      <w:r>
+        <w:rPr>
+          <w:bCs/>
+          <w:b/>
+        </w:rPr>
+        <w:t xml:space="preserve">PageSpeed (24.10):</w:t>
+      </w:r>
+      <w:r>
+        <w:t xml:space="preserve"> </w:t>
+      </w:r>
+      <w:r>
+        <w:t xml:space="preserve">strona główna — dane użytkowników bez zmian (LCP 1,6 s, INP 219 ms, CLS 0,14); waga 36,1 MB, w tym wideo 34,1 MB; brak długiego cache plików (ok. 27 MB do zaoszczędzenia). Karta Divine Cream — LCP 1,9 s, INP 230 ms, CLS 0,08; wykonanie JavaScript 1,8 s.</w:t>
+      </w:r>
+    </w:p>
+    <w:bookmarkEnd w:id="48"/>
+    <w:bookmarkStart w:id="49" w:name="frazy-kluczowe-kandydaci-do-weryfikacji"/>
     <w:p>
       <w:pPr>
         <w:pStyle w:val="Heading1"/>
@@ -3813,8 +4012,8 @@
         <w:t xml:space="preserve">Google Ads → Statystyki aukcji. Jeśli konkurencja nie licytuje „samarite”, a strona jest na 1. miejscu w bezpłatnych wynikach — przetestować niższy budżet przez 2–4 tygodnie i porównać łączną sprzedaż z wyszukiwań na markę.</w:t>
       </w:r>
     </w:p>
-    <w:bookmarkEnd w:id="48"/>
-    <w:bookmarkStart w:id="49" w:name="X1d54ffee236e390e3018d4cbbef367dda5346a6"/>
+    <w:bookmarkEnd w:id="49"/>
+    <w:bookmarkStart w:id="50" w:name="X1d54ffee236e390e3018d4cbbef367dda5346a6"/>
     <w:p>
       <w:pPr>
         <w:pStyle w:val="Heading1"/>
@@ -3960,8 +4159,8 @@
         <w:t xml:space="preserve">Udział kanałów w sprzedaży nieznany.</w:t>
       </w:r>
     </w:p>
-    <w:bookmarkEnd w:id="49"/>
-    <w:bookmarkStart w:id="50" w:name="plan-wdrożenia"/>
+    <w:bookmarkEnd w:id="50"/>
+    <w:bookmarkStart w:id="51" w:name="plan-wdrożenia"/>
     <w:p>
       <w:pPr>
         <w:pStyle w:val="Heading1"/>
@@ -4156,8 +4355,8 @@
         <w:t xml:space="preserve">przychód, konwersja i średni koszyk (sklep + GA4), udział powracających klientek, marża po rabatach i reklamie, ruch bezpłatny (Search Console), kliknięcia z Zakupów Google, wynik testu AI.</w:t>
       </w:r>
     </w:p>
-    <w:bookmarkEnd w:id="50"/>
-    <w:bookmarkStart w:id="51" w:name="źródła"/>
+    <w:bookmarkEnd w:id="51"/>
+    <w:bookmarkStart w:id="52" w:name="źródła"/>
     <w:p>
       <w:pPr>
         <w:pStyle w:val="Heading1"/>
@@ -4170,7 +4369,7 @@
       <w:pPr>
         <w:numPr>
           <w:ilvl w:val="0"/>
-          <w:numId w:val="1017"/>
+          <w:numId w:val="1018"/>
         </w:numPr>
         <w:pStyle w:val="Compact"/>
       </w:pPr>
@@ -4182,7 +4381,7 @@
       <w:pPr>
         <w:numPr>
           <w:ilvl w:val="0"/>
-          <w:numId w:val="1017"/>
+          <w:numId w:val="1018"/>
         </w:numPr>
         <w:pStyle w:val="Compact"/>
       </w:pPr>
@@ -4194,7 +4393,7 @@
       <w:pPr>
         <w:numPr>
           <w:ilvl w:val="0"/>
-          <w:numId w:val="1017"/>
+          <w:numId w:val="1018"/>
         </w:numPr>
         <w:pStyle w:val="Compact"/>
       </w:pPr>
@@ -4206,7 +4405,7 @@
       <w:pPr>
         <w:numPr>
           <w:ilvl w:val="0"/>
-          <w:numId w:val="1017"/>
+          <w:numId w:val="1018"/>
         </w:numPr>
         <w:pStyle w:val="Compact"/>
       </w:pPr>
@@ -4218,7 +4417,7 @@
       <w:pPr>
         <w:numPr>
           <w:ilvl w:val="0"/>
-          <w:numId w:val="1017"/>
+          <w:numId w:val="1018"/>
         </w:numPr>
         <w:pStyle w:val="Compact"/>
       </w:pPr>
@@ -4230,7 +4429,7 @@
       <w:pPr>
         <w:numPr>
           <w:ilvl w:val="0"/>
-          <w:numId w:val="1017"/>
+          <w:numId w:val="1018"/>
         </w:numPr>
         <w:pStyle w:val="Compact"/>
       </w:pPr>
@@ -4242,7 +4441,7 @@
       <w:pPr>
         <w:numPr>
           <w:ilvl w:val="0"/>
-          <w:numId w:val="1017"/>
+          <w:numId w:val="1018"/>
         </w:numPr>
         <w:pStyle w:val="Compact"/>
       </w:pPr>
@@ -4254,7 +4453,7 @@
       <w:pPr>
         <w:numPr>
           <w:ilvl w:val="0"/>
-          <w:numId w:val="1017"/>
+          <w:numId w:val="1018"/>
         </w:numPr>
         <w:pStyle w:val="Compact"/>
       </w:pPr>
@@ -4266,7 +4465,7 @@
       <w:pPr>
         <w:numPr>
           <w:ilvl w:val="0"/>
-          <w:numId w:val="1017"/>
+          <w:numId w:val="1018"/>
         </w:numPr>
         <w:pStyle w:val="Compact"/>
       </w:pPr>
@@ -4278,7 +4477,7 @@
       <w:pPr>
         <w:numPr>
           <w:ilvl w:val="0"/>
-          <w:numId w:val="1017"/>
+          <w:numId w:val="1018"/>
         </w:numPr>
         <w:pStyle w:val="Compact"/>
       </w:pPr>
@@ -4290,7 +4489,7 @@
       <w:pPr>
         <w:numPr>
           <w:ilvl w:val="0"/>
-          <w:numId w:val="1017"/>
+          <w:numId w:val="1018"/>
         </w:numPr>
         <w:pStyle w:val="Compact"/>
       </w:pPr>
@@ -4302,7 +4501,7 @@
       <w:pPr>
         <w:numPr>
           <w:ilvl w:val="0"/>
-          <w:numId w:val="1017"/>
+          <w:numId w:val="1018"/>
         </w:numPr>
         <w:pStyle w:val="Compact"/>
       </w:pPr>
@@ -4310,8 +4509,8 @@
         <w:t xml:space="preserve">Google, UOKiK, EUR-Lex, OpenAI, Perplexity — linki w odpowiednich sekcjach.</w:t>
       </w:r>
     </w:p>
-    <w:bookmarkEnd w:id="51"/>
-    <w:bookmarkStart w:id="52" w:name="zmiany-względem-wersji-1"/>
+    <w:bookmarkEnd w:id="52"/>
+    <w:bookmarkStart w:id="53" w:name="zmiany-względem-wersji-1"/>
     <w:p>
       <w:pPr>
         <w:pStyle w:val="Heading1"/>
@@ -4324,7 +4523,7 @@
       <w:pPr>
         <w:numPr>
           <w:ilvl w:val="0"/>
-          <w:numId w:val="1018"/>
+          <w:numId w:val="1019"/>
         </w:numPr>
       </w:pPr>
       <w:r>
@@ -4335,7 +4534,7 @@
       <w:pPr>
         <w:numPr>
           <w:ilvl w:val="0"/>
-          <w:numId w:val="1018"/>
+          <w:numId w:val="1019"/>
         </w:numPr>
       </w:pPr>
       <w:r>
@@ -4346,7 +4545,7 @@
       <w:pPr>
         <w:numPr>
           <w:ilvl w:val="0"/>
-          <w:numId w:val="1018"/>
+          <w:numId w:val="1019"/>
         </w:numPr>
       </w:pPr>
       <w:r>
@@ -4357,7 +4556,7 @@
       <w:pPr>
         <w:numPr>
           <w:ilvl w:val="0"/>
-          <w:numId w:val="1018"/>
+          <w:numId w:val="1019"/>
         </w:numPr>
       </w:pPr>
       <w:r>
@@ -4368,7 +4567,7 @@
       <w:pPr>
         <w:numPr>
           <w:ilvl w:val="0"/>
-          <w:numId w:val="1018"/>
+          <w:numId w:val="1019"/>
         </w:numPr>
       </w:pPr>
       <w:r>
@@ -4379,7 +4578,7 @@
       <w:pPr>
         <w:numPr>
           <w:ilvl w:val="0"/>
-          <w:numId w:val="1018"/>
+          <w:numId w:val="1019"/>
         </w:numPr>
       </w:pPr>
       <w:r>
@@ -4390,7 +4589,7 @@
       <w:pPr>
         <w:numPr>
           <w:ilvl w:val="0"/>
-          <w:numId w:val="1018"/>
+          <w:numId w:val="1019"/>
         </w:numPr>
       </w:pPr>
       <w:r>
@@ -4401,7 +4600,7 @@
       <w:pPr>
         <w:numPr>
           <w:ilvl w:val="0"/>
-          <w:numId w:val="1018"/>
+          <w:numId w:val="1019"/>
         </w:numPr>
       </w:pPr>
       <w:r>
@@ -4412,14 +4611,14 @@
       <w:pPr>
         <w:numPr>
           <w:ilvl w:val="0"/>
-          <w:numId w:val="1018"/>
+          <w:numId w:val="1019"/>
         </w:numPr>
       </w:pPr>
       <w:r>
         <w:t xml:space="preserve">Dodano: ścieżkę zakupu i dane sprzedażowe (pkt 1), politykę promocji i marżę (pkt 6), e-mail/SMS (pkt 7), przykłady „obecnie → propozycja” dla tytułów i opisów.</w:t>
       </w:r>
     </w:p>
-    <w:bookmarkEnd w:id="52"/>
+    <w:bookmarkEnd w:id="53"/>
     <w:sectPr/>
   </w:body>
 </w:document>
@@ -4796,6 +4995,9 @@
     <w:abstractNumId w:val="991"/>
   </w:num>
   <w:num w:numId="1018">
+    <w:abstractNumId w:val="991"/>
+  </w:num>
+  <w:num w:numId="1019">
     <w:abstractNumId w:val="991"/>
   </w:num>
 </w:numbering>
